--- a/vvdn/converters/dc-dc/non-isolated/buck-converter.docx
+++ b/vvdn/converters/dc-dc/non-isolated/buck-converter.docx
@@ -169,37 +169,3821 @@
                 <w:color w:val="2D3748"/>
                 <w:sz w:val="18"/>
               </w:rPr>
-              <w:t xml:space="preserve">                     Synchronous Step-Down (Buck) Converter</w:t>
+              <w:t>========================================================================================</w:t>
               <w:br/>
-              <w:t xml:space="preserve">   +Vin DC ────┬─────────────────────────────────────────────────────────────┐</w:t>
+              <w:t xml:space="preserve">        DETAILED HARDWARE SCHEMATIC: SYNCHRONOUS BUCK DC-DC CONVERTER (12V -&gt; 1.2V/20A)</w:t>
               <w:br/>
-              <w:t xml:space="preserve">               │                                                             │</w:t>
+              <w:t>========================================================================================</w:t>
               <w:br/>
-              <w:t xml:space="preserve">           Drain (D)                                                        ┌┴┐</w:t>
               <w:br/>
-              <w:t xml:space="preserve">           ┌───┴───┐ Q1 (High-Side Switch)                                  │ │ C_in</w:t>
+              <w:t xml:space="preserve">                  +-----------------[ D_boot: DFLS1100 ]&lt;------+ +V_DRV (+5V / +12V)</w:t>
               <w:br/>
-              <w:t xml:space="preserve">           │  HS   │                                                        └┬┘</w:t>
+              <w:t xml:space="preserve">                  |                 [ 100V / 1A Schottky]      |</w:t>
               <w:br/>
-              <w:t xml:space="preserve">           └───┬───┘                                                         │</w:t>
+              <w:t xml:space="preserve">                  |                                           [R_boot: 2.2Ω]</w:t>
               <w:br/>
-              <w:t xml:space="preserve">               │ Source (S)                                                  │</w:t>
+              <w:t xml:space="preserve">                  |                                            |</w:t>
               <w:br/>
-              <w:t xml:space="preserve">               ├─── Switching Node (SW / PHASE) ───[ Inductor L ]──┬─────────┼───&gt; +Vout</w:t>
+              <w:t xml:space="preserve">                  |     +-----------[ C_boot: 0.1µF/50V X7R ]--+</w:t>
               <w:br/>
-              <w:t xml:space="preserve">               │                                                   │         │</w:t>
+              <w:t xml:space="preserve">                  |     |                                      |</w:t>
               <w:br/>
-              <w:t xml:space="preserve">           Drain (D)                                              ┌┴┐       ┌┴┐</w:t>
+              <w:t xml:space="preserve">                  |     |   +---[ GATE DRIVER IC (e.g. UCC27282 / LM5113) ]---+</w:t>
               <w:br/>
-              <w:t xml:space="preserve">           ┌───┴───┐ Q2 (Low-Side / Sync Rectifier)               │ │ C_out │ │ R_load</w:t>
+              <w:t xml:space="preserve">                  |     |   |                                                 |</w:t>
               <w:br/>
-              <w:t xml:space="preserve">           │  LS   │ (Replaces Freewheel Diode)                   └┬┘       └┬┘</w:t>
+              <w:t xml:space="preserve">                  |     |   | [BOOT] Pin 1                                    |</w:t>
               <w:br/>
-              <w:t xml:space="preserve">           └───┬───┘                                               │         │</w:t>
+              <w:t xml:space="preserve">                  +--------&gt;| BOOT      [HO] Pin 8 ----[ R_g1: 2.2Ω ]----+    |</w:t>
               <w:br/>
-              <w:t xml:space="preserve">               │ Source (S)                                        │         │</w:t>
+              <w:t xml:space="preserve">                        |   |                                            |    |</w:t>
               <w:br/>
-              <w:t xml:space="preserve">   GND ────────┴───────────────────────────────────────────────────┴─────────┴─── GND</w:t>
+              <w:t xml:space="preserve">                        +--&gt;| PHASE/SW  [LO] Pin 5 ----[ R_g2: 1.0Ω ]--+ |    |</w:t>
+              <w:br/>
+              <w:t xml:space="preserve">                            |                                          | |    |</w:t>
+              <w:br/>
+              <w:t xml:space="preserve">          PWM_IN ----------&gt;| IN_HS/IN_LS    [VCC] Pin 2 &lt;--- +V_DRV   | |    |</w:t>
+              <w:br/>
+              <w:t xml:space="preserve">                            |                                          | |    |</w:t>
+              <w:br/>
+              <w:t xml:space="preserve">                            | COM/PGND Pin 4 ───+                      | |    |</w:t>
+              <w:br/>
+              <w:t xml:space="preserve">                            +-------------------|----------------------+ |    |</w:t>
+              <w:br/>
+              <w:t xml:space="preserve">                                                |                        |    |</w:t>
+              <w:br/>
+              <w:t xml:space="preserve">    +VIN (+12V DC) ─────────────────────────────|───+                    |    |</w:t>
+              <w:br/>
+              <w:t xml:space="preserve">        │                                       │   │ Drain (D)          |    |</w:t>
+              <w:br/>
+              <w:t xml:space="preserve">       [F1: 25A Fuse]                           │  ┌┴───────────────┐    |    |</w:t>
+              <w:br/>
+              <w:t xml:space="preserve">        │                                       │  │ Q1: HS N-MOSFET│&lt;---+    |</w:t>
+              <w:br/>
+              <w:t xml:space="preserve">       ┌┴─────────────────┐                     │  │ BSC022N04LS    │ (Gate)  |</w:t>
+              <w:br/>
+              <w:t xml:space="preserve">       │ CIN_BULK         │                     │  │ (40V, 2.2mΩ)   │         |</w:t>
+              <w:br/>
+              <w:t xml:space="preserve">      ┌┴┐ 100µF/25V Poly ┌┴┐ CIN_CER            │  └┬───────────────┘         |</w:t>
+              <w:br/>
+              <w:t xml:space="preserve">      │ │ (Low-ESR 8mΩ)  │ │ 2x 22µF/25V X7R    │   │ Source (S)              |</w:t>
+              <w:br/>
+              <w:t xml:space="preserve">      └┬┘                └┬┘                    │   │                         |</w:t>
+              <w:br/>
+              <w:t xml:space="preserve">       │                  │                     │   +=== SWITCHING NODE (SW)  |</w:t>
+              <w:br/>
+              <w:t xml:space="preserve">       │                  │                     │   |    (High dv/dt node)    |</w:t>
+              <w:br/>
+              <w:t xml:space="preserve">       │                  │                     │   |                         |</w:t>
+              <w:br/>
+              <w:t xml:space="preserve">       │                  │    +----------------+   ├──[ R_snub: 2.2Ω ]       |</w:t>
+              <w:br/>
+              <w:t xml:space="preserve">       │                  │    |                |   │         │               |</w:t>
+              <w:br/>
+              <w:t xml:space="preserve">       │                  │    |                |   │   [ C_snub: 1nF/50V ]   |</w:t>
+              <w:br/>
+              <w:t xml:space="preserve">       │                  │    |                |   │         │               |</w:t>
+              <w:br/>
+              <w:t xml:space="preserve">       │                  │    |                |   │        PGND             |</w:t>
+              <w:br/>
+              <w:t xml:space="preserve">       │                  │    |                |   │                         |</w:t>
+              <w:br/>
+              <w:t xml:space="preserve">       │                  │    |                |   │ Drain (D)               |</w:t>
+              <w:br/>
+              <w:t xml:space="preserve">       │                  │    |                |  ┌┴───────────────┐         |</w:t>
+              <w:br/>
+              <w:t xml:space="preserve">       │                  │    |                |  │ Q2: LS N-MOSFET│&lt;--------+</w:t>
+              <w:br/>
+              <w:t xml:space="preserve">       │                  │    |                |  │ BSC014N04LS    │ (Gate)</w:t>
+              <w:br/>
+              <w:t xml:space="preserve">       │                  │    |                |  │ (40V, 1.4mΩ)   │</w:t>
+              <w:br/>
+              <w:t xml:space="preserve">       │                  │    |                |  └┬───────────────┘</w:t>
+              <w:br/>
+              <w:t xml:space="preserve">       │                  │    |                |   │ Source (S)</w:t>
+              <w:br/>
+              <w:t xml:space="preserve">       │                  │    |                |   │</w:t>
+              <w:br/>
+              <w:t xml:space="preserve">       │                  │    |                |   +---------------------+</w:t>
+              <w:br/>
+              <w:t xml:space="preserve">       │                  │    |                |   │                     │</w:t>
+              <w:br/>
+              <w:t xml:space="preserve">       │                  │    |                |  ┌┴┐ R_shunt           ┌┴┐ D_FW (Opt)</w:t>
+              <w:br/>
+              <w:t xml:space="preserve">       │                  │    |                │  │ │ 1.0mΩ/2W 1%       │&gt;│ Schottky</w:t>
+              <w:br/>
+              <w:t xml:space="preserve">       │                  │    |                │  └┬┘ (Current Sense)   └┬┘ (Low Vf)</w:t>
+              <w:br/>
+              <w:t xml:space="preserve">       │                  │    |                │   │                     │</w:t>
+              <w:br/>
+              <w:t xml:space="preserve">   PGND┴──────────────────┴────┴────────────────┴───┴─────────────────────┴──── PGND</w:t>
+              <w:br/>
+              <w:t xml:space="preserve">                                                    │</w:t>
+              <w:br/>
+              <w:t xml:space="preserve">                                +===================+===================+</w:t>
+              <w:br/>
+              <w:t xml:space="preserve">                                |  POWER INDUCTOR &amp; CURRENT SENSING     |</w:t>
+              <w:br/>
+              <w:t xml:space="preserve">                                +===================+===================+</w:t>
+              <w:br/>
+              <w:t xml:space="preserve">                                                    │</w:t>
+              <w:br/>
+              <w:t xml:space="preserve">                                                    │</w:t>
+              <w:br/>
+              <w:t xml:space="preserve">   SWITCHING NODE (SW) ───[ L1: 0.36µH / 32A ]──────┴─────────+───────&gt; +VOUT (+1.2V/20A)</w:t>
+              <w:br/>
+              <w:t xml:space="preserve">                          IHLP-5050EZ-01                      │</w:t>
+              <w:br/>
+              <w:t xml:space="preserve">                          (DCR = 1.3mΩ shielded)             ┌┴──────────────────┐</w:t>
+              <w:br/>
+              <w:t xml:space="preserve">                                                             │ COUT_BULK         │</w:t>
+              <w:br/>
+              <w:t xml:space="preserve">                                                            ┌┴┐ 470µF/4V Poly   ┌┴┐ COUT_CER</w:t>
+              <w:br/>
+              <w:t xml:space="preserve">                                                            │ │ (ESR = 5mΩ)     │ │ 4x 47µF/6.3V</w:t>
+              <w:br/>
+              <w:t xml:space="preserve">                                                            └┬┘                 └┬┘ X7R 1210</w:t>
+              <w:br/>
+              <w:t xml:space="preserve">                                                             │                   │</w:t>
+              <w:br/>
+              <w:t xml:space="preserve">                                                             │      +VOUT        │</w:t>
+              <w:br/>
+              <w:t xml:space="preserve">                                                             │        │          │</w:t>
+              <w:br/>
+              <w:t xml:space="preserve">                                                             │     [ R_fb1: 5.1kΩ, 0.1% ]</w:t>
+              <w:br/>
+              <w:t xml:space="preserve">                                                             │        │</w:t>
+              <w:br/>
+              <w:t xml:space="preserve">                                                             │        +---&gt; V_FB (To Controller)</w:t>
+              <w:br/>
+              <w:t xml:space="preserve">                                                             │        │     (V_ref = 0.600V)</w:t>
+              <w:br/>
+              <w:t xml:space="preserve">                                                             │     [ R_fb2: 5.1kΩ, 0.1% ]</w:t>
+              <w:br/>
+              <w:t xml:space="preserve">                                                             │        │</w:t>
+              <w:br/>
+              <w:t xml:space="preserve">                                                             │       AGND (Quiet Ground)</w:t>
+              <w:br/>
+              <w:t xml:space="preserve">                                                             │        │</w:t>
+              <w:br/>
+              <w:t xml:space="preserve">                                                             │     (Single Star Point)</w:t>
+              <w:br/>
+              <w:t xml:space="preserve">   PGND (Power Ground) ──────────────────────────────────────┴────────+────────&gt; GND (Return)</w:t>
+            </w:r>
+          </w:p>
+        </w:tc>
+      </w:tr>
+    </w:tbl>
+    <w:p/>
+    <w:p>
+      <w:pPr>
+        <w:spacing w:before="160" w:after="80"/>
+      </w:pPr>
+      <w:r>
+        <w:rPr>
+          <w:b/>
+          <w:color w:val="4682B4"/>
+          <w:sz w:val="24"/>
+        </w:rPr>
+        <w:t>1.1 Detailed Component Connection Netlist &amp; Terminal Details:</w:t>
+      </w:r>
+    </w:p>
+    <w:tbl>
+      <w:tblPr>
+        <w:tblW w:type="auto" w:w="0"/>
+        <w:jc w:val="center"/>
+        <w:tblLook w:firstColumn="1" w:firstRow="1" w:lastColumn="0" w:lastRow="0" w:noHBand="0" w:noVBand="1" w:val="04A0"/>
+        <w:tblBorders>
+          <w:top w:val="single" w:sz="4" w:space="0" w:color="D0D7DE"/>
+          <w:left w:val="none"/>
+          <w:bottom w:val="single" w:sz="8" w:space="0" w:color="D0D7DE"/>
+          <w:right w:val="none"/>
+          <w:insideH w:val="single" w:sz="4" w:space="0" w:color="D0D7DE"/>
+          <w:insideV w:val="none"/>
+        </w:tblBorders>
+      </w:tblPr>
+      <w:tblGrid>
+        <w:gridCol w:w="1958"/>
+        <w:gridCol w:w="1958"/>
+        <w:gridCol w:w="1958"/>
+        <w:gridCol w:w="1958"/>
+        <w:gridCol w:w="1958"/>
+      </w:tblGrid>
+      <w:tr>
+        <w:tc>
+          <w:tcPr>
+            <w:tcW w:type="dxa" w:w="1958"/>
+            <w:shd w:fill="204A6E"/>
+            <w:tcMar>
+              <w:top w:w="100" w:type="dxa"/>
+              <w:bottom w:w="100" w:type="dxa"/>
+              <w:left w:w="120" w:type="dxa"/>
+              <w:right w:w="120" w:type="dxa"/>
+            </w:tcMar>
+            <w:vAlign w:val="center"/>
+          </w:tcPr>
+          <w:p>
+            <w:pPr>
+              <w:spacing w:after="0"/>
+            </w:pPr>
+            <w:r>
+              <w:rPr>
+                <w:b/>
+                <w:color w:val="FFFFFF"/>
+                <w:sz w:val="19"/>
+              </w:rPr>
+              <w:t>Net Name</w:t>
+            </w:r>
+          </w:p>
+        </w:tc>
+        <w:tc>
+          <w:tcPr>
+            <w:tcW w:type="dxa" w:w="1958"/>
+            <w:shd w:fill="204A6E"/>
+            <w:tcMar>
+              <w:top w:w="100" w:type="dxa"/>
+              <w:bottom w:w="100" w:type="dxa"/>
+              <w:left w:w="120" w:type="dxa"/>
+              <w:right w:w="120" w:type="dxa"/>
+            </w:tcMar>
+            <w:vAlign w:val="center"/>
+          </w:tcPr>
+          <w:p>
+            <w:pPr>
+              <w:spacing w:after="0"/>
+            </w:pPr>
+            <w:r>
+              <w:rPr>
+                <w:b/>
+                <w:color w:val="FFFFFF"/>
+                <w:sz w:val="19"/>
+              </w:rPr>
+              <w:t>Source (Pin / Terminal)</w:t>
+            </w:r>
+          </w:p>
+        </w:tc>
+        <w:tc>
+          <w:tcPr>
+            <w:tcW w:type="dxa" w:w="1958"/>
+            <w:shd w:fill="204A6E"/>
+            <w:tcMar>
+              <w:top w:w="100" w:type="dxa"/>
+              <w:bottom w:w="100" w:type="dxa"/>
+              <w:left w:w="120" w:type="dxa"/>
+              <w:right w:w="120" w:type="dxa"/>
+            </w:tcMar>
+            <w:vAlign w:val="center"/>
+          </w:tcPr>
+          <w:p>
+            <w:pPr>
+              <w:spacing w:after="0"/>
+            </w:pPr>
+            <w:r>
+              <w:rPr>
+                <w:b/>
+                <w:color w:val="FFFFFF"/>
+                <w:sz w:val="19"/>
+              </w:rPr>
+              <w:t>Destination (Pin / Terminal)</w:t>
+            </w:r>
+          </w:p>
+        </w:tc>
+        <w:tc>
+          <w:tcPr>
+            <w:tcW w:type="dxa" w:w="1958"/>
+            <w:shd w:fill="204A6E"/>
+            <w:tcMar>
+              <w:top w:w="100" w:type="dxa"/>
+              <w:bottom w:w="100" w:type="dxa"/>
+              <w:left w:w="120" w:type="dxa"/>
+              <w:right w:w="120" w:type="dxa"/>
+            </w:tcMar>
+            <w:vAlign w:val="center"/>
+          </w:tcPr>
+          <w:p>
+            <w:pPr>
+              <w:spacing w:after="0"/>
+            </w:pPr>
+            <w:r>
+              <w:rPr>
+                <w:b/>
+                <w:color w:val="FFFFFF"/>
+                <w:sz w:val="19"/>
+              </w:rPr>
+              <w:t>Electrical Function</w:t>
+            </w:r>
+          </w:p>
+        </w:tc>
+        <w:tc>
+          <w:tcPr>
+            <w:tcW w:type="dxa" w:w="1958"/>
+            <w:shd w:fill="204A6E"/>
+            <w:tcMar>
+              <w:top w:w="100" w:type="dxa"/>
+              <w:bottom w:w="100" w:type="dxa"/>
+              <w:left w:w="120" w:type="dxa"/>
+              <w:right w:w="120" w:type="dxa"/>
+            </w:tcMar>
+            <w:vAlign w:val="center"/>
+          </w:tcPr>
+          <w:p>
+            <w:pPr>
+              <w:spacing w:after="0"/>
+            </w:pPr>
+            <w:r>
+              <w:rPr>
+                <w:b/>
+                <w:color w:val="FFFFFF"/>
+                <w:sz w:val="19"/>
+              </w:rPr>
+              <w:t>Hardware Engineering Notes</w:t>
+            </w:r>
+          </w:p>
+        </w:tc>
+      </w:tr>
+      <w:tr>
+        <w:tc>
+          <w:tcPr>
+            <w:tcW w:type="dxa" w:w="1958"/>
+            <w:tcMar>
+              <w:top w:w="80" w:type="dxa"/>
+              <w:bottom w:w="80" w:type="dxa"/>
+              <w:left w:w="120" w:type="dxa"/>
+              <w:right w:w="120" w:type="dxa"/>
+            </w:tcMar>
+            <w:vAlign w:val="center"/>
+          </w:tcPr>
+          <w:p>
+            <w:pPr>
+              <w:spacing w:after="0"/>
+            </w:pPr>
+            <w:r>
+              <w:rPr>
+                <w:b/>
+                <w:color w:val="282C34"/>
+                <w:sz w:val="18"/>
+              </w:rPr>
+              <w:t>+VIN_RAW</w:t>
+            </w:r>
+          </w:p>
+        </w:tc>
+        <w:tc>
+          <w:tcPr>
+            <w:tcW w:type="dxa" w:w="1958"/>
+            <w:tcMar>
+              <w:top w:w="80" w:type="dxa"/>
+              <w:bottom w:w="80" w:type="dxa"/>
+              <w:left w:w="120" w:type="dxa"/>
+              <w:right w:w="120" w:type="dxa"/>
+            </w:tcMar>
+            <w:vAlign w:val="center"/>
+          </w:tcPr>
+          <w:p>
+            <w:pPr>
+              <w:spacing w:after="0"/>
+            </w:pPr>
+            <w:r>
+              <w:rPr>
+                <w:color w:val="282C34"/>
+                <w:sz w:val="18"/>
+              </w:rPr>
+              <w:t>Input Connector Pin 1</w:t>
+            </w:r>
+          </w:p>
+        </w:tc>
+        <w:tc>
+          <w:tcPr>
+            <w:tcW w:type="dxa" w:w="1958"/>
+            <w:tcMar>
+              <w:top w:w="80" w:type="dxa"/>
+              <w:bottom w:w="80" w:type="dxa"/>
+              <w:left w:w="120" w:type="dxa"/>
+              <w:right w:w="120" w:type="dxa"/>
+            </w:tcMar>
+            <w:vAlign w:val="center"/>
+          </w:tcPr>
+          <w:p>
+            <w:pPr>
+              <w:spacing w:after="0"/>
+            </w:pPr>
+            <w:r>
+              <w:rPr>
+                <w:color w:val="282C34"/>
+                <w:sz w:val="18"/>
+              </w:rPr>
+              <w:t xml:space="preserve">Fuse </w:t>
+            </w:r>
+            <w:r>
+              <w:rPr>
+                <w:i/>
+                <w:color w:val="145AA0"/>
+                <w:sz w:val="18"/>
+              </w:rPr>
+              <w:t>F_1</w:t>
+            </w:r>
+            <w:r>
+              <w:rPr>
+                <w:color w:val="282C34"/>
+                <w:sz w:val="18"/>
+              </w:rPr>
+              <w:t xml:space="preserve"> Terminal 1</w:t>
+            </w:r>
+          </w:p>
+        </w:tc>
+        <w:tc>
+          <w:tcPr>
+            <w:tcW w:type="dxa" w:w="1958"/>
+            <w:tcMar>
+              <w:top w:w="80" w:type="dxa"/>
+              <w:bottom w:w="80" w:type="dxa"/>
+              <w:left w:w="120" w:type="dxa"/>
+              <w:right w:w="120" w:type="dxa"/>
+            </w:tcMar>
+            <w:vAlign w:val="center"/>
+          </w:tcPr>
+          <w:p>
+            <w:pPr>
+              <w:spacing w:after="0"/>
+            </w:pPr>
+            <w:r>
+              <w:rPr>
+                <w:color w:val="282C34"/>
+                <w:sz w:val="18"/>
+              </w:rPr>
+              <w:t>Unfiltered +12V DC input bus</w:t>
+            </w:r>
+          </w:p>
+        </w:tc>
+        <w:tc>
+          <w:tcPr>
+            <w:tcW w:type="dxa" w:w="1958"/>
+            <w:tcMar>
+              <w:top w:w="80" w:type="dxa"/>
+              <w:bottom w:w="80" w:type="dxa"/>
+              <w:left w:w="120" w:type="dxa"/>
+              <w:right w:w="120" w:type="dxa"/>
+            </w:tcMar>
+            <w:vAlign w:val="center"/>
+          </w:tcPr>
+          <w:p>
+            <w:pPr>
+              <w:spacing w:after="0"/>
+            </w:pPr>
+            <w:r>
+              <w:rPr>
+                <w:color w:val="282C34"/>
+                <w:sz w:val="18"/>
+              </w:rPr>
+              <w:t>Size trace for 25A continuous rating with 2 oz copper minimum.</w:t>
+            </w:r>
+          </w:p>
+        </w:tc>
+      </w:tr>
+      <w:tr>
+        <w:tc>
+          <w:tcPr>
+            <w:tcW w:type="dxa" w:w="1958"/>
+            <w:shd w:fill="F4F7F9"/>
+            <w:tcMar>
+              <w:top w:w="80" w:type="dxa"/>
+              <w:bottom w:w="80" w:type="dxa"/>
+              <w:left w:w="120" w:type="dxa"/>
+              <w:right w:w="120" w:type="dxa"/>
+            </w:tcMar>
+            <w:vAlign w:val="center"/>
+          </w:tcPr>
+          <w:p>
+            <w:pPr>
+              <w:spacing w:after="0"/>
+            </w:pPr>
+            <w:r>
+              <w:rPr>
+                <w:b/>
+                <w:color w:val="282C34"/>
+                <w:sz w:val="18"/>
+              </w:rPr>
+              <w:t>+VIN_FILT</w:t>
+            </w:r>
+          </w:p>
+        </w:tc>
+        <w:tc>
+          <w:tcPr>
+            <w:tcW w:type="dxa" w:w="1958"/>
+            <w:shd w:fill="F4F7F9"/>
+            <w:tcMar>
+              <w:top w:w="80" w:type="dxa"/>
+              <w:bottom w:w="80" w:type="dxa"/>
+              <w:left w:w="120" w:type="dxa"/>
+              <w:right w:w="120" w:type="dxa"/>
+            </w:tcMar>
+            <w:vAlign w:val="center"/>
+          </w:tcPr>
+          <w:p>
+            <w:pPr>
+              <w:spacing w:after="0"/>
+            </w:pPr>
+            <w:r>
+              <w:rPr>
+                <w:color w:val="282C34"/>
+                <w:sz w:val="18"/>
+              </w:rPr>
+              <w:t xml:space="preserve">Fuse </w:t>
+            </w:r>
+            <w:r>
+              <w:rPr>
+                <w:i/>
+                <w:color w:val="145AA0"/>
+                <w:sz w:val="18"/>
+              </w:rPr>
+              <w:t>F_1</w:t>
+            </w:r>
+            <w:r>
+              <w:rPr>
+                <w:color w:val="282C34"/>
+                <w:sz w:val="18"/>
+              </w:rPr>
+              <w:t xml:space="preserve"> Terminal 2</w:t>
+            </w:r>
+          </w:p>
+        </w:tc>
+        <w:tc>
+          <w:tcPr>
+            <w:tcW w:type="dxa" w:w="1958"/>
+            <w:shd w:fill="F4F7F9"/>
+            <w:tcMar>
+              <w:top w:w="80" w:type="dxa"/>
+              <w:bottom w:w="80" w:type="dxa"/>
+              <w:left w:w="120" w:type="dxa"/>
+              <w:right w:w="120" w:type="dxa"/>
+            </w:tcMar>
+            <w:vAlign w:val="center"/>
+          </w:tcPr>
+          <w:p>
+            <w:pPr>
+              <w:spacing w:after="0"/>
+            </w:pPr>
+            <w:r>
+              <w:rPr>
+                <w:i/>
+                <w:color w:val="145AA0"/>
+                <w:sz w:val="18"/>
+              </w:rPr>
+              <w:t>C_{in,bulk</w:t>
+            </w:r>
+            <w:r>
+              <w:rPr>
+                <w:color w:val="282C34"/>
+                <w:sz w:val="18"/>
+              </w:rPr>
+              <w:t xml:space="preserve"> (+), </w:t>
+            </w:r>
+            <w:r>
+              <w:rPr>
+                <w:i/>
+                <w:color w:val="145AA0"/>
+                <w:sz w:val="18"/>
+              </w:rPr>
+              <w:t>C_{in,cer</w:t>
+            </w:r>
+            <w:r>
+              <w:rPr>
+                <w:color w:val="282C34"/>
+                <w:sz w:val="18"/>
+              </w:rPr>
+              <w:t xml:space="preserve"> (+), </w:t>
+            </w:r>
+            <w:r>
+              <w:rPr>
+                <w:i/>
+                <w:color w:val="145AA0"/>
+                <w:sz w:val="18"/>
+              </w:rPr>
+              <w:t>Q_1</w:t>
+            </w:r>
+            <w:r>
+              <w:rPr>
+                <w:color w:val="282C34"/>
+                <w:sz w:val="18"/>
+              </w:rPr>
+              <w:t xml:space="preserve"> Drain</w:t>
+            </w:r>
+          </w:p>
+        </w:tc>
+        <w:tc>
+          <w:tcPr>
+            <w:tcW w:type="dxa" w:w="1958"/>
+            <w:shd w:fill="F4F7F9"/>
+            <w:tcMar>
+              <w:top w:w="80" w:type="dxa"/>
+              <w:bottom w:w="80" w:type="dxa"/>
+              <w:left w:w="120" w:type="dxa"/>
+              <w:right w:w="120" w:type="dxa"/>
+            </w:tcMar>
+            <w:vAlign w:val="center"/>
+          </w:tcPr>
+          <w:p>
+            <w:pPr>
+              <w:spacing w:after="0"/>
+            </w:pPr>
+            <w:r>
+              <w:rPr>
+                <w:color w:val="282C34"/>
+                <w:sz w:val="18"/>
+              </w:rPr>
+              <w:t>Decoupled input high-voltage rail</w:t>
+            </w:r>
+          </w:p>
+        </w:tc>
+        <w:tc>
+          <w:tcPr>
+            <w:tcW w:type="dxa" w:w="1958"/>
+            <w:shd w:fill="F4F7F9"/>
+            <w:tcMar>
+              <w:top w:w="80" w:type="dxa"/>
+              <w:bottom w:w="80" w:type="dxa"/>
+              <w:left w:w="120" w:type="dxa"/>
+              <w:right w:w="120" w:type="dxa"/>
+            </w:tcMar>
+            <w:vAlign w:val="center"/>
+          </w:tcPr>
+          <w:p>
+            <w:pPr>
+              <w:spacing w:after="0"/>
+            </w:pPr>
+            <w:r>
+              <w:rPr>
+                <w:color w:val="282C34"/>
+                <w:sz w:val="18"/>
+              </w:rPr>
+              <w:t xml:space="preserve">Place </w:t>
+            </w:r>
+            <w:r>
+              <w:rPr>
+                <w:i/>
+                <w:color w:val="145AA0"/>
+                <w:sz w:val="18"/>
+              </w:rPr>
+              <w:t>C_{in,cer</w:t>
+            </w:r>
+            <w:r>
+              <w:rPr>
+                <w:color w:val="282C34"/>
+                <w:sz w:val="18"/>
+              </w:rPr>
+              <w:t xml:space="preserve"> immediately adjacent to </w:t>
+            </w:r>
+            <w:r>
+              <w:rPr>
+                <w:i/>
+                <w:color w:val="145AA0"/>
+                <w:sz w:val="18"/>
+              </w:rPr>
+              <w:t>Q_1</w:t>
+            </w:r>
+            <w:r>
+              <w:rPr>
+                <w:color w:val="282C34"/>
+                <w:sz w:val="18"/>
+              </w:rPr>
+              <w:t xml:space="preserve"> Drain to minimize loop inductance.</w:t>
+            </w:r>
+          </w:p>
+        </w:tc>
+      </w:tr>
+      <w:tr>
+        <w:tc>
+          <w:tcPr>
+            <w:tcW w:type="dxa" w:w="1958"/>
+            <w:tcMar>
+              <w:top w:w="80" w:type="dxa"/>
+              <w:bottom w:w="80" w:type="dxa"/>
+              <w:left w:w="120" w:type="dxa"/>
+              <w:right w:w="120" w:type="dxa"/>
+            </w:tcMar>
+            <w:vAlign w:val="center"/>
+          </w:tcPr>
+          <w:p>
+            <w:pPr>
+              <w:spacing w:after="0"/>
+            </w:pPr>
+            <w:r>
+              <w:rPr>
+                <w:b/>
+                <w:color w:val="282C34"/>
+                <w:sz w:val="18"/>
+              </w:rPr>
+              <w:t>SW (Switching Node)</w:t>
+            </w:r>
+          </w:p>
+        </w:tc>
+        <w:tc>
+          <w:tcPr>
+            <w:tcW w:type="dxa" w:w="1958"/>
+            <w:tcMar>
+              <w:top w:w="80" w:type="dxa"/>
+              <w:bottom w:w="80" w:type="dxa"/>
+              <w:left w:w="120" w:type="dxa"/>
+              <w:right w:w="120" w:type="dxa"/>
+            </w:tcMar>
+            <w:vAlign w:val="center"/>
+          </w:tcPr>
+          <w:p>
+            <w:pPr>
+              <w:spacing w:after="0"/>
+            </w:pPr>
+            <w:r>
+              <w:rPr>
+                <w:i/>
+                <w:color w:val="145AA0"/>
+                <w:sz w:val="18"/>
+              </w:rPr>
+              <w:t>Q_1</w:t>
+            </w:r>
+            <w:r>
+              <w:rPr>
+                <w:color w:val="282C34"/>
+                <w:sz w:val="18"/>
+              </w:rPr>
+              <w:t xml:space="preserve"> Source (Pins 1-3), </w:t>
+            </w:r>
+            <w:r>
+              <w:rPr>
+                <w:i/>
+                <w:color w:val="145AA0"/>
+                <w:sz w:val="18"/>
+              </w:rPr>
+              <w:t>Q_2</w:t>
+            </w:r>
+            <w:r>
+              <w:rPr>
+                <w:color w:val="282C34"/>
+                <w:sz w:val="18"/>
+              </w:rPr>
+              <w:t xml:space="preserve"> Drain (Pins 5-8)</w:t>
+            </w:r>
+          </w:p>
+        </w:tc>
+        <w:tc>
+          <w:tcPr>
+            <w:tcW w:type="dxa" w:w="1958"/>
+            <w:tcMar>
+              <w:top w:w="80" w:type="dxa"/>
+              <w:bottom w:w="80" w:type="dxa"/>
+              <w:left w:w="120" w:type="dxa"/>
+              <w:right w:w="120" w:type="dxa"/>
+            </w:tcMar>
+            <w:vAlign w:val="center"/>
+          </w:tcPr>
+          <w:p>
+            <w:pPr>
+              <w:spacing w:after="0"/>
+            </w:pPr>
+            <w:r>
+              <w:rPr>
+                <w:color w:val="282C34"/>
+                <w:sz w:val="18"/>
+              </w:rPr>
+              <w:t xml:space="preserve">Inductor </w:t>
+            </w:r>
+            <w:r>
+              <w:rPr>
+                <w:i/>
+                <w:color w:val="145AA0"/>
+                <w:sz w:val="18"/>
+              </w:rPr>
+              <w:t>L_1</w:t>
+            </w:r>
+            <w:r>
+              <w:rPr>
+                <w:color w:val="282C34"/>
+                <w:sz w:val="18"/>
+              </w:rPr>
+              <w:t xml:space="preserve"> Pin 1, Driver PHASE (Pin 7), </w:t>
+            </w:r>
+            <w:r>
+              <w:rPr>
+                <w:i/>
+                <w:color w:val="145AA0"/>
+                <w:sz w:val="18"/>
+              </w:rPr>
+              <w:t>C_{boot</w:t>
+            </w:r>
+            <w:r>
+              <w:rPr>
+                <w:color w:val="282C34"/>
+                <w:sz w:val="18"/>
+              </w:rPr>
+              <w:t xml:space="preserve"> (-)</w:t>
+            </w:r>
+          </w:p>
+        </w:tc>
+        <w:tc>
+          <w:tcPr>
+            <w:tcW w:type="dxa" w:w="1958"/>
+            <w:tcMar>
+              <w:top w:w="80" w:type="dxa"/>
+              <w:bottom w:w="80" w:type="dxa"/>
+              <w:left w:w="120" w:type="dxa"/>
+              <w:right w:w="120" w:type="dxa"/>
+            </w:tcMar>
+            <w:vAlign w:val="center"/>
+          </w:tcPr>
+          <w:p>
+            <w:pPr>
+              <w:spacing w:after="0"/>
+            </w:pPr>
+            <w:r>
+              <w:rPr>
+                <w:color w:val="282C34"/>
+                <w:sz w:val="18"/>
+              </w:rPr>
+              <w:t xml:space="preserve">High </w:t>
+            </w:r>
+            <w:r>
+              <w:rPr>
+                <w:i/>
+                <w:color w:val="145AA0"/>
+                <w:sz w:val="18"/>
+              </w:rPr>
+              <w:t>dv/dt</w:t>
+            </w:r>
+            <w:r>
+              <w:rPr>
+                <w:color w:val="282C34"/>
+                <w:sz w:val="18"/>
+              </w:rPr>
+              <w:t xml:space="preserve"> rectangular switching node</w:t>
+            </w:r>
+          </w:p>
+        </w:tc>
+        <w:tc>
+          <w:tcPr>
+            <w:tcW w:type="dxa" w:w="1958"/>
+            <w:tcMar>
+              <w:top w:w="80" w:type="dxa"/>
+              <w:bottom w:w="80" w:type="dxa"/>
+              <w:left w:w="120" w:type="dxa"/>
+              <w:right w:w="120" w:type="dxa"/>
+            </w:tcMar>
+            <w:vAlign w:val="center"/>
+          </w:tcPr>
+          <w:p>
+            <w:pPr>
+              <w:spacing w:after="0"/>
+            </w:pPr>
+            <w:r>
+              <w:rPr>
+                <w:color w:val="282C34"/>
+                <w:sz w:val="18"/>
+              </w:rPr>
+              <w:t>Minimize copper area to reduce E-field radiated EMI; route Kelvin trace to driver.</w:t>
+            </w:r>
+          </w:p>
+        </w:tc>
+      </w:tr>
+      <w:tr>
+        <w:tc>
+          <w:tcPr>
+            <w:tcW w:type="dxa" w:w="1958"/>
+            <w:shd w:fill="F4F7F9"/>
+            <w:tcMar>
+              <w:top w:w="80" w:type="dxa"/>
+              <w:bottom w:w="80" w:type="dxa"/>
+              <w:left w:w="120" w:type="dxa"/>
+              <w:right w:w="120" w:type="dxa"/>
+            </w:tcMar>
+            <w:vAlign w:val="center"/>
+          </w:tcPr>
+          <w:p>
+            <w:pPr>
+              <w:spacing w:after="0"/>
+            </w:pPr>
+            <w:r>
+              <w:rPr>
+                <w:b/>
+                <w:color w:val="282C34"/>
+                <w:sz w:val="18"/>
+              </w:rPr>
+              <w:t>BOOT</w:t>
+            </w:r>
+          </w:p>
+        </w:tc>
+        <w:tc>
+          <w:tcPr>
+            <w:tcW w:type="dxa" w:w="1958"/>
+            <w:shd w:fill="F4F7F9"/>
+            <w:tcMar>
+              <w:top w:w="80" w:type="dxa"/>
+              <w:bottom w:w="80" w:type="dxa"/>
+              <w:left w:w="120" w:type="dxa"/>
+              <w:right w:w="120" w:type="dxa"/>
+            </w:tcMar>
+            <w:vAlign w:val="center"/>
+          </w:tcPr>
+          <w:p>
+            <w:pPr>
+              <w:spacing w:after="0"/>
+            </w:pPr>
+            <w:r>
+              <w:rPr>
+                <w:i/>
+                <w:color w:val="145AA0"/>
+                <w:sz w:val="18"/>
+              </w:rPr>
+              <w:t>D_{boot</w:t>
+            </w:r>
+            <w:r>
+              <w:rPr>
+                <w:color w:val="282C34"/>
+                <w:sz w:val="18"/>
+              </w:rPr>
+              <w:t xml:space="preserve"> Cathode, </w:t>
+            </w:r>
+            <w:r>
+              <w:rPr>
+                <w:i/>
+                <w:color w:val="145AA0"/>
+                <w:sz w:val="18"/>
+              </w:rPr>
+              <w:t>C_{boot</w:t>
+            </w:r>
+            <w:r>
+              <w:rPr>
+                <w:color w:val="282C34"/>
+                <w:sz w:val="18"/>
+              </w:rPr>
+              <w:t xml:space="preserve"> (+)</w:t>
+            </w:r>
+          </w:p>
+        </w:tc>
+        <w:tc>
+          <w:tcPr>
+            <w:tcW w:type="dxa" w:w="1958"/>
+            <w:shd w:fill="F4F7F9"/>
+            <w:tcMar>
+              <w:top w:w="80" w:type="dxa"/>
+              <w:bottom w:w="80" w:type="dxa"/>
+              <w:left w:w="120" w:type="dxa"/>
+              <w:right w:w="120" w:type="dxa"/>
+            </w:tcMar>
+            <w:vAlign w:val="center"/>
+          </w:tcPr>
+          <w:p>
+            <w:pPr>
+              <w:spacing w:after="0"/>
+            </w:pPr>
+            <w:r>
+              <w:rPr>
+                <w:color w:val="282C34"/>
+                <w:sz w:val="18"/>
+              </w:rPr>
+              <w:t>Driver IC BOOT (Pin 1)</w:t>
+            </w:r>
+          </w:p>
+        </w:tc>
+        <w:tc>
+          <w:tcPr>
+            <w:tcW w:type="dxa" w:w="1958"/>
+            <w:shd w:fill="F4F7F9"/>
+            <w:tcMar>
+              <w:top w:w="80" w:type="dxa"/>
+              <w:bottom w:w="80" w:type="dxa"/>
+              <w:left w:w="120" w:type="dxa"/>
+              <w:right w:w="120" w:type="dxa"/>
+            </w:tcMar>
+            <w:vAlign w:val="center"/>
+          </w:tcPr>
+          <w:p>
+            <w:pPr>
+              <w:spacing w:after="0"/>
+            </w:pPr>
+            <w:r>
+              <w:rPr>
+                <w:color w:val="282C34"/>
+                <w:sz w:val="18"/>
+              </w:rPr>
+              <w:t>Floating high-side supply rail</w:t>
+            </w:r>
+          </w:p>
+        </w:tc>
+        <w:tc>
+          <w:tcPr>
+            <w:tcW w:type="dxa" w:w="1958"/>
+            <w:shd w:fill="F4F7F9"/>
+            <w:tcMar>
+              <w:top w:w="80" w:type="dxa"/>
+              <w:bottom w:w="80" w:type="dxa"/>
+              <w:left w:w="120" w:type="dxa"/>
+              <w:right w:w="120" w:type="dxa"/>
+            </w:tcMar>
+            <w:vAlign w:val="center"/>
+          </w:tcPr>
+          <w:p>
+            <w:pPr>
+              <w:spacing w:after="0"/>
+            </w:pPr>
+            <w:r>
+              <w:rPr>
+                <w:color w:val="282C34"/>
+                <w:sz w:val="18"/>
+              </w:rPr>
+              <w:t xml:space="preserve">Floats at </w:t>
+            </w:r>
+            <w:r>
+              <w:rPr>
+                <w:i/>
+                <w:color w:val="145AA0"/>
+                <w:sz w:val="18"/>
+              </w:rPr>
+              <w:t>V_{SW + V_{DRV - V_F</w:t>
+            </w:r>
+            <w:r>
+              <w:rPr>
+                <w:color w:val="282C34"/>
+                <w:sz w:val="18"/>
+              </w:rPr>
+              <w:t xml:space="preserve"> (</w:t>
+            </w:r>
+            <w:r>
+              <w:rPr>
+                <w:i/>
+                <w:color w:val="145AA0"/>
+                <w:sz w:val="18"/>
+              </w:rPr>
+              <w:t>\sim 16.7\,V</w:t>
+            </w:r>
+            <w:r>
+              <w:rPr>
+                <w:color w:val="282C34"/>
+                <w:sz w:val="18"/>
+              </w:rPr>
+              <w:t xml:space="preserve"> during </w:t>
+            </w:r>
+            <w:r>
+              <w:rPr>
+                <w:i/>
+                <w:color w:val="145AA0"/>
+                <w:sz w:val="18"/>
+              </w:rPr>
+              <w:t>Q_1</w:t>
+            </w:r>
+            <w:r>
+              <w:rPr>
+                <w:color w:val="282C34"/>
+                <w:sz w:val="18"/>
+              </w:rPr>
+              <w:t xml:space="preserve"> ON state).</w:t>
+            </w:r>
+          </w:p>
+        </w:tc>
+      </w:tr>
+      <w:tr>
+        <w:tc>
+          <w:tcPr>
+            <w:tcW w:type="dxa" w:w="1958"/>
+            <w:tcMar>
+              <w:top w:w="80" w:type="dxa"/>
+              <w:bottom w:w="80" w:type="dxa"/>
+              <w:left w:w="120" w:type="dxa"/>
+              <w:right w:w="120" w:type="dxa"/>
+            </w:tcMar>
+            <w:vAlign w:val="center"/>
+          </w:tcPr>
+          <w:p>
+            <w:pPr>
+              <w:spacing w:after="0"/>
+            </w:pPr>
+            <w:r>
+              <w:rPr>
+                <w:b/>
+                <w:color w:val="282C34"/>
+                <w:sz w:val="18"/>
+              </w:rPr>
+              <w:t>GATE_HS</w:t>
+            </w:r>
+          </w:p>
+        </w:tc>
+        <w:tc>
+          <w:tcPr>
+            <w:tcW w:type="dxa" w:w="1958"/>
+            <w:tcMar>
+              <w:top w:w="80" w:type="dxa"/>
+              <w:bottom w:w="80" w:type="dxa"/>
+              <w:left w:w="120" w:type="dxa"/>
+              <w:right w:w="120" w:type="dxa"/>
+            </w:tcMar>
+            <w:vAlign w:val="center"/>
+          </w:tcPr>
+          <w:p>
+            <w:pPr>
+              <w:spacing w:after="0"/>
+            </w:pPr>
+            <w:r>
+              <w:rPr>
+                <w:color w:val="282C34"/>
+                <w:sz w:val="18"/>
+              </w:rPr>
+              <w:t>Driver IC HO (Pin 8)</w:t>
+            </w:r>
+          </w:p>
+        </w:tc>
+        <w:tc>
+          <w:tcPr>
+            <w:tcW w:type="dxa" w:w="1958"/>
+            <w:tcMar>
+              <w:top w:w="80" w:type="dxa"/>
+              <w:bottom w:w="80" w:type="dxa"/>
+              <w:left w:w="120" w:type="dxa"/>
+              <w:right w:w="120" w:type="dxa"/>
+            </w:tcMar>
+            <w:vAlign w:val="center"/>
+          </w:tcPr>
+          <w:p>
+            <w:pPr>
+              <w:spacing w:after="0"/>
+            </w:pPr>
+            <w:r>
+              <w:rPr>
+                <w:color w:val="282C34"/>
+                <w:sz w:val="18"/>
+              </w:rPr>
+              <w:t xml:space="preserve">Resistor </w:t>
+            </w:r>
+            <w:r>
+              <w:rPr>
+                <w:i/>
+                <w:color w:val="145AA0"/>
+                <w:sz w:val="18"/>
+              </w:rPr>
+              <w:t>R_{g1</w:t>
+            </w:r>
+            <w:r>
+              <w:rPr>
+                <w:color w:val="282C34"/>
+                <w:sz w:val="18"/>
+              </w:rPr>
+              <w:t xml:space="preserve"> Pin 1 -&gt; </w:t>
+            </w:r>
+            <w:r>
+              <w:rPr>
+                <w:i/>
+                <w:color w:val="145AA0"/>
+                <w:sz w:val="18"/>
+              </w:rPr>
+              <w:t>Q_1</w:t>
+            </w:r>
+            <w:r>
+              <w:rPr>
+                <w:color w:val="282C34"/>
+                <w:sz w:val="18"/>
+              </w:rPr>
+              <w:t xml:space="preserve"> Gate (Pin 4)</w:t>
+            </w:r>
+          </w:p>
+        </w:tc>
+        <w:tc>
+          <w:tcPr>
+            <w:tcW w:type="dxa" w:w="1958"/>
+            <w:tcMar>
+              <w:top w:w="80" w:type="dxa"/>
+              <w:bottom w:w="80" w:type="dxa"/>
+              <w:left w:w="120" w:type="dxa"/>
+              <w:right w:w="120" w:type="dxa"/>
+            </w:tcMar>
+            <w:vAlign w:val="center"/>
+          </w:tcPr>
+          <w:p>
+            <w:pPr>
+              <w:spacing w:after="0"/>
+            </w:pPr>
+            <w:r>
+              <w:rPr>
+                <w:color w:val="282C34"/>
+                <w:sz w:val="18"/>
+              </w:rPr>
+              <w:t>High-side gate drive output</w:t>
+            </w:r>
+          </w:p>
+        </w:tc>
+        <w:tc>
+          <w:tcPr>
+            <w:tcW w:type="dxa" w:w="1958"/>
+            <w:tcMar>
+              <w:top w:w="80" w:type="dxa"/>
+              <w:bottom w:w="80" w:type="dxa"/>
+              <w:left w:w="120" w:type="dxa"/>
+              <w:right w:w="120" w:type="dxa"/>
+            </w:tcMar>
+            <w:vAlign w:val="center"/>
+          </w:tcPr>
+          <w:p>
+            <w:pPr>
+              <w:spacing w:after="0"/>
+            </w:pPr>
+            <w:r>
+              <w:rPr>
+                <w:color w:val="282C34"/>
+                <w:sz w:val="18"/>
+              </w:rPr>
+              <w:t>Route differential pair with SW trace to cancel inductive loop pickup.</w:t>
+            </w:r>
+          </w:p>
+        </w:tc>
+      </w:tr>
+      <w:tr>
+        <w:tc>
+          <w:tcPr>
+            <w:tcW w:type="dxa" w:w="1958"/>
+            <w:shd w:fill="F4F7F9"/>
+            <w:tcMar>
+              <w:top w:w="80" w:type="dxa"/>
+              <w:bottom w:w="80" w:type="dxa"/>
+              <w:left w:w="120" w:type="dxa"/>
+              <w:right w:w="120" w:type="dxa"/>
+            </w:tcMar>
+            <w:vAlign w:val="center"/>
+          </w:tcPr>
+          <w:p>
+            <w:pPr>
+              <w:spacing w:after="0"/>
+            </w:pPr>
+            <w:r>
+              <w:rPr>
+                <w:b/>
+                <w:color w:val="282C34"/>
+                <w:sz w:val="18"/>
+              </w:rPr>
+              <w:t>GATE_LS</w:t>
+            </w:r>
+          </w:p>
+        </w:tc>
+        <w:tc>
+          <w:tcPr>
+            <w:tcW w:type="dxa" w:w="1958"/>
+            <w:shd w:fill="F4F7F9"/>
+            <w:tcMar>
+              <w:top w:w="80" w:type="dxa"/>
+              <w:bottom w:w="80" w:type="dxa"/>
+              <w:left w:w="120" w:type="dxa"/>
+              <w:right w:w="120" w:type="dxa"/>
+            </w:tcMar>
+            <w:vAlign w:val="center"/>
+          </w:tcPr>
+          <w:p>
+            <w:pPr>
+              <w:spacing w:after="0"/>
+            </w:pPr>
+            <w:r>
+              <w:rPr>
+                <w:color w:val="282C34"/>
+                <w:sz w:val="18"/>
+              </w:rPr>
+              <w:t>Driver IC LO (Pin 5)</w:t>
+            </w:r>
+          </w:p>
+        </w:tc>
+        <w:tc>
+          <w:tcPr>
+            <w:tcW w:type="dxa" w:w="1958"/>
+            <w:shd w:fill="F4F7F9"/>
+            <w:tcMar>
+              <w:top w:w="80" w:type="dxa"/>
+              <w:bottom w:w="80" w:type="dxa"/>
+              <w:left w:w="120" w:type="dxa"/>
+              <w:right w:w="120" w:type="dxa"/>
+            </w:tcMar>
+            <w:vAlign w:val="center"/>
+          </w:tcPr>
+          <w:p>
+            <w:pPr>
+              <w:spacing w:after="0"/>
+            </w:pPr>
+            <w:r>
+              <w:rPr>
+                <w:color w:val="282C34"/>
+                <w:sz w:val="18"/>
+              </w:rPr>
+              <w:t xml:space="preserve">Resistor </w:t>
+            </w:r>
+            <w:r>
+              <w:rPr>
+                <w:i/>
+                <w:color w:val="145AA0"/>
+                <w:sz w:val="18"/>
+              </w:rPr>
+              <w:t>R_{g2</w:t>
+            </w:r>
+            <w:r>
+              <w:rPr>
+                <w:color w:val="282C34"/>
+                <w:sz w:val="18"/>
+              </w:rPr>
+              <w:t xml:space="preserve"> Pin 1 -&gt; </w:t>
+            </w:r>
+            <w:r>
+              <w:rPr>
+                <w:i/>
+                <w:color w:val="145AA0"/>
+                <w:sz w:val="18"/>
+              </w:rPr>
+              <w:t>Q_2</w:t>
+            </w:r>
+            <w:r>
+              <w:rPr>
+                <w:color w:val="282C34"/>
+                <w:sz w:val="18"/>
+              </w:rPr>
+              <w:t xml:space="preserve"> Gate (Pin 4)</w:t>
+            </w:r>
+          </w:p>
+        </w:tc>
+        <w:tc>
+          <w:tcPr>
+            <w:tcW w:type="dxa" w:w="1958"/>
+            <w:shd w:fill="F4F7F9"/>
+            <w:tcMar>
+              <w:top w:w="80" w:type="dxa"/>
+              <w:bottom w:w="80" w:type="dxa"/>
+              <w:left w:w="120" w:type="dxa"/>
+              <w:right w:w="120" w:type="dxa"/>
+            </w:tcMar>
+            <w:vAlign w:val="center"/>
+          </w:tcPr>
+          <w:p>
+            <w:pPr>
+              <w:spacing w:after="0"/>
+            </w:pPr>
+            <w:r>
+              <w:rPr>
+                <w:color w:val="282C34"/>
+                <w:sz w:val="18"/>
+              </w:rPr>
+              <w:t>Low-side gate drive output</w:t>
+            </w:r>
+          </w:p>
+        </w:tc>
+        <w:tc>
+          <w:tcPr>
+            <w:tcW w:type="dxa" w:w="1958"/>
+            <w:shd w:fill="F4F7F9"/>
+            <w:tcMar>
+              <w:top w:w="80" w:type="dxa"/>
+              <w:bottom w:w="80" w:type="dxa"/>
+              <w:left w:w="120" w:type="dxa"/>
+              <w:right w:w="120" w:type="dxa"/>
+            </w:tcMar>
+            <w:vAlign w:val="center"/>
+          </w:tcPr>
+          <w:p>
+            <w:pPr>
+              <w:spacing w:after="0"/>
+            </w:pPr>
+            <w:r>
+              <w:rPr>
+                <w:color w:val="282C34"/>
+                <w:sz w:val="18"/>
+              </w:rPr>
+              <w:t xml:space="preserve">Keep trace width </w:t>
+            </w:r>
+            <w:r>
+              <w:rPr>
+                <w:i/>
+                <w:color w:val="145AA0"/>
+                <w:sz w:val="18"/>
+              </w:rPr>
+              <w:t>&gt; 20\,mil</w:t>
+            </w:r>
+            <w:r>
+              <w:rPr>
+                <w:color w:val="282C34"/>
+                <w:sz w:val="18"/>
+              </w:rPr>
+              <w:t xml:space="preserve"> to provide </w:t>
+            </w:r>
+            <w:r>
+              <w:rPr>
+                <w:i/>
+                <w:color w:val="145AA0"/>
+                <w:sz w:val="18"/>
+              </w:rPr>
+              <w:t>&gt; 2\,A</w:t>
+            </w:r>
+            <w:r>
+              <w:rPr>
+                <w:color w:val="282C34"/>
+                <w:sz w:val="18"/>
+              </w:rPr>
+              <w:t xml:space="preserve"> sink current.</w:t>
+            </w:r>
+          </w:p>
+        </w:tc>
+      </w:tr>
+      <w:tr>
+        <w:tc>
+          <w:tcPr>
+            <w:tcW w:type="dxa" w:w="1958"/>
+            <w:tcMar>
+              <w:top w:w="80" w:type="dxa"/>
+              <w:bottom w:w="80" w:type="dxa"/>
+              <w:left w:w="120" w:type="dxa"/>
+              <w:right w:w="120" w:type="dxa"/>
+            </w:tcMar>
+            <w:vAlign w:val="center"/>
+          </w:tcPr>
+          <w:p>
+            <w:pPr>
+              <w:spacing w:after="0"/>
+            </w:pPr>
+            <w:r>
+              <w:rPr>
+                <w:b/>
+                <w:color w:val="282C34"/>
+                <w:sz w:val="18"/>
+              </w:rPr>
+              <w:t>CS_P / CS_N</w:t>
+            </w:r>
+          </w:p>
+        </w:tc>
+        <w:tc>
+          <w:tcPr>
+            <w:tcW w:type="dxa" w:w="1958"/>
+            <w:tcMar>
+              <w:top w:w="80" w:type="dxa"/>
+              <w:bottom w:w="80" w:type="dxa"/>
+              <w:left w:w="120" w:type="dxa"/>
+              <w:right w:w="120" w:type="dxa"/>
+            </w:tcMar>
+            <w:vAlign w:val="center"/>
+          </w:tcPr>
+          <w:p>
+            <w:pPr>
+              <w:spacing w:after="0"/>
+            </w:pPr>
+            <w:r>
+              <w:rPr>
+                <w:color w:val="282C34"/>
+                <w:sz w:val="18"/>
+              </w:rPr>
+              <w:t xml:space="preserve">Shunt </w:t>
+            </w:r>
+            <w:r>
+              <w:rPr>
+                <w:i/>
+                <w:color w:val="145AA0"/>
+                <w:sz w:val="18"/>
+              </w:rPr>
+              <w:t>R_{shunt</w:t>
+            </w:r>
+            <w:r>
+              <w:rPr>
+                <w:color w:val="282C34"/>
+                <w:sz w:val="18"/>
+              </w:rPr>
+              <w:t xml:space="preserve"> Kelvin Pads</w:t>
+            </w:r>
+          </w:p>
+        </w:tc>
+        <w:tc>
+          <w:tcPr>
+            <w:tcW w:type="dxa" w:w="1958"/>
+            <w:tcMar>
+              <w:top w:w="80" w:type="dxa"/>
+              <w:bottom w:w="80" w:type="dxa"/>
+              <w:left w:w="120" w:type="dxa"/>
+              <w:right w:w="120" w:type="dxa"/>
+            </w:tcMar>
+            <w:vAlign w:val="center"/>
+          </w:tcPr>
+          <w:p>
+            <w:pPr>
+              <w:spacing w:after="0"/>
+            </w:pPr>
+            <w:r>
+              <w:rPr>
+                <w:color w:val="282C34"/>
+                <w:sz w:val="18"/>
+              </w:rPr>
+              <w:t>PWM Controller CS+/CS- Pins</w:t>
+            </w:r>
+          </w:p>
+        </w:tc>
+        <w:tc>
+          <w:tcPr>
+            <w:tcW w:type="dxa" w:w="1958"/>
+            <w:tcMar>
+              <w:top w:w="80" w:type="dxa"/>
+              <w:bottom w:w="80" w:type="dxa"/>
+              <w:left w:w="120" w:type="dxa"/>
+              <w:right w:w="120" w:type="dxa"/>
+            </w:tcMar>
+            <w:vAlign w:val="center"/>
+          </w:tcPr>
+          <w:p>
+            <w:pPr>
+              <w:spacing w:after="0"/>
+            </w:pPr>
+            <w:r>
+              <w:rPr>
+                <w:color w:val="282C34"/>
+                <w:sz w:val="18"/>
+              </w:rPr>
+              <w:t>Current sense differential input</w:t>
+            </w:r>
+          </w:p>
+        </w:tc>
+        <w:tc>
+          <w:tcPr>
+            <w:tcW w:type="dxa" w:w="1958"/>
+            <w:tcMar>
+              <w:top w:w="80" w:type="dxa"/>
+              <w:bottom w:w="80" w:type="dxa"/>
+              <w:left w:w="120" w:type="dxa"/>
+              <w:right w:w="120" w:type="dxa"/>
+            </w:tcMar>
+            <w:vAlign w:val="center"/>
+          </w:tcPr>
+          <w:p>
+            <w:pPr>
+              <w:spacing w:after="0"/>
+            </w:pPr>
+            <w:r>
+              <w:rPr>
+                <w:color w:val="282C34"/>
+                <w:sz w:val="18"/>
+              </w:rPr>
+              <w:t>Route as tight, shielded differential pair away from noisy SW copper.</w:t>
+            </w:r>
+          </w:p>
+        </w:tc>
+      </w:tr>
+      <w:tr>
+        <w:tc>
+          <w:tcPr>
+            <w:tcW w:type="dxa" w:w="1958"/>
+            <w:shd w:fill="F4F7F9"/>
+            <w:tcMar>
+              <w:top w:w="80" w:type="dxa"/>
+              <w:bottom w:w="80" w:type="dxa"/>
+              <w:left w:w="120" w:type="dxa"/>
+              <w:right w:w="120" w:type="dxa"/>
+            </w:tcMar>
+            <w:vAlign w:val="center"/>
+          </w:tcPr>
+          <w:p>
+            <w:pPr>
+              <w:spacing w:after="0"/>
+            </w:pPr>
+            <w:r>
+              <w:rPr>
+                <w:b/>
+                <w:color w:val="282C34"/>
+                <w:sz w:val="18"/>
+              </w:rPr>
+              <w:t>+VOUT</w:t>
+            </w:r>
+          </w:p>
+        </w:tc>
+        <w:tc>
+          <w:tcPr>
+            <w:tcW w:type="dxa" w:w="1958"/>
+            <w:shd w:fill="F4F7F9"/>
+            <w:tcMar>
+              <w:top w:w="80" w:type="dxa"/>
+              <w:bottom w:w="80" w:type="dxa"/>
+              <w:left w:w="120" w:type="dxa"/>
+              <w:right w:w="120" w:type="dxa"/>
+            </w:tcMar>
+            <w:vAlign w:val="center"/>
+          </w:tcPr>
+          <w:p>
+            <w:pPr>
+              <w:spacing w:after="0"/>
+            </w:pPr>
+            <w:r>
+              <w:rPr>
+                <w:color w:val="282C34"/>
+                <w:sz w:val="18"/>
+              </w:rPr>
+              <w:t xml:space="preserve">Inductor </w:t>
+            </w:r>
+            <w:r>
+              <w:rPr>
+                <w:i/>
+                <w:color w:val="145AA0"/>
+                <w:sz w:val="18"/>
+              </w:rPr>
+              <w:t>L_1</w:t>
+            </w:r>
+            <w:r>
+              <w:rPr>
+                <w:color w:val="282C34"/>
+                <w:sz w:val="18"/>
+              </w:rPr>
+              <w:t xml:space="preserve"> Pin 2</w:t>
+            </w:r>
+          </w:p>
+        </w:tc>
+        <w:tc>
+          <w:tcPr>
+            <w:tcW w:type="dxa" w:w="1958"/>
+            <w:shd w:fill="F4F7F9"/>
+            <w:tcMar>
+              <w:top w:w="80" w:type="dxa"/>
+              <w:bottom w:w="80" w:type="dxa"/>
+              <w:left w:w="120" w:type="dxa"/>
+              <w:right w:w="120" w:type="dxa"/>
+            </w:tcMar>
+            <w:vAlign w:val="center"/>
+          </w:tcPr>
+          <w:p>
+            <w:pPr>
+              <w:spacing w:after="0"/>
+            </w:pPr>
+            <w:r>
+              <w:rPr>
+                <w:i/>
+                <w:color w:val="145AA0"/>
+                <w:sz w:val="18"/>
+              </w:rPr>
+              <w:t>C_{out</w:t>
+            </w:r>
+            <w:r>
+              <w:rPr>
+                <w:color w:val="282C34"/>
+                <w:sz w:val="18"/>
+              </w:rPr>
+              <w:t xml:space="preserve"> bank (+), Feedback </w:t>
+            </w:r>
+            <w:r>
+              <w:rPr>
+                <w:i/>
+                <w:color w:val="145AA0"/>
+                <w:sz w:val="18"/>
+              </w:rPr>
+              <w:t>R_{fb1</w:t>
+            </w:r>
+            <w:r>
+              <w:rPr>
+                <w:color w:val="282C34"/>
+                <w:sz w:val="18"/>
+              </w:rPr>
+              <w:t>, Load (+)</w:t>
+            </w:r>
+          </w:p>
+        </w:tc>
+        <w:tc>
+          <w:tcPr>
+            <w:tcW w:type="dxa" w:w="1958"/>
+            <w:shd w:fill="F4F7F9"/>
+            <w:tcMar>
+              <w:top w:w="80" w:type="dxa"/>
+              <w:bottom w:w="80" w:type="dxa"/>
+              <w:left w:w="120" w:type="dxa"/>
+              <w:right w:w="120" w:type="dxa"/>
+            </w:tcMar>
+            <w:vAlign w:val="center"/>
+          </w:tcPr>
+          <w:p>
+            <w:pPr>
+              <w:spacing w:after="0"/>
+            </w:pPr>
+            <w:r>
+              <w:rPr>
+                <w:color w:val="282C34"/>
+                <w:sz w:val="18"/>
+              </w:rPr>
+              <w:t>Regulated +1.2V DC output rail</w:t>
+            </w:r>
+          </w:p>
+        </w:tc>
+        <w:tc>
+          <w:tcPr>
+            <w:tcW w:type="dxa" w:w="1958"/>
+            <w:shd w:fill="F4F7F9"/>
+            <w:tcMar>
+              <w:top w:w="80" w:type="dxa"/>
+              <w:bottom w:w="80" w:type="dxa"/>
+              <w:left w:w="120" w:type="dxa"/>
+              <w:right w:w="120" w:type="dxa"/>
+            </w:tcMar>
+            <w:vAlign w:val="center"/>
+          </w:tcPr>
+          <w:p>
+            <w:pPr>
+              <w:spacing w:after="0"/>
+            </w:pPr>
+            <w:r>
+              <w:rPr>
+                <w:color w:val="282C34"/>
+                <w:sz w:val="18"/>
+              </w:rPr>
+              <w:t>Wide plane pour on top and internal power layers.</w:t>
+            </w:r>
+          </w:p>
+        </w:tc>
+      </w:tr>
+      <w:tr>
+        <w:tc>
+          <w:tcPr>
+            <w:tcW w:type="dxa" w:w="1958"/>
+            <w:tcMar>
+              <w:top w:w="80" w:type="dxa"/>
+              <w:bottom w:w="80" w:type="dxa"/>
+              <w:left w:w="120" w:type="dxa"/>
+              <w:right w:w="120" w:type="dxa"/>
+            </w:tcMar>
+            <w:vAlign w:val="center"/>
+          </w:tcPr>
+          <w:p>
+            <w:pPr>
+              <w:spacing w:after="0"/>
+            </w:pPr>
+            <w:r>
+              <w:rPr>
+                <w:b/>
+                <w:color w:val="282C34"/>
+                <w:sz w:val="18"/>
+              </w:rPr>
+              <w:t>V_FB</w:t>
+            </w:r>
+          </w:p>
+        </w:tc>
+        <w:tc>
+          <w:tcPr>
+            <w:tcW w:type="dxa" w:w="1958"/>
+            <w:tcMar>
+              <w:top w:w="80" w:type="dxa"/>
+              <w:bottom w:w="80" w:type="dxa"/>
+              <w:left w:w="120" w:type="dxa"/>
+              <w:right w:w="120" w:type="dxa"/>
+            </w:tcMar>
+            <w:vAlign w:val="center"/>
+          </w:tcPr>
+          <w:p>
+            <w:pPr>
+              <w:spacing w:after="0"/>
+            </w:pPr>
+            <w:r>
+              <w:rPr>
+                <w:color w:val="282C34"/>
+                <w:sz w:val="18"/>
+              </w:rPr>
+              <w:t xml:space="preserve">Divider </w:t>
+            </w:r>
+            <w:r>
+              <w:rPr>
+                <w:i/>
+                <w:color w:val="145AA0"/>
+                <w:sz w:val="18"/>
+              </w:rPr>
+              <w:t>R_{fb1/R_{fb2</w:t>
+            </w:r>
+            <w:r>
+              <w:rPr>
+                <w:color w:val="282C34"/>
+                <w:sz w:val="18"/>
+              </w:rPr>
+              <w:t xml:space="preserve"> Node</w:t>
+            </w:r>
+          </w:p>
+        </w:tc>
+        <w:tc>
+          <w:tcPr>
+            <w:tcW w:type="dxa" w:w="1958"/>
+            <w:tcMar>
+              <w:top w:w="80" w:type="dxa"/>
+              <w:bottom w:w="80" w:type="dxa"/>
+              <w:left w:w="120" w:type="dxa"/>
+              <w:right w:w="120" w:type="dxa"/>
+            </w:tcMar>
+            <w:vAlign w:val="center"/>
+          </w:tcPr>
+          <w:p>
+            <w:pPr>
+              <w:spacing w:after="0"/>
+            </w:pPr>
+            <w:r>
+              <w:rPr>
+                <w:color w:val="282C34"/>
+                <w:sz w:val="18"/>
+              </w:rPr>
+              <w:t>Controller FB / Error Amp Inverting Input</w:t>
+            </w:r>
+          </w:p>
+        </w:tc>
+        <w:tc>
+          <w:tcPr>
+            <w:tcW w:type="dxa" w:w="1958"/>
+            <w:tcMar>
+              <w:top w:w="80" w:type="dxa"/>
+              <w:bottom w:w="80" w:type="dxa"/>
+              <w:left w:w="120" w:type="dxa"/>
+              <w:right w:w="120" w:type="dxa"/>
+            </w:tcMar>
+            <w:vAlign w:val="center"/>
+          </w:tcPr>
+          <w:p>
+            <w:pPr>
+              <w:spacing w:after="0"/>
+            </w:pPr>
+            <w:r>
+              <w:rPr>
+                <w:color w:val="282C34"/>
+                <w:sz w:val="18"/>
+              </w:rPr>
+              <w:t>Closed-loop voltage sense</w:t>
+            </w:r>
+          </w:p>
+        </w:tc>
+        <w:tc>
+          <w:tcPr>
+            <w:tcW w:type="dxa" w:w="1958"/>
+            <w:tcMar>
+              <w:top w:w="80" w:type="dxa"/>
+              <w:bottom w:w="80" w:type="dxa"/>
+              <w:left w:w="120" w:type="dxa"/>
+              <w:right w:w="120" w:type="dxa"/>
+            </w:tcMar>
+            <w:vAlign w:val="center"/>
+          </w:tcPr>
+          <w:p>
+            <w:pPr>
+              <w:spacing w:after="0"/>
+            </w:pPr>
+            <w:r>
+              <w:rPr>
+                <w:color w:val="282C34"/>
+                <w:sz w:val="18"/>
+              </w:rPr>
+              <w:t>Keep node extremely compact and isolated from magnetic flux paths.</w:t>
+            </w:r>
+          </w:p>
+        </w:tc>
+      </w:tr>
+      <w:tr>
+        <w:tc>
+          <w:tcPr>
+            <w:tcW w:type="dxa" w:w="1958"/>
+            <w:shd w:fill="F4F7F9"/>
+            <w:tcMar>
+              <w:top w:w="80" w:type="dxa"/>
+              <w:bottom w:w="80" w:type="dxa"/>
+              <w:left w:w="120" w:type="dxa"/>
+              <w:right w:w="120" w:type="dxa"/>
+            </w:tcMar>
+            <w:vAlign w:val="center"/>
+          </w:tcPr>
+          <w:p>
+            <w:pPr>
+              <w:spacing w:after="0"/>
+            </w:pPr>
+            <w:r>
+              <w:rPr>
+                <w:b/>
+                <w:color w:val="282C34"/>
+                <w:sz w:val="18"/>
+              </w:rPr>
+              <w:t>PGND</w:t>
+            </w:r>
+          </w:p>
+        </w:tc>
+        <w:tc>
+          <w:tcPr>
+            <w:tcW w:type="dxa" w:w="1958"/>
+            <w:shd w:fill="F4F7F9"/>
+            <w:tcMar>
+              <w:top w:w="80" w:type="dxa"/>
+              <w:bottom w:w="80" w:type="dxa"/>
+              <w:left w:w="120" w:type="dxa"/>
+              <w:right w:w="120" w:type="dxa"/>
+            </w:tcMar>
+            <w:vAlign w:val="center"/>
+          </w:tcPr>
+          <w:p>
+            <w:pPr>
+              <w:spacing w:after="0"/>
+            </w:pPr>
+            <w:r>
+              <w:rPr>
+                <w:i/>
+                <w:color w:val="145AA0"/>
+                <w:sz w:val="18"/>
+              </w:rPr>
+              <w:t>C_{in</w:t>
+            </w:r>
+            <w:r>
+              <w:rPr>
+                <w:color w:val="282C34"/>
+                <w:sz w:val="18"/>
+              </w:rPr>
+              <w:t xml:space="preserve"> (-), </w:t>
+            </w:r>
+            <w:r>
+              <w:rPr>
+                <w:i/>
+                <w:color w:val="145AA0"/>
+                <w:sz w:val="18"/>
+              </w:rPr>
+              <w:t>Q_2</w:t>
+            </w:r>
+            <w:r>
+              <w:rPr>
+                <w:color w:val="282C34"/>
+                <w:sz w:val="18"/>
+              </w:rPr>
+              <w:t xml:space="preserve"> Source, </w:t>
+            </w:r>
+            <w:r>
+              <w:rPr>
+                <w:i/>
+                <w:color w:val="145AA0"/>
+                <w:sz w:val="18"/>
+              </w:rPr>
+              <w:t>C_{out</w:t>
+            </w:r>
+            <w:r>
+              <w:rPr>
+                <w:color w:val="282C34"/>
+                <w:sz w:val="18"/>
+              </w:rPr>
+              <w:t xml:space="preserve"> (-)</w:t>
+            </w:r>
+          </w:p>
+        </w:tc>
+        <w:tc>
+          <w:tcPr>
+            <w:tcW w:type="dxa" w:w="1958"/>
+            <w:shd w:fill="F4F7F9"/>
+            <w:tcMar>
+              <w:top w:w="80" w:type="dxa"/>
+              <w:bottom w:w="80" w:type="dxa"/>
+              <w:left w:w="120" w:type="dxa"/>
+              <w:right w:w="120" w:type="dxa"/>
+            </w:tcMar>
+            <w:vAlign w:val="center"/>
+          </w:tcPr>
+          <w:p>
+            <w:pPr>
+              <w:spacing w:after="0"/>
+            </w:pPr>
+            <w:r>
+              <w:rPr>
+                <w:color w:val="282C34"/>
+                <w:sz w:val="18"/>
+              </w:rPr>
+              <w:t>Input Return / Power Plane</w:t>
+            </w:r>
+          </w:p>
+        </w:tc>
+        <w:tc>
+          <w:tcPr>
+            <w:tcW w:type="dxa" w:w="1958"/>
+            <w:shd w:fill="F4F7F9"/>
+            <w:tcMar>
+              <w:top w:w="80" w:type="dxa"/>
+              <w:bottom w:w="80" w:type="dxa"/>
+              <w:left w:w="120" w:type="dxa"/>
+              <w:right w:w="120" w:type="dxa"/>
+            </w:tcMar>
+            <w:vAlign w:val="center"/>
+          </w:tcPr>
+          <w:p>
+            <w:pPr>
+              <w:spacing w:after="0"/>
+            </w:pPr>
+            <w:r>
+              <w:rPr>
+                <w:color w:val="282C34"/>
+                <w:sz w:val="18"/>
+              </w:rPr>
+              <w:t>High-current circulating ground</w:t>
+            </w:r>
+          </w:p>
+        </w:tc>
+        <w:tc>
+          <w:tcPr>
+            <w:tcW w:type="dxa" w:w="1958"/>
+            <w:shd w:fill="F4F7F9"/>
+            <w:tcMar>
+              <w:top w:w="80" w:type="dxa"/>
+              <w:bottom w:w="80" w:type="dxa"/>
+              <w:left w:w="120" w:type="dxa"/>
+              <w:right w:w="120" w:type="dxa"/>
+            </w:tcMar>
+            <w:vAlign w:val="center"/>
+          </w:tcPr>
+          <w:p>
+            <w:pPr>
+              <w:spacing w:after="0"/>
+            </w:pPr>
+            <w:r>
+              <w:rPr>
+                <w:color w:val="282C34"/>
+                <w:sz w:val="18"/>
+              </w:rPr>
+              <w:t>Solid copper pour on Layer 2 directly under components.</w:t>
+            </w:r>
+          </w:p>
+        </w:tc>
+      </w:tr>
+      <w:tr>
+        <w:tc>
+          <w:tcPr>
+            <w:tcW w:type="dxa" w:w="1958"/>
+            <w:tcMar>
+              <w:top w:w="80" w:type="dxa"/>
+              <w:bottom w:w="80" w:type="dxa"/>
+              <w:left w:w="120" w:type="dxa"/>
+              <w:right w:w="120" w:type="dxa"/>
+            </w:tcMar>
+            <w:vAlign w:val="center"/>
+          </w:tcPr>
+          <w:p>
+            <w:pPr>
+              <w:spacing w:after="0"/>
+            </w:pPr>
+            <w:r>
+              <w:rPr>
+                <w:b/>
+                <w:color w:val="282C34"/>
+                <w:sz w:val="18"/>
+              </w:rPr>
+              <w:t>AGND</w:t>
+            </w:r>
+          </w:p>
+        </w:tc>
+        <w:tc>
+          <w:tcPr>
+            <w:tcW w:type="dxa" w:w="1958"/>
+            <w:tcMar>
+              <w:top w:w="80" w:type="dxa"/>
+              <w:bottom w:w="80" w:type="dxa"/>
+              <w:left w:w="120" w:type="dxa"/>
+              <w:right w:w="120" w:type="dxa"/>
+            </w:tcMar>
+            <w:vAlign w:val="center"/>
+          </w:tcPr>
+          <w:p>
+            <w:pPr>
+              <w:spacing w:after="0"/>
+            </w:pPr>
+            <w:r>
+              <w:rPr>
+                <w:color w:val="282C34"/>
+                <w:sz w:val="18"/>
+              </w:rPr>
+              <w:t xml:space="preserve">Controller Reference, </w:t>
+            </w:r>
+            <w:r>
+              <w:rPr>
+                <w:i/>
+                <w:color w:val="145AA0"/>
+                <w:sz w:val="18"/>
+              </w:rPr>
+              <w:t>R_{fb2</w:t>
+            </w:r>
+            <w:r>
+              <w:rPr>
+                <w:color w:val="282C34"/>
+                <w:sz w:val="18"/>
+              </w:rPr>
+              <w:t xml:space="preserve"> (-)</w:t>
+            </w:r>
+          </w:p>
+        </w:tc>
+        <w:tc>
+          <w:tcPr>
+            <w:tcW w:type="dxa" w:w="1958"/>
+            <w:tcMar>
+              <w:top w:w="80" w:type="dxa"/>
+              <w:bottom w:w="80" w:type="dxa"/>
+              <w:left w:w="120" w:type="dxa"/>
+              <w:right w:w="120" w:type="dxa"/>
+            </w:tcMar>
+            <w:vAlign w:val="center"/>
+          </w:tcPr>
+          <w:p>
+            <w:pPr>
+              <w:spacing w:after="0"/>
+            </w:pPr>
+            <w:r>
+              <w:rPr>
+                <w:color w:val="282C34"/>
+                <w:sz w:val="18"/>
+              </w:rPr>
+              <w:t xml:space="preserve">Star Ground Tie Point at </w:t>
+            </w:r>
+            <w:r>
+              <w:rPr>
+                <w:i/>
+                <w:color w:val="145AA0"/>
+                <w:sz w:val="18"/>
+              </w:rPr>
+              <w:t>C_{out</w:t>
+            </w:r>
+            <w:r>
+              <w:rPr>
+                <w:color w:val="282C34"/>
+                <w:sz w:val="18"/>
+              </w:rPr>
+              <w:t xml:space="preserve"> GND pad</w:t>
+            </w:r>
+          </w:p>
+        </w:tc>
+        <w:tc>
+          <w:tcPr>
+            <w:tcW w:type="dxa" w:w="1958"/>
+            <w:tcMar>
+              <w:top w:w="80" w:type="dxa"/>
+              <w:bottom w:w="80" w:type="dxa"/>
+              <w:left w:w="120" w:type="dxa"/>
+              <w:right w:w="120" w:type="dxa"/>
+            </w:tcMar>
+            <w:vAlign w:val="center"/>
+          </w:tcPr>
+          <w:p>
+            <w:pPr>
+              <w:spacing w:after="0"/>
+            </w:pPr>
+            <w:r>
+              <w:rPr>
+                <w:color w:val="282C34"/>
+                <w:sz w:val="18"/>
+              </w:rPr>
+              <w:t>Analog low-noise reference ground</w:t>
+            </w:r>
+          </w:p>
+        </w:tc>
+        <w:tc>
+          <w:tcPr>
+            <w:tcW w:type="dxa" w:w="1958"/>
+            <w:tcMar>
+              <w:top w:w="80" w:type="dxa"/>
+              <w:bottom w:w="80" w:type="dxa"/>
+              <w:left w:w="120" w:type="dxa"/>
+              <w:right w:w="120" w:type="dxa"/>
+            </w:tcMar>
+            <w:vAlign w:val="center"/>
+          </w:tcPr>
+          <w:p>
+            <w:pPr>
+              <w:spacing w:after="0"/>
+            </w:pPr>
+            <w:r>
+              <w:rPr>
+                <w:color w:val="282C34"/>
+                <w:sz w:val="18"/>
+              </w:rPr>
+              <w:t>Single-point connection to PGND; prevents power loop noise from corrupting control.</w:t>
+            </w:r>
+          </w:p>
+        </w:tc>
+      </w:tr>
+    </w:tbl>
+    <w:p/>
+    <w:p>
+      <w:pPr>
+        <w:spacing w:before="160" w:after="80"/>
+      </w:pPr>
+      <w:r>
+        <w:rPr>
+          <w:b/>
+          <w:color w:val="4682B4"/>
+          <w:sz w:val="24"/>
+        </w:rPr>
+        <w:t>1.2 Component Bill of Materials &amp; Parametric Specifications:</w:t>
+      </w:r>
+    </w:p>
+    <w:tbl>
+      <w:tblPr>
+        <w:tblW w:type="auto" w:w="0"/>
+        <w:jc w:val="center"/>
+        <w:tblLook w:firstColumn="1" w:firstRow="1" w:lastColumn="0" w:lastRow="0" w:noHBand="0" w:noVBand="1" w:val="04A0"/>
+        <w:tblBorders>
+          <w:top w:val="single" w:sz="4" w:space="0" w:color="D0D7DE"/>
+          <w:left w:val="none"/>
+          <w:bottom w:val="single" w:sz="8" w:space="0" w:color="D0D7DE"/>
+          <w:right w:val="none"/>
+          <w:insideH w:val="single" w:sz="4" w:space="0" w:color="D0D7DE"/>
+          <w:insideV w:val="none"/>
+        </w:tblBorders>
+      </w:tblPr>
+      <w:tblGrid>
+        <w:gridCol w:w="1958"/>
+        <w:gridCol w:w="1958"/>
+        <w:gridCol w:w="1958"/>
+        <w:gridCol w:w="1958"/>
+        <w:gridCol w:w="1958"/>
+      </w:tblGrid>
+      <w:tr>
+        <w:tc>
+          <w:tcPr>
+            <w:tcW w:type="dxa" w:w="1958"/>
+            <w:shd w:fill="204A6E"/>
+            <w:tcMar>
+              <w:top w:w="100" w:type="dxa"/>
+              <w:bottom w:w="100" w:type="dxa"/>
+              <w:left w:w="120" w:type="dxa"/>
+              <w:right w:w="120" w:type="dxa"/>
+            </w:tcMar>
+            <w:vAlign w:val="center"/>
+          </w:tcPr>
+          <w:p>
+            <w:pPr>
+              <w:spacing w:after="0"/>
+            </w:pPr>
+            <w:r>
+              <w:rPr>
+                <w:b/>
+                <w:color w:val="FFFFFF"/>
+                <w:sz w:val="19"/>
+              </w:rPr>
+              <w:t>RefDes</w:t>
+            </w:r>
+          </w:p>
+        </w:tc>
+        <w:tc>
+          <w:tcPr>
+            <w:tcW w:type="dxa" w:w="1958"/>
+            <w:shd w:fill="204A6E"/>
+            <w:tcMar>
+              <w:top w:w="100" w:type="dxa"/>
+              <w:bottom w:w="100" w:type="dxa"/>
+              <w:left w:w="120" w:type="dxa"/>
+              <w:right w:w="120" w:type="dxa"/>
+            </w:tcMar>
+            <w:vAlign w:val="center"/>
+          </w:tcPr>
+          <w:p>
+            <w:pPr>
+              <w:spacing w:after="0"/>
+            </w:pPr>
+            <w:r>
+              <w:rPr>
+                <w:b/>
+                <w:color w:val="FFFFFF"/>
+                <w:sz w:val="19"/>
+              </w:rPr>
+              <w:t>Component Description</w:t>
+            </w:r>
+          </w:p>
+        </w:tc>
+        <w:tc>
+          <w:tcPr>
+            <w:tcW w:type="dxa" w:w="1958"/>
+            <w:shd w:fill="204A6E"/>
+            <w:tcMar>
+              <w:top w:w="100" w:type="dxa"/>
+              <w:bottom w:w="100" w:type="dxa"/>
+              <w:left w:w="120" w:type="dxa"/>
+              <w:right w:w="120" w:type="dxa"/>
+            </w:tcMar>
+            <w:vAlign w:val="center"/>
+          </w:tcPr>
+          <w:p>
+            <w:pPr>
+              <w:spacing w:after="0"/>
+            </w:pPr>
+            <w:r>
+              <w:rPr>
+                <w:b/>
+                <w:color w:val="FFFFFF"/>
+                <w:sz w:val="19"/>
+              </w:rPr>
+              <w:t>Manufacturer &amp; Part Number</w:t>
+            </w:r>
+          </w:p>
+        </w:tc>
+        <w:tc>
+          <w:tcPr>
+            <w:tcW w:type="dxa" w:w="1958"/>
+            <w:shd w:fill="204A6E"/>
+            <w:tcMar>
+              <w:top w:w="100" w:type="dxa"/>
+              <w:bottom w:w="100" w:type="dxa"/>
+              <w:left w:w="120" w:type="dxa"/>
+              <w:right w:w="120" w:type="dxa"/>
+            </w:tcMar>
+            <w:vAlign w:val="center"/>
+          </w:tcPr>
+          <w:p>
+            <w:pPr>
+              <w:spacing w:after="0"/>
+            </w:pPr>
+            <w:r>
+              <w:rPr>
+                <w:b/>
+                <w:color w:val="FFFFFF"/>
+                <w:sz w:val="19"/>
+              </w:rPr>
+              <w:t>Key Electrical Specifications</w:t>
+            </w:r>
+          </w:p>
+        </w:tc>
+        <w:tc>
+          <w:tcPr>
+            <w:tcW w:type="dxa" w:w="1958"/>
+            <w:shd w:fill="204A6E"/>
+            <w:tcMar>
+              <w:top w:w="100" w:type="dxa"/>
+              <w:bottom w:w="100" w:type="dxa"/>
+              <w:left w:w="120" w:type="dxa"/>
+              <w:right w:w="120" w:type="dxa"/>
+            </w:tcMar>
+            <w:vAlign w:val="center"/>
+          </w:tcPr>
+          <w:p>
+            <w:pPr>
+              <w:spacing w:after="0"/>
+            </w:pPr>
+            <w:r>
+              <w:rPr>
+                <w:b/>
+                <w:color w:val="FFFFFF"/>
+                <w:sz w:val="19"/>
+              </w:rPr>
+              <w:t>Critical Design Constraint</w:t>
+            </w:r>
+          </w:p>
+        </w:tc>
+      </w:tr>
+      <w:tr>
+        <w:tc>
+          <w:tcPr>
+            <w:tcW w:type="dxa" w:w="1958"/>
+            <w:tcMar>
+              <w:top w:w="80" w:type="dxa"/>
+              <w:bottom w:w="80" w:type="dxa"/>
+              <w:left w:w="120" w:type="dxa"/>
+              <w:right w:w="120" w:type="dxa"/>
+            </w:tcMar>
+            <w:vAlign w:val="center"/>
+          </w:tcPr>
+          <w:p>
+            <w:pPr>
+              <w:spacing w:after="0"/>
+            </w:pPr>
+            <w:r>
+              <w:rPr>
+                <w:b/>
+                <w:color w:val="282C34"/>
+                <w:sz w:val="18"/>
+              </w:rPr>
+              <w:t>$Q_1$</w:t>
+            </w:r>
+          </w:p>
+        </w:tc>
+        <w:tc>
+          <w:tcPr>
+            <w:tcW w:type="dxa" w:w="1958"/>
+            <w:tcMar>
+              <w:top w:w="80" w:type="dxa"/>
+              <w:bottom w:w="80" w:type="dxa"/>
+              <w:left w:w="120" w:type="dxa"/>
+              <w:right w:w="120" w:type="dxa"/>
+            </w:tcMar>
+            <w:vAlign w:val="center"/>
+          </w:tcPr>
+          <w:p>
+            <w:pPr>
+              <w:spacing w:after="0"/>
+            </w:pPr>
+            <w:r>
+              <w:rPr>
+                <w:color w:val="282C34"/>
+                <w:sz w:val="18"/>
+              </w:rPr>
+              <w:t>High-Side N-MOSFET</w:t>
+            </w:r>
+          </w:p>
+        </w:tc>
+        <w:tc>
+          <w:tcPr>
+            <w:tcW w:type="dxa" w:w="1958"/>
+            <w:tcMar>
+              <w:top w:w="80" w:type="dxa"/>
+              <w:bottom w:w="80" w:type="dxa"/>
+              <w:left w:w="120" w:type="dxa"/>
+              <w:right w:w="120" w:type="dxa"/>
+            </w:tcMar>
+            <w:vAlign w:val="center"/>
+          </w:tcPr>
+          <w:p>
+            <w:pPr>
+              <w:spacing w:after="0"/>
+            </w:pPr>
+            <w:r>
+              <w:rPr>
+                <w:color w:val="282C34"/>
+                <w:sz w:val="18"/>
+              </w:rPr>
+              <w:t>Infineon BSC022N04LS</w:t>
+            </w:r>
+          </w:p>
+        </w:tc>
+        <w:tc>
+          <w:tcPr>
+            <w:tcW w:type="dxa" w:w="1958"/>
+            <w:tcMar>
+              <w:top w:w="80" w:type="dxa"/>
+              <w:bottom w:w="80" w:type="dxa"/>
+              <w:left w:w="120" w:type="dxa"/>
+              <w:right w:w="120" w:type="dxa"/>
+            </w:tcMar>
+            <w:vAlign w:val="center"/>
+          </w:tcPr>
+          <w:p>
+            <w:pPr>
+              <w:spacing w:after="0"/>
+            </w:pPr>
+            <w:r>
+              <w:rPr>
+                <w:i/>
+                <w:color w:val="145AA0"/>
+                <w:sz w:val="18"/>
+              </w:rPr>
+              <w:t>V_{DS = 40\,V, I_D = 100\,A, R_{DS(on) = 2.2\,m\Omega, Q_g = 19\,nC</w:t>
+            </w:r>
+          </w:p>
+        </w:tc>
+        <w:tc>
+          <w:tcPr>
+            <w:tcW w:type="dxa" w:w="1958"/>
+            <w:tcMar>
+              <w:top w:w="80" w:type="dxa"/>
+              <w:bottom w:w="80" w:type="dxa"/>
+              <w:left w:w="120" w:type="dxa"/>
+              <w:right w:w="120" w:type="dxa"/>
+            </w:tcMar>
+            <w:vAlign w:val="center"/>
+          </w:tcPr>
+          <w:p>
+            <w:pPr>
+              <w:spacing w:after="0"/>
+            </w:pPr>
+            <w:r>
+              <w:rPr>
+                <w:color w:val="282C34"/>
+                <w:sz w:val="18"/>
+              </w:rPr>
+              <w:t xml:space="preserve">Select for ultra-low gate charge </w:t>
+            </w:r>
+            <w:r>
+              <w:rPr>
+                <w:i/>
+                <w:color w:val="145AA0"/>
+                <w:sz w:val="18"/>
+              </w:rPr>
+              <w:t>Q_{gd</w:t>
+            </w:r>
+            <w:r>
+              <w:rPr>
+                <w:color w:val="282C34"/>
+                <w:sz w:val="18"/>
+              </w:rPr>
+              <w:t xml:space="preserve"> to minimize turn-on switching losses.</w:t>
+            </w:r>
+          </w:p>
+        </w:tc>
+      </w:tr>
+      <w:tr>
+        <w:tc>
+          <w:tcPr>
+            <w:tcW w:type="dxa" w:w="1958"/>
+            <w:shd w:fill="F4F7F9"/>
+            <w:tcMar>
+              <w:top w:w="80" w:type="dxa"/>
+              <w:bottom w:w="80" w:type="dxa"/>
+              <w:left w:w="120" w:type="dxa"/>
+              <w:right w:w="120" w:type="dxa"/>
+            </w:tcMar>
+            <w:vAlign w:val="center"/>
+          </w:tcPr>
+          <w:p>
+            <w:pPr>
+              <w:spacing w:after="0"/>
+            </w:pPr>
+            <w:r>
+              <w:rPr>
+                <w:b/>
+                <w:color w:val="282C34"/>
+                <w:sz w:val="18"/>
+              </w:rPr>
+              <w:t>$Q_2$</w:t>
+            </w:r>
+          </w:p>
+        </w:tc>
+        <w:tc>
+          <w:tcPr>
+            <w:tcW w:type="dxa" w:w="1958"/>
+            <w:shd w:fill="F4F7F9"/>
+            <w:tcMar>
+              <w:top w:w="80" w:type="dxa"/>
+              <w:bottom w:w="80" w:type="dxa"/>
+              <w:left w:w="120" w:type="dxa"/>
+              <w:right w:w="120" w:type="dxa"/>
+            </w:tcMar>
+            <w:vAlign w:val="center"/>
+          </w:tcPr>
+          <w:p>
+            <w:pPr>
+              <w:spacing w:after="0"/>
+            </w:pPr>
+            <w:r>
+              <w:rPr>
+                <w:color w:val="282C34"/>
+                <w:sz w:val="18"/>
+              </w:rPr>
+              <w:t>Low-Side Sync MOSFET</w:t>
+            </w:r>
+          </w:p>
+        </w:tc>
+        <w:tc>
+          <w:tcPr>
+            <w:tcW w:type="dxa" w:w="1958"/>
+            <w:shd w:fill="F4F7F9"/>
+            <w:tcMar>
+              <w:top w:w="80" w:type="dxa"/>
+              <w:bottom w:w="80" w:type="dxa"/>
+              <w:left w:w="120" w:type="dxa"/>
+              <w:right w:w="120" w:type="dxa"/>
+            </w:tcMar>
+            <w:vAlign w:val="center"/>
+          </w:tcPr>
+          <w:p>
+            <w:pPr>
+              <w:spacing w:after="0"/>
+            </w:pPr>
+            <w:r>
+              <w:rPr>
+                <w:color w:val="282C34"/>
+                <w:sz w:val="18"/>
+              </w:rPr>
+              <w:t>Infineon BSC014N04LS</w:t>
+            </w:r>
+          </w:p>
+        </w:tc>
+        <w:tc>
+          <w:tcPr>
+            <w:tcW w:type="dxa" w:w="1958"/>
+            <w:shd w:fill="F4F7F9"/>
+            <w:tcMar>
+              <w:top w:w="80" w:type="dxa"/>
+              <w:bottom w:w="80" w:type="dxa"/>
+              <w:left w:w="120" w:type="dxa"/>
+              <w:right w:w="120" w:type="dxa"/>
+            </w:tcMar>
+            <w:vAlign w:val="center"/>
+          </w:tcPr>
+          <w:p>
+            <w:pPr>
+              <w:spacing w:after="0"/>
+            </w:pPr>
+            <w:r>
+              <w:rPr>
+                <w:i/>
+                <w:color w:val="145AA0"/>
+                <w:sz w:val="18"/>
+              </w:rPr>
+              <w:t>V_{DS = 40\,V, I_D = 125\,A, R_{DS(on) = 1.4\,m\Omega, Q_{rr = 35\,nC</w:t>
+            </w:r>
+          </w:p>
+        </w:tc>
+        <w:tc>
+          <w:tcPr>
+            <w:tcW w:type="dxa" w:w="1958"/>
+            <w:shd w:fill="F4F7F9"/>
+            <w:tcMar>
+              <w:top w:w="80" w:type="dxa"/>
+              <w:bottom w:w="80" w:type="dxa"/>
+              <w:left w:w="120" w:type="dxa"/>
+              <w:right w:w="120" w:type="dxa"/>
+            </w:tcMar>
+            <w:vAlign w:val="center"/>
+          </w:tcPr>
+          <w:p>
+            <w:pPr>
+              <w:spacing w:after="0"/>
+            </w:pPr>
+            <w:r>
+              <w:rPr>
+                <w:color w:val="282C34"/>
+                <w:sz w:val="18"/>
+              </w:rPr>
+              <w:t xml:space="preserve">Select for lowest </w:t>
+            </w:r>
+            <w:r>
+              <w:rPr>
+                <w:i/>
+                <w:color w:val="145AA0"/>
+                <w:sz w:val="18"/>
+              </w:rPr>
+              <w:t>R_{DS(on)</w:t>
+            </w:r>
+            <w:r>
+              <w:rPr>
+                <w:color w:val="282C34"/>
+                <w:sz w:val="18"/>
+              </w:rPr>
+              <w:t xml:space="preserve"> to minimize conduction losses at high duty cycles (</w:t>
+            </w:r>
+            <w:r>
+              <w:rPr>
+                <w:i/>
+                <w:color w:val="145AA0"/>
+                <w:sz w:val="18"/>
+              </w:rPr>
+              <w:t>1-D \approx 90\%</w:t>
+            </w:r>
+            <w:r>
+              <w:rPr>
+                <w:color w:val="282C34"/>
+                <w:sz w:val="18"/>
+              </w:rPr>
+              <w:t>).</w:t>
+            </w:r>
+          </w:p>
+        </w:tc>
+      </w:tr>
+      <w:tr>
+        <w:tc>
+          <w:tcPr>
+            <w:tcW w:type="dxa" w:w="1958"/>
+            <w:tcMar>
+              <w:top w:w="80" w:type="dxa"/>
+              <w:bottom w:w="80" w:type="dxa"/>
+              <w:left w:w="120" w:type="dxa"/>
+              <w:right w:w="120" w:type="dxa"/>
+            </w:tcMar>
+            <w:vAlign w:val="center"/>
+          </w:tcPr>
+          <w:p>
+            <w:pPr>
+              <w:spacing w:after="0"/>
+            </w:pPr>
+            <w:r>
+              <w:rPr>
+                <w:b/>
+                <w:color w:val="282C34"/>
+                <w:sz w:val="18"/>
+              </w:rPr>
+              <w:t>$L_1$</w:t>
+            </w:r>
+          </w:p>
+        </w:tc>
+        <w:tc>
+          <w:tcPr>
+            <w:tcW w:type="dxa" w:w="1958"/>
+            <w:tcMar>
+              <w:top w:w="80" w:type="dxa"/>
+              <w:bottom w:w="80" w:type="dxa"/>
+              <w:left w:w="120" w:type="dxa"/>
+              <w:right w:w="120" w:type="dxa"/>
+            </w:tcMar>
+            <w:vAlign w:val="center"/>
+          </w:tcPr>
+          <w:p>
+            <w:pPr>
+              <w:spacing w:after="0"/>
+            </w:pPr>
+            <w:r>
+              <w:rPr>
+                <w:color w:val="282C34"/>
+                <w:sz w:val="18"/>
+              </w:rPr>
+              <w:t>Shielded Power Inductor</w:t>
+            </w:r>
+          </w:p>
+        </w:tc>
+        <w:tc>
+          <w:tcPr>
+            <w:tcW w:type="dxa" w:w="1958"/>
+            <w:tcMar>
+              <w:top w:w="80" w:type="dxa"/>
+              <w:bottom w:w="80" w:type="dxa"/>
+              <w:left w:w="120" w:type="dxa"/>
+              <w:right w:w="120" w:type="dxa"/>
+            </w:tcMar>
+            <w:vAlign w:val="center"/>
+          </w:tcPr>
+          <w:p>
+            <w:pPr>
+              <w:spacing w:after="0"/>
+            </w:pPr>
+            <w:r>
+              <w:rPr>
+                <w:color w:val="282C34"/>
+                <w:sz w:val="18"/>
+              </w:rPr>
+              <w:t>Vishay IHLP-5050EZ-01</w:t>
+            </w:r>
+          </w:p>
+        </w:tc>
+        <w:tc>
+          <w:tcPr>
+            <w:tcW w:type="dxa" w:w="1958"/>
+            <w:tcMar>
+              <w:top w:w="80" w:type="dxa"/>
+              <w:bottom w:w="80" w:type="dxa"/>
+              <w:left w:w="120" w:type="dxa"/>
+              <w:right w:w="120" w:type="dxa"/>
+            </w:tcMar>
+            <w:vAlign w:val="center"/>
+          </w:tcPr>
+          <w:p>
+            <w:pPr>
+              <w:spacing w:after="0"/>
+            </w:pPr>
+            <w:r>
+              <w:rPr>
+                <w:i/>
+                <w:color w:val="145AA0"/>
+                <w:sz w:val="18"/>
+              </w:rPr>
+              <w:t>L = 0.36\,µH, I_{sat = 32\,A, I_{rms = 24\,A, DCR = 1.3\,m\Omega</w:t>
+            </w:r>
+          </w:p>
+        </w:tc>
+        <w:tc>
+          <w:tcPr>
+            <w:tcW w:type="dxa" w:w="1958"/>
+            <w:tcMar>
+              <w:top w:w="80" w:type="dxa"/>
+              <w:bottom w:w="80" w:type="dxa"/>
+              <w:left w:w="120" w:type="dxa"/>
+              <w:right w:w="120" w:type="dxa"/>
+            </w:tcMar>
+            <w:vAlign w:val="center"/>
+          </w:tcPr>
+          <w:p>
+            <w:pPr>
+              <w:spacing w:after="0"/>
+            </w:pPr>
+            <w:r>
+              <w:rPr>
+                <w:color w:val="282C34"/>
+                <w:sz w:val="18"/>
+              </w:rPr>
+              <w:t xml:space="preserve">Low core loss powdered iron composite; saturation current must exceed </w:t>
+            </w:r>
+            <w:r>
+              <w:rPr>
+                <w:i/>
+                <w:color w:val="145AA0"/>
+                <w:sz w:val="18"/>
+              </w:rPr>
+              <w:t>I_o + \frac{\Delta I_L{2 = 23\,A</w:t>
+            </w:r>
+            <w:r>
+              <w:rPr>
+                <w:color w:val="282C34"/>
+                <w:sz w:val="18"/>
+              </w:rPr>
+              <w:t>.</w:t>
+            </w:r>
+          </w:p>
+        </w:tc>
+      </w:tr>
+      <w:tr>
+        <w:tc>
+          <w:tcPr>
+            <w:tcW w:type="dxa" w:w="1958"/>
+            <w:shd w:fill="F4F7F9"/>
+            <w:tcMar>
+              <w:top w:w="80" w:type="dxa"/>
+              <w:bottom w:w="80" w:type="dxa"/>
+              <w:left w:w="120" w:type="dxa"/>
+              <w:right w:w="120" w:type="dxa"/>
+            </w:tcMar>
+            <w:vAlign w:val="center"/>
+          </w:tcPr>
+          <w:p>
+            <w:pPr>
+              <w:spacing w:after="0"/>
+            </w:pPr>
+            <w:r>
+              <w:rPr>
+                <w:b/>
+                <w:color w:val="282C34"/>
+                <w:sz w:val="18"/>
+              </w:rPr>
+              <w:t>$C_{in,cer}$</w:t>
+            </w:r>
+          </w:p>
+        </w:tc>
+        <w:tc>
+          <w:tcPr>
+            <w:tcW w:type="dxa" w:w="1958"/>
+            <w:shd w:fill="F4F7F9"/>
+            <w:tcMar>
+              <w:top w:w="80" w:type="dxa"/>
+              <w:bottom w:w="80" w:type="dxa"/>
+              <w:left w:w="120" w:type="dxa"/>
+              <w:right w:w="120" w:type="dxa"/>
+            </w:tcMar>
+            <w:vAlign w:val="center"/>
+          </w:tcPr>
+          <w:p>
+            <w:pPr>
+              <w:spacing w:after="0"/>
+            </w:pPr>
+            <w:r>
+              <w:rPr>
+                <w:color w:val="282C34"/>
+                <w:sz w:val="18"/>
+              </w:rPr>
+              <w:t>Input Ceramic MLCC</w:t>
+            </w:r>
+          </w:p>
+        </w:tc>
+        <w:tc>
+          <w:tcPr>
+            <w:tcW w:type="dxa" w:w="1958"/>
+            <w:shd w:fill="F4F7F9"/>
+            <w:tcMar>
+              <w:top w:w="80" w:type="dxa"/>
+              <w:bottom w:w="80" w:type="dxa"/>
+              <w:left w:w="120" w:type="dxa"/>
+              <w:right w:w="120" w:type="dxa"/>
+            </w:tcMar>
+            <w:vAlign w:val="center"/>
+          </w:tcPr>
+          <w:p>
+            <w:pPr>
+              <w:spacing w:after="0"/>
+            </w:pPr>
+            <w:r>
+              <w:rPr>
+                <w:color w:val="282C34"/>
+                <w:sz w:val="18"/>
+              </w:rPr>
+              <w:t>Murata GRM32ER71H226KE14L</w:t>
+            </w:r>
+          </w:p>
+        </w:tc>
+        <w:tc>
+          <w:tcPr>
+            <w:tcW w:type="dxa" w:w="1958"/>
+            <w:shd w:fill="F4F7F9"/>
+            <w:tcMar>
+              <w:top w:w="80" w:type="dxa"/>
+              <w:bottom w:w="80" w:type="dxa"/>
+              <w:left w:w="120" w:type="dxa"/>
+              <w:right w:w="120" w:type="dxa"/>
+            </w:tcMar>
+            <w:vAlign w:val="center"/>
+          </w:tcPr>
+          <w:p>
+            <w:pPr>
+              <w:spacing w:after="0"/>
+            </w:pPr>
+            <w:r>
+              <w:rPr>
+                <w:i/>
+                <w:color w:val="145AA0"/>
+                <w:sz w:val="18"/>
+              </w:rPr>
+              <w:t>2 × 22\,µF, 50\,V, X7R, 1210</w:t>
+            </w:r>
+            <w:r>
+              <w:rPr>
+                <w:color w:val="282C34"/>
+                <w:sz w:val="18"/>
+              </w:rPr>
+              <w:t xml:space="preserve"> package</w:t>
+            </w:r>
+          </w:p>
+        </w:tc>
+        <w:tc>
+          <w:tcPr>
+            <w:tcW w:type="dxa" w:w="1958"/>
+            <w:shd w:fill="F4F7F9"/>
+            <w:tcMar>
+              <w:top w:w="80" w:type="dxa"/>
+              <w:bottom w:w="80" w:type="dxa"/>
+              <w:left w:w="120" w:type="dxa"/>
+              <w:right w:w="120" w:type="dxa"/>
+            </w:tcMar>
+            <w:vAlign w:val="center"/>
+          </w:tcPr>
+          <w:p>
+            <w:pPr>
+              <w:spacing w:after="0"/>
+            </w:pPr>
+            <w:r>
+              <w:rPr>
+                <w:color w:val="282C34"/>
+                <w:sz w:val="18"/>
+              </w:rPr>
+              <w:t>Accommodates high RMS ripple current (</w:t>
+            </w:r>
+            <w:r>
+              <w:rPr>
+                <w:i/>
+                <w:color w:val="145AA0"/>
+                <w:sz w:val="18"/>
+              </w:rPr>
+              <w:t>I_{Cin,rms \approx 6\,A</w:t>
+            </w:r>
+            <w:r>
+              <w:rPr>
+                <w:color w:val="282C34"/>
+                <w:sz w:val="18"/>
+              </w:rPr>
+              <w:t>).</w:t>
+            </w:r>
+          </w:p>
+        </w:tc>
+      </w:tr>
+      <w:tr>
+        <w:tc>
+          <w:tcPr>
+            <w:tcW w:type="dxa" w:w="1958"/>
+            <w:tcMar>
+              <w:top w:w="80" w:type="dxa"/>
+              <w:bottom w:w="80" w:type="dxa"/>
+              <w:left w:w="120" w:type="dxa"/>
+              <w:right w:w="120" w:type="dxa"/>
+            </w:tcMar>
+            <w:vAlign w:val="center"/>
+          </w:tcPr>
+          <w:p>
+            <w:pPr>
+              <w:spacing w:after="0"/>
+            </w:pPr>
+            <w:r>
+              <w:rPr>
+                <w:b/>
+                <w:color w:val="282C34"/>
+                <w:sz w:val="18"/>
+              </w:rPr>
+              <w:t>$C_{in,bulk}$</w:t>
+            </w:r>
+          </w:p>
+        </w:tc>
+        <w:tc>
+          <w:tcPr>
+            <w:tcW w:type="dxa" w:w="1958"/>
+            <w:tcMar>
+              <w:top w:w="80" w:type="dxa"/>
+              <w:bottom w:w="80" w:type="dxa"/>
+              <w:left w:w="120" w:type="dxa"/>
+              <w:right w:w="120" w:type="dxa"/>
+            </w:tcMar>
+            <w:vAlign w:val="center"/>
+          </w:tcPr>
+          <w:p>
+            <w:pPr>
+              <w:spacing w:after="0"/>
+            </w:pPr>
+            <w:r>
+              <w:rPr>
+                <w:color w:val="282C34"/>
+                <w:sz w:val="18"/>
+              </w:rPr>
+              <w:t>Input Bulk Capacitor</w:t>
+            </w:r>
+          </w:p>
+        </w:tc>
+        <w:tc>
+          <w:tcPr>
+            <w:tcW w:type="dxa" w:w="1958"/>
+            <w:tcMar>
+              <w:top w:w="80" w:type="dxa"/>
+              <w:bottom w:w="80" w:type="dxa"/>
+              <w:left w:w="120" w:type="dxa"/>
+              <w:right w:w="120" w:type="dxa"/>
+            </w:tcMar>
+            <w:vAlign w:val="center"/>
+          </w:tcPr>
+          <w:p>
+            <w:pPr>
+              <w:spacing w:after="0"/>
+            </w:pPr>
+            <w:r>
+              <w:rPr>
+                <w:color w:val="282C34"/>
+                <w:sz w:val="18"/>
+              </w:rPr>
+              <w:t>Panasonic 25SVPF100M</w:t>
+            </w:r>
+          </w:p>
+        </w:tc>
+        <w:tc>
+          <w:tcPr>
+            <w:tcW w:type="dxa" w:w="1958"/>
+            <w:tcMar>
+              <w:top w:w="80" w:type="dxa"/>
+              <w:bottom w:w="80" w:type="dxa"/>
+              <w:left w:w="120" w:type="dxa"/>
+              <w:right w:w="120" w:type="dxa"/>
+            </w:tcMar>
+            <w:vAlign w:val="center"/>
+          </w:tcPr>
+          <w:p>
+            <w:pPr>
+              <w:spacing w:after="0"/>
+            </w:pPr>
+            <w:r>
+              <w:rPr>
+                <w:i/>
+                <w:color w:val="145AA0"/>
+                <w:sz w:val="18"/>
+              </w:rPr>
+              <w:t>100\,µF, 25\,V, OS-CON Polymer, ESR = 8\,m\Omega</w:t>
+            </w:r>
+          </w:p>
+        </w:tc>
+        <w:tc>
+          <w:tcPr>
+            <w:tcW w:type="dxa" w:w="1958"/>
+            <w:tcMar>
+              <w:top w:w="80" w:type="dxa"/>
+              <w:bottom w:w="80" w:type="dxa"/>
+              <w:left w:w="120" w:type="dxa"/>
+              <w:right w:w="120" w:type="dxa"/>
+            </w:tcMar>
+            <w:vAlign w:val="center"/>
+          </w:tcPr>
+          <w:p>
+            <w:pPr>
+              <w:spacing w:after="0"/>
+            </w:pPr>
+            <w:r>
+              <w:rPr>
+                <w:color w:val="282C34"/>
+                <w:sz w:val="18"/>
+              </w:rPr>
+              <w:t>Damps input cable inductance and prevents input rail bounce.</w:t>
+            </w:r>
+          </w:p>
+        </w:tc>
+      </w:tr>
+      <w:tr>
+        <w:tc>
+          <w:tcPr>
+            <w:tcW w:type="dxa" w:w="1958"/>
+            <w:shd w:fill="F4F7F9"/>
+            <w:tcMar>
+              <w:top w:w="80" w:type="dxa"/>
+              <w:bottom w:w="80" w:type="dxa"/>
+              <w:left w:w="120" w:type="dxa"/>
+              <w:right w:w="120" w:type="dxa"/>
+            </w:tcMar>
+            <w:vAlign w:val="center"/>
+          </w:tcPr>
+          <w:p>
+            <w:pPr>
+              <w:spacing w:after="0"/>
+            </w:pPr>
+            <w:r>
+              <w:rPr>
+                <w:b/>
+                <w:color w:val="282C34"/>
+                <w:sz w:val="18"/>
+              </w:rPr>
+              <w:t>$C_{out,cer}$</w:t>
+            </w:r>
+          </w:p>
+        </w:tc>
+        <w:tc>
+          <w:tcPr>
+            <w:tcW w:type="dxa" w:w="1958"/>
+            <w:shd w:fill="F4F7F9"/>
+            <w:tcMar>
+              <w:top w:w="80" w:type="dxa"/>
+              <w:bottom w:w="80" w:type="dxa"/>
+              <w:left w:w="120" w:type="dxa"/>
+              <w:right w:w="120" w:type="dxa"/>
+            </w:tcMar>
+            <w:vAlign w:val="center"/>
+          </w:tcPr>
+          <w:p>
+            <w:pPr>
+              <w:spacing w:after="0"/>
+            </w:pPr>
+            <w:r>
+              <w:rPr>
+                <w:color w:val="282C34"/>
+                <w:sz w:val="18"/>
+              </w:rPr>
+              <w:t>Output Ceramic MLCC</w:t>
+            </w:r>
+          </w:p>
+        </w:tc>
+        <w:tc>
+          <w:tcPr>
+            <w:tcW w:type="dxa" w:w="1958"/>
+            <w:shd w:fill="F4F7F9"/>
+            <w:tcMar>
+              <w:top w:w="80" w:type="dxa"/>
+              <w:bottom w:w="80" w:type="dxa"/>
+              <w:left w:w="120" w:type="dxa"/>
+              <w:right w:w="120" w:type="dxa"/>
+            </w:tcMar>
+            <w:vAlign w:val="center"/>
+          </w:tcPr>
+          <w:p>
+            <w:pPr>
+              <w:spacing w:after="0"/>
+            </w:pPr>
+            <w:r>
+              <w:rPr>
+                <w:color w:val="282C34"/>
+                <w:sz w:val="18"/>
+              </w:rPr>
+              <w:t>TDK C3225X7R0J476M</w:t>
+            </w:r>
+          </w:p>
+        </w:tc>
+        <w:tc>
+          <w:tcPr>
+            <w:tcW w:type="dxa" w:w="1958"/>
+            <w:shd w:fill="F4F7F9"/>
+            <w:tcMar>
+              <w:top w:w="80" w:type="dxa"/>
+              <w:bottom w:w="80" w:type="dxa"/>
+              <w:left w:w="120" w:type="dxa"/>
+              <w:right w:w="120" w:type="dxa"/>
+            </w:tcMar>
+            <w:vAlign w:val="center"/>
+          </w:tcPr>
+          <w:p>
+            <w:pPr>
+              <w:spacing w:after="0"/>
+            </w:pPr>
+            <w:r>
+              <w:rPr>
+                <w:i/>
+                <w:color w:val="145AA0"/>
+                <w:sz w:val="18"/>
+              </w:rPr>
+              <w:t>4 × 47\,µF, 6.3\,V, X7R, 1210</w:t>
+            </w:r>
+            <w:r>
+              <w:rPr>
+                <w:color w:val="282C34"/>
+                <w:sz w:val="18"/>
+              </w:rPr>
+              <w:t xml:space="preserve"> package</w:t>
+            </w:r>
+          </w:p>
+        </w:tc>
+        <w:tc>
+          <w:tcPr>
+            <w:tcW w:type="dxa" w:w="1958"/>
+            <w:shd w:fill="F4F7F9"/>
+            <w:tcMar>
+              <w:top w:w="80" w:type="dxa"/>
+              <w:bottom w:w="80" w:type="dxa"/>
+              <w:left w:w="120" w:type="dxa"/>
+              <w:right w:w="120" w:type="dxa"/>
+            </w:tcMar>
+            <w:vAlign w:val="center"/>
+          </w:tcPr>
+          <w:p>
+            <w:pPr>
+              <w:spacing w:after="0"/>
+            </w:pPr>
+            <w:r>
+              <w:rPr>
+                <w:color w:val="282C34"/>
+                <w:sz w:val="18"/>
+              </w:rPr>
+              <w:t>Absorbs high-frequency switching current ripple with negligible ESR loss.</w:t>
+            </w:r>
+          </w:p>
+        </w:tc>
+      </w:tr>
+      <w:tr>
+        <w:tc>
+          <w:tcPr>
+            <w:tcW w:type="dxa" w:w="1958"/>
+            <w:tcMar>
+              <w:top w:w="80" w:type="dxa"/>
+              <w:bottom w:w="80" w:type="dxa"/>
+              <w:left w:w="120" w:type="dxa"/>
+              <w:right w:w="120" w:type="dxa"/>
+            </w:tcMar>
+            <w:vAlign w:val="center"/>
+          </w:tcPr>
+          <w:p>
+            <w:pPr>
+              <w:spacing w:after="0"/>
+            </w:pPr>
+            <w:r>
+              <w:rPr>
+                <w:b/>
+                <w:color w:val="282C34"/>
+                <w:sz w:val="18"/>
+              </w:rPr>
+              <w:t>$C_{out,bulk}$</w:t>
+            </w:r>
+          </w:p>
+        </w:tc>
+        <w:tc>
+          <w:tcPr>
+            <w:tcW w:type="dxa" w:w="1958"/>
+            <w:tcMar>
+              <w:top w:w="80" w:type="dxa"/>
+              <w:bottom w:w="80" w:type="dxa"/>
+              <w:left w:w="120" w:type="dxa"/>
+              <w:right w:w="120" w:type="dxa"/>
+            </w:tcMar>
+            <w:vAlign w:val="center"/>
+          </w:tcPr>
+          <w:p>
+            <w:pPr>
+              <w:spacing w:after="0"/>
+            </w:pPr>
+            <w:r>
+              <w:rPr>
+                <w:color w:val="282C34"/>
+                <w:sz w:val="18"/>
+              </w:rPr>
+              <w:t>Output Bulk Polymer</w:t>
+            </w:r>
+          </w:p>
+        </w:tc>
+        <w:tc>
+          <w:tcPr>
+            <w:tcW w:type="dxa" w:w="1958"/>
+            <w:tcMar>
+              <w:top w:w="80" w:type="dxa"/>
+              <w:bottom w:w="80" w:type="dxa"/>
+              <w:left w:w="120" w:type="dxa"/>
+              <w:right w:w="120" w:type="dxa"/>
+            </w:tcMar>
+            <w:vAlign w:val="center"/>
+          </w:tcPr>
+          <w:p>
+            <w:pPr>
+              <w:spacing w:after="0"/>
+            </w:pPr>
+            <w:r>
+              <w:rPr>
+                <w:color w:val="282C34"/>
+                <w:sz w:val="18"/>
+              </w:rPr>
+              <w:t>Panasonic 4SEPC470M</w:t>
+            </w:r>
+          </w:p>
+        </w:tc>
+        <w:tc>
+          <w:tcPr>
+            <w:tcW w:type="dxa" w:w="1958"/>
+            <w:tcMar>
+              <w:top w:w="80" w:type="dxa"/>
+              <w:bottom w:w="80" w:type="dxa"/>
+              <w:left w:w="120" w:type="dxa"/>
+              <w:right w:w="120" w:type="dxa"/>
+            </w:tcMar>
+            <w:vAlign w:val="center"/>
+          </w:tcPr>
+          <w:p>
+            <w:pPr>
+              <w:spacing w:after="0"/>
+            </w:pPr>
+            <w:r>
+              <w:rPr>
+                <w:i/>
+                <w:color w:val="145AA0"/>
+                <w:sz w:val="18"/>
+              </w:rPr>
+              <w:t>470\,µF, 4.0\,V, Polymer Aluminum, ESR = 5\,m\Omega</w:t>
+            </w:r>
+          </w:p>
+        </w:tc>
+        <w:tc>
+          <w:tcPr>
+            <w:tcW w:type="dxa" w:w="1958"/>
+            <w:tcMar>
+              <w:top w:w="80" w:type="dxa"/>
+              <w:bottom w:w="80" w:type="dxa"/>
+              <w:left w:w="120" w:type="dxa"/>
+              <w:right w:w="120" w:type="dxa"/>
+            </w:tcMar>
+            <w:vAlign w:val="center"/>
+          </w:tcPr>
+          <w:p>
+            <w:pPr>
+              <w:spacing w:after="0"/>
+            </w:pPr>
+            <w:r>
+              <w:rPr>
+                <w:color w:val="282C34"/>
+                <w:sz w:val="18"/>
+              </w:rPr>
+              <w:t>Handles dynamic step-load transients (</w:t>
+            </w:r>
+            <w:r>
+              <w:rPr>
+                <w:i/>
+                <w:color w:val="145AA0"/>
+                <w:sz w:val="18"/>
+              </w:rPr>
+              <w:t>0 \rightarrow 15\,A</w:t>
+            </w:r>
+            <w:r>
+              <w:rPr>
+                <w:color w:val="282C34"/>
+                <w:sz w:val="18"/>
+              </w:rPr>
+              <w:t xml:space="preserve"> in </w:t>
+            </w:r>
+            <w:r>
+              <w:rPr>
+                <w:i/>
+                <w:color w:val="145AA0"/>
+                <w:sz w:val="18"/>
+              </w:rPr>
+              <w:t>1\,µs</w:t>
+            </w:r>
+            <w:r>
+              <w:rPr>
+                <w:color w:val="282C34"/>
+                <w:sz w:val="18"/>
+              </w:rPr>
+              <w:t>).</w:t>
+            </w:r>
+          </w:p>
+        </w:tc>
+      </w:tr>
+      <w:tr>
+        <w:tc>
+          <w:tcPr>
+            <w:tcW w:type="dxa" w:w="1958"/>
+            <w:shd w:fill="F4F7F9"/>
+            <w:tcMar>
+              <w:top w:w="80" w:type="dxa"/>
+              <w:bottom w:w="80" w:type="dxa"/>
+              <w:left w:w="120" w:type="dxa"/>
+              <w:right w:w="120" w:type="dxa"/>
+            </w:tcMar>
+            <w:vAlign w:val="center"/>
+          </w:tcPr>
+          <w:p>
+            <w:pPr>
+              <w:spacing w:after="0"/>
+            </w:pPr>
+            <w:r>
+              <w:rPr>
+                <w:b/>
+                <w:color w:val="282C34"/>
+                <w:sz w:val="18"/>
+              </w:rPr>
+              <w:t>$D_{boot}$</w:t>
+            </w:r>
+          </w:p>
+        </w:tc>
+        <w:tc>
+          <w:tcPr>
+            <w:tcW w:type="dxa" w:w="1958"/>
+            <w:shd w:fill="F4F7F9"/>
+            <w:tcMar>
+              <w:top w:w="80" w:type="dxa"/>
+              <w:bottom w:w="80" w:type="dxa"/>
+              <w:left w:w="120" w:type="dxa"/>
+              <w:right w:w="120" w:type="dxa"/>
+            </w:tcMar>
+            <w:vAlign w:val="center"/>
+          </w:tcPr>
+          <w:p>
+            <w:pPr>
+              <w:spacing w:after="0"/>
+            </w:pPr>
+            <w:r>
+              <w:rPr>
+                <w:color w:val="282C34"/>
+                <w:sz w:val="18"/>
+              </w:rPr>
+              <w:t>Bootstrap Schottky Diode</w:t>
+            </w:r>
+          </w:p>
+        </w:tc>
+        <w:tc>
+          <w:tcPr>
+            <w:tcW w:type="dxa" w:w="1958"/>
+            <w:shd w:fill="F4F7F9"/>
+            <w:tcMar>
+              <w:top w:w="80" w:type="dxa"/>
+              <w:bottom w:w="80" w:type="dxa"/>
+              <w:left w:w="120" w:type="dxa"/>
+              <w:right w:w="120" w:type="dxa"/>
+            </w:tcMar>
+            <w:vAlign w:val="center"/>
+          </w:tcPr>
+          <w:p>
+            <w:pPr>
+              <w:spacing w:after="0"/>
+            </w:pPr>
+            <w:r>
+              <w:rPr>
+                <w:color w:val="282C34"/>
+                <w:sz w:val="18"/>
+              </w:rPr>
+              <w:t>Diodes Inc. DFLS1100</w:t>
+            </w:r>
+          </w:p>
+        </w:tc>
+        <w:tc>
+          <w:tcPr>
+            <w:tcW w:type="dxa" w:w="1958"/>
+            <w:shd w:fill="F4F7F9"/>
+            <w:tcMar>
+              <w:top w:w="80" w:type="dxa"/>
+              <w:bottom w:w="80" w:type="dxa"/>
+              <w:left w:w="120" w:type="dxa"/>
+              <w:right w:w="120" w:type="dxa"/>
+            </w:tcMar>
+            <w:vAlign w:val="center"/>
+          </w:tcPr>
+          <w:p>
+            <w:pPr>
+              <w:spacing w:after="0"/>
+            </w:pPr>
+            <w:r>
+              <w:rPr>
+                <w:i/>
+                <w:color w:val="145AA0"/>
+                <w:sz w:val="18"/>
+              </w:rPr>
+              <w:t>V_R = 100\,V, I_F = 1\,A, V_F = 0.45\,V, t_{rr &lt; 10\,ns</w:t>
+            </w:r>
+          </w:p>
+        </w:tc>
+        <w:tc>
+          <w:tcPr>
+            <w:tcW w:type="dxa" w:w="1958"/>
+            <w:shd w:fill="F4F7F9"/>
+            <w:tcMar>
+              <w:top w:w="80" w:type="dxa"/>
+              <w:bottom w:w="80" w:type="dxa"/>
+              <w:left w:w="120" w:type="dxa"/>
+              <w:right w:w="120" w:type="dxa"/>
+            </w:tcMar>
+            <w:vAlign w:val="center"/>
+          </w:tcPr>
+          <w:p>
+            <w:pPr>
+              <w:spacing w:after="0"/>
+            </w:pPr>
+            <w:r>
+              <w:rPr>
+                <w:color w:val="282C34"/>
+                <w:sz w:val="18"/>
+              </w:rPr>
+              <w:t xml:space="preserve">Ultra-fast recovery prevents discharging </w:t>
+            </w:r>
+            <w:r>
+              <w:rPr>
+                <w:i/>
+                <w:color w:val="145AA0"/>
+                <w:sz w:val="18"/>
+              </w:rPr>
+              <w:t>C_{boot</w:t>
+            </w:r>
+            <w:r>
+              <w:rPr>
+                <w:color w:val="282C34"/>
+                <w:sz w:val="18"/>
+              </w:rPr>
+              <w:t xml:space="preserve"> when SW swings to </w:t>
+            </w:r>
+            <w:r>
+              <w:rPr>
+                <w:i/>
+                <w:color w:val="145AA0"/>
+                <w:sz w:val="18"/>
+              </w:rPr>
+              <w:t>+12\,V</w:t>
+            </w:r>
+            <w:r>
+              <w:rPr>
+                <w:color w:val="282C34"/>
+                <w:sz w:val="18"/>
+              </w:rPr>
+              <w:t>.</w:t>
+            </w:r>
+          </w:p>
+        </w:tc>
+      </w:tr>
+      <w:tr>
+        <w:tc>
+          <w:tcPr>
+            <w:tcW w:type="dxa" w:w="1958"/>
+            <w:tcMar>
+              <w:top w:w="80" w:type="dxa"/>
+              <w:bottom w:w="80" w:type="dxa"/>
+              <w:left w:w="120" w:type="dxa"/>
+              <w:right w:w="120" w:type="dxa"/>
+            </w:tcMar>
+            <w:vAlign w:val="center"/>
+          </w:tcPr>
+          <w:p>
+            <w:pPr>
+              <w:spacing w:after="0"/>
+            </w:pPr>
+            <w:r>
+              <w:rPr>
+                <w:b/>
+                <w:color w:val="282C34"/>
+                <w:sz w:val="18"/>
+              </w:rPr>
+              <w:t>$C_{boot}$</w:t>
+            </w:r>
+          </w:p>
+        </w:tc>
+        <w:tc>
+          <w:tcPr>
+            <w:tcW w:type="dxa" w:w="1958"/>
+            <w:tcMar>
+              <w:top w:w="80" w:type="dxa"/>
+              <w:bottom w:w="80" w:type="dxa"/>
+              <w:left w:w="120" w:type="dxa"/>
+              <w:right w:w="120" w:type="dxa"/>
+            </w:tcMar>
+            <w:vAlign w:val="center"/>
+          </w:tcPr>
+          <w:p>
+            <w:pPr>
+              <w:spacing w:after="0"/>
+            </w:pPr>
+            <w:r>
+              <w:rPr>
+                <w:color w:val="282C34"/>
+                <w:sz w:val="18"/>
+              </w:rPr>
+              <w:t>Bootstrap Capacitor</w:t>
+            </w:r>
+          </w:p>
+        </w:tc>
+        <w:tc>
+          <w:tcPr>
+            <w:tcW w:type="dxa" w:w="1958"/>
+            <w:tcMar>
+              <w:top w:w="80" w:type="dxa"/>
+              <w:bottom w:w="80" w:type="dxa"/>
+              <w:left w:w="120" w:type="dxa"/>
+              <w:right w:w="120" w:type="dxa"/>
+            </w:tcMar>
+            <w:vAlign w:val="center"/>
+          </w:tcPr>
+          <w:p>
+            <w:pPr>
+              <w:spacing w:after="0"/>
+            </w:pPr>
+            <w:r>
+              <w:rPr>
+                <w:color w:val="282C34"/>
+                <w:sz w:val="18"/>
+              </w:rPr>
+              <w:t>TDK CGA3E2X7R1H104K</w:t>
+            </w:r>
+          </w:p>
+        </w:tc>
+        <w:tc>
+          <w:tcPr>
+            <w:tcW w:type="dxa" w:w="1958"/>
+            <w:tcMar>
+              <w:top w:w="80" w:type="dxa"/>
+              <w:bottom w:w="80" w:type="dxa"/>
+              <w:left w:w="120" w:type="dxa"/>
+              <w:right w:w="120" w:type="dxa"/>
+            </w:tcMar>
+            <w:vAlign w:val="center"/>
+          </w:tcPr>
+          <w:p>
+            <w:pPr>
+              <w:spacing w:after="0"/>
+            </w:pPr>
+            <w:r>
+              <w:rPr>
+                <w:i/>
+                <w:color w:val="145AA0"/>
+                <w:sz w:val="18"/>
+              </w:rPr>
+              <w:t>0.1\,µF, 50\,V, X7R, 0603</w:t>
+            </w:r>
+            <w:r>
+              <w:rPr>
+                <w:color w:val="282C34"/>
+                <w:sz w:val="18"/>
+              </w:rPr>
+              <w:t xml:space="preserve"> package</w:t>
+            </w:r>
+          </w:p>
+        </w:tc>
+        <w:tc>
+          <w:tcPr>
+            <w:tcW w:type="dxa" w:w="1958"/>
+            <w:tcMar>
+              <w:top w:w="80" w:type="dxa"/>
+              <w:bottom w:w="80" w:type="dxa"/>
+              <w:left w:w="120" w:type="dxa"/>
+              <w:right w:w="120" w:type="dxa"/>
+            </w:tcMar>
+            <w:vAlign w:val="center"/>
+          </w:tcPr>
+          <w:p>
+            <w:pPr>
+              <w:spacing w:after="0"/>
+            </w:pPr>
+            <w:r>
+              <w:rPr>
+                <w:color w:val="282C34"/>
+                <w:sz w:val="18"/>
+              </w:rPr>
+              <w:t xml:space="preserve">Value must satisfy </w:t>
+            </w:r>
+            <w:r>
+              <w:rPr>
+                <w:i/>
+                <w:color w:val="145AA0"/>
+                <w:sz w:val="18"/>
+              </w:rPr>
+              <w:t>C_{boot ≥ 10 \cdot \frac{Q_{g,Q1{V_{DRV - V_F</w:t>
+            </w:r>
+            <w:r>
+              <w:rPr>
+                <w:color w:val="282C34"/>
+                <w:sz w:val="18"/>
+              </w:rPr>
+              <w:t>.</w:t>
+            </w:r>
+          </w:p>
+        </w:tc>
+      </w:tr>
+      <w:tr>
+        <w:tc>
+          <w:tcPr>
+            <w:tcW w:type="dxa" w:w="1958"/>
+            <w:shd w:fill="F4F7F9"/>
+            <w:tcMar>
+              <w:top w:w="80" w:type="dxa"/>
+              <w:bottom w:w="80" w:type="dxa"/>
+              <w:left w:w="120" w:type="dxa"/>
+              <w:right w:w="120" w:type="dxa"/>
+            </w:tcMar>
+            <w:vAlign w:val="center"/>
+          </w:tcPr>
+          <w:p>
+            <w:pPr>
+              <w:spacing w:after="0"/>
+            </w:pPr>
+            <w:r>
+              <w:rPr>
+                <w:b/>
+                <w:color w:val="282C34"/>
+                <w:sz w:val="18"/>
+              </w:rPr>
+              <w:t>$R_{snub}$ / $C_{snub}$</w:t>
+            </w:r>
+          </w:p>
+        </w:tc>
+        <w:tc>
+          <w:tcPr>
+            <w:tcW w:type="dxa" w:w="1958"/>
+            <w:shd w:fill="F4F7F9"/>
+            <w:tcMar>
+              <w:top w:w="80" w:type="dxa"/>
+              <w:bottom w:w="80" w:type="dxa"/>
+              <w:left w:w="120" w:type="dxa"/>
+              <w:right w:w="120" w:type="dxa"/>
+            </w:tcMar>
+            <w:vAlign w:val="center"/>
+          </w:tcPr>
+          <w:p>
+            <w:pPr>
+              <w:spacing w:after="0"/>
+            </w:pPr>
+            <w:r>
+              <w:rPr>
+                <w:color w:val="282C34"/>
+                <w:sz w:val="18"/>
+              </w:rPr>
+              <w:t>SW RC Snubber Network</w:t>
+            </w:r>
+          </w:p>
+        </w:tc>
+        <w:tc>
+          <w:tcPr>
+            <w:tcW w:type="dxa" w:w="1958"/>
+            <w:shd w:fill="F4F7F9"/>
+            <w:tcMar>
+              <w:top w:w="80" w:type="dxa"/>
+              <w:bottom w:w="80" w:type="dxa"/>
+              <w:left w:w="120" w:type="dxa"/>
+              <w:right w:w="120" w:type="dxa"/>
+            </w:tcMar>
+            <w:vAlign w:val="center"/>
+          </w:tcPr>
+          <w:p>
+            <w:pPr>
+              <w:spacing w:after="0"/>
+            </w:pPr>
+            <w:r>
+              <w:rPr>
+                <w:color w:val="282C34"/>
+                <w:sz w:val="18"/>
+              </w:rPr>
+              <w:t>Vishay CRCW0805 / TDK C0G</w:t>
+            </w:r>
+          </w:p>
+        </w:tc>
+        <w:tc>
+          <w:tcPr>
+            <w:tcW w:type="dxa" w:w="1958"/>
+            <w:shd w:fill="F4F7F9"/>
+            <w:tcMar>
+              <w:top w:w="80" w:type="dxa"/>
+              <w:bottom w:w="80" w:type="dxa"/>
+              <w:left w:w="120" w:type="dxa"/>
+              <w:right w:w="120" w:type="dxa"/>
+            </w:tcMar>
+            <w:vAlign w:val="center"/>
+          </w:tcPr>
+          <w:p>
+            <w:pPr>
+              <w:spacing w:after="0"/>
+            </w:pPr>
+            <w:r>
+              <w:rPr>
+                <w:i/>
+                <w:color w:val="145AA0"/>
+                <w:sz w:val="18"/>
+              </w:rPr>
+              <w:t>R = 2.2\,\Omega / 0.5\,W, C = 1.0\,nF / 50\,V C0G</w:t>
+            </w:r>
+          </w:p>
+        </w:tc>
+        <w:tc>
+          <w:tcPr>
+            <w:tcW w:type="dxa" w:w="1958"/>
+            <w:shd w:fill="F4F7F9"/>
+            <w:tcMar>
+              <w:top w:w="80" w:type="dxa"/>
+              <w:bottom w:w="80" w:type="dxa"/>
+              <w:left w:w="120" w:type="dxa"/>
+              <w:right w:w="120" w:type="dxa"/>
+            </w:tcMar>
+            <w:vAlign w:val="center"/>
+          </w:tcPr>
+          <w:p>
+            <w:pPr>
+              <w:spacing w:after="0"/>
+            </w:pPr>
+            <w:r>
+              <w:rPr>
+                <w:color w:val="282C34"/>
+                <w:sz w:val="18"/>
+              </w:rPr>
+              <w:t xml:space="preserve">Damps </w:t>
+            </w:r>
+            <w:r>
+              <w:rPr>
+                <w:i/>
+                <w:color w:val="145AA0"/>
+                <w:sz w:val="18"/>
+              </w:rPr>
+              <w:t>150\,MHz</w:t>
+            </w:r>
+            <w:r>
+              <w:rPr>
+                <w:color w:val="282C34"/>
+                <w:sz w:val="18"/>
+              </w:rPr>
+              <w:t xml:space="preserve"> ringing caused by </w:t>
+            </w:r>
+            <w:r>
+              <w:rPr>
+                <w:i/>
+                <w:color w:val="145AA0"/>
+                <w:sz w:val="18"/>
+              </w:rPr>
+              <w:t>L_{parasitic</w:t>
+            </w:r>
+            <w:r>
+              <w:rPr>
+                <w:color w:val="282C34"/>
+                <w:sz w:val="18"/>
+              </w:rPr>
+              <w:t xml:space="preserve"> and MOSFET </w:t>
+            </w:r>
+            <w:r>
+              <w:rPr>
+                <w:i/>
+                <w:color w:val="145AA0"/>
+                <w:sz w:val="18"/>
+              </w:rPr>
+              <w:t>C_{oss</w:t>
+            </w:r>
+            <w:r>
+              <w:rPr>
+                <w:color w:val="282C34"/>
+                <w:sz w:val="18"/>
+              </w:rPr>
+              <w:t>.</w:t>
             </w:r>
           </w:p>
         </w:tc>

--- a/vvdn/converters/dc-dc/non-isolated/buck-converter.docx
+++ b/vvdn/converters/dc-dc/non-isolated/buck-converter.docx
@@ -99,37 +99,7 @@
           <w:color w:val="282C34"/>
           <w:sz w:val="21"/>
         </w:rPr>
-        <w:t xml:space="preserve"> steps down a higher DC input voltage </w:t>
-      </w:r>
-      <w:r>
-        <w:rPr>
-          <w:i/>
-          <w:color w:val="145AA0"/>
-          <w:sz w:val="21"/>
-        </w:rPr>
-        <w:t>V_{IN</w:t>
-      </w:r>
-      <w:r>
-        <w:rPr>
-          <w:color w:val="282C34"/>
-          <w:sz w:val="21"/>
-        </w:rPr>
-        <w:t xml:space="preserve"> to a lower, stabilized DC output voltage </w:t>
-      </w:r>
-      <w:r>
-        <w:rPr>
-          <w:i/>
-          <w:color w:val="145AA0"/>
-          <w:sz w:val="21"/>
-        </w:rPr>
-        <w:t>V_o</w:t>
-      </w:r>
-      <w:r>
-        <w:rPr>
-          <w:color w:val="282C34"/>
-          <w:sz w:val="21"/>
-        </w:rPr>
-        <w:t xml:space="preserve"> with high thermodynamic efficiency:</w:t>
+        <w:t xml:space="preserve"> steps down a higher DC input voltage V_IN to a lower, stabilized DC output voltage V_o with high thermodynamic efficiency:</w:t>
       </w:r>
     </w:p>
     <w:tbl>
@@ -571,22 +541,7 @@
                 <w:color w:val="282C34"/>
                 <w:sz w:val="18"/>
               </w:rPr>
-              <w:t xml:space="preserve">Fuse </w:t>
-            </w:r>
-            <w:r>
-              <w:rPr>
-                <w:i/>
-                <w:color w:val="145AA0"/>
-                <w:sz w:val="18"/>
-              </w:rPr>
-              <w:t>F_1</w:t>
-            </w:r>
-            <w:r>
-              <w:rPr>
-                <w:color w:val="282C34"/>
-                <w:sz w:val="18"/>
-              </w:rPr>
-              <w:t xml:space="preserve"> Terminal 1</w:t>
+              <w:t>Fuse F_1 Terminal 1</w:t>
             </w:r>
           </w:p>
         </w:tc>
@@ -687,22 +642,7 @@
                 <w:color w:val="282C34"/>
                 <w:sz w:val="18"/>
               </w:rPr>
-              <w:t xml:space="preserve">Fuse </w:t>
-            </w:r>
-            <w:r>
-              <w:rPr>
-                <w:i/>
-                <w:color w:val="145AA0"/>
-                <w:sz w:val="18"/>
-              </w:rPr>
-              <w:t>F_1</w:t>
-            </w:r>
-            <w:r>
-              <w:rPr>
-                <w:color w:val="282C34"/>
-                <w:sz w:val="18"/>
-              </w:rPr>
-              <w:t xml:space="preserve"> Terminal 2</w:t>
+              <w:t>Fuse F_1 Terminal 2</w:t>
             </w:r>
           </w:p>
         </w:tc>
@@ -724,48 +664,10 @@
             </w:pPr>
             <w:r>
               <w:rPr>
-                <w:i/>
-                <w:color w:val="145AA0"/>
-                <w:sz w:val="18"/>
-              </w:rPr>
-              <w:t>C_{in,bulk</w:t>
-            </w:r>
-            <w:r>
-              <w:rPr>
                 <w:color w:val="282C34"/>
                 <w:sz w:val="18"/>
               </w:rPr>
-              <w:t xml:space="preserve"> (+), </w:t>
-            </w:r>
-            <w:r>
-              <w:rPr>
-                <w:i/>
-                <w:color w:val="145AA0"/>
-                <w:sz w:val="18"/>
-              </w:rPr>
-              <w:t>C_{in,cer</w:t>
-            </w:r>
-            <w:r>
-              <w:rPr>
-                <w:color w:val="282C34"/>
-                <w:sz w:val="18"/>
-              </w:rPr>
-              <w:t xml:space="preserve"> (+), </w:t>
-            </w:r>
-            <w:r>
-              <w:rPr>
-                <w:i/>
-                <w:color w:val="145AA0"/>
-                <w:sz w:val="18"/>
-              </w:rPr>
-              <w:t>Q_1</w:t>
-            </w:r>
-            <w:r>
-              <w:rPr>
-                <w:color w:val="282C34"/>
-                <w:sz w:val="18"/>
-              </w:rPr>
-              <w:t xml:space="preserve"> Drain</w:t>
+              <w:t>C_in,bulk (+), C_in,cer (+), Q_1 Drain</w:t>
             </w:r>
           </w:p>
         </w:tc>
@@ -815,37 +717,7 @@
                 <w:color w:val="282C34"/>
                 <w:sz w:val="18"/>
               </w:rPr>
-              <w:t xml:space="preserve">Place </w:t>
-            </w:r>
-            <w:r>
-              <w:rPr>
-                <w:i/>
-                <w:color w:val="145AA0"/>
-                <w:sz w:val="18"/>
-              </w:rPr>
-              <w:t>C_{in,cer</w:t>
-            </w:r>
-            <w:r>
-              <w:rPr>
-                <w:color w:val="282C34"/>
-                <w:sz w:val="18"/>
-              </w:rPr>
-              <w:t xml:space="preserve"> immediately adjacent to </w:t>
-            </w:r>
-            <w:r>
-              <w:rPr>
-                <w:i/>
-                <w:color w:val="145AA0"/>
-                <w:sz w:val="18"/>
-              </w:rPr>
-              <w:t>Q_1</w:t>
-            </w:r>
-            <w:r>
-              <w:rPr>
-                <w:color w:val="282C34"/>
-                <w:sz w:val="18"/>
-              </w:rPr>
-              <w:t xml:space="preserve"> Drain to minimize loop inductance.</w:t>
+              <w:t>Place C_in,cer immediately adjacent to Q_1 Drain to minimize loop inductance.</w:t>
             </w:r>
           </w:p>
         </w:tc>
@@ -893,33 +765,10 @@
             </w:pPr>
             <w:r>
               <w:rPr>
-                <w:i/>
-                <w:color w:val="145AA0"/>
-                <w:sz w:val="18"/>
-              </w:rPr>
-              <w:t>Q_1</w:t>
-            </w:r>
-            <w:r>
-              <w:rPr>
                 <w:color w:val="282C34"/>
                 <w:sz w:val="18"/>
               </w:rPr>
-              <w:t xml:space="preserve"> Source (Pins 1-3), </w:t>
-            </w:r>
-            <w:r>
-              <w:rPr>
-                <w:i/>
-                <w:color w:val="145AA0"/>
-                <w:sz w:val="18"/>
-              </w:rPr>
-              <w:t>Q_2</w:t>
-            </w:r>
-            <w:r>
-              <w:rPr>
-                <w:color w:val="282C34"/>
-                <w:sz w:val="18"/>
-              </w:rPr>
-              <w:t xml:space="preserve"> Drain (Pins 5-8)</w:t>
+              <w:t>Q_1 Source (Pins 1-3), Q_2 Drain (Pins 5-8)</w:t>
             </w:r>
           </w:p>
         </w:tc>
@@ -943,37 +792,7 @@
                 <w:color w:val="282C34"/>
                 <w:sz w:val="18"/>
               </w:rPr>
-              <w:t xml:space="preserve">Inductor </w:t>
-            </w:r>
-            <w:r>
-              <w:rPr>
-                <w:i/>
-                <w:color w:val="145AA0"/>
-                <w:sz w:val="18"/>
-              </w:rPr>
-              <w:t>L_1</w:t>
-            </w:r>
-            <w:r>
-              <w:rPr>
-                <w:color w:val="282C34"/>
-                <w:sz w:val="18"/>
-              </w:rPr>
-              <w:t xml:space="preserve"> Pin 1, Driver PHASE (Pin 7), </w:t>
-            </w:r>
-            <w:r>
-              <w:rPr>
-                <w:i/>
-                <w:color w:val="145AA0"/>
-                <w:sz w:val="18"/>
-              </w:rPr>
-              <w:t>C_{boot</w:t>
-            </w:r>
-            <w:r>
-              <w:rPr>
-                <w:color w:val="282C34"/>
-                <w:sz w:val="18"/>
-              </w:rPr>
-              <w:t xml:space="preserve"> (-)</w:t>
+              <w:t>Inductor L_1 Pin 1, Driver PHASE (Pin 7), C_boot (-)</w:t>
             </w:r>
           </w:p>
         </w:tc>
@@ -997,22 +816,7 @@
                 <w:color w:val="282C34"/>
                 <w:sz w:val="18"/>
               </w:rPr>
-              <w:t xml:space="preserve">High </w:t>
-            </w:r>
-            <w:r>
-              <w:rPr>
-                <w:i/>
-                <w:color w:val="145AA0"/>
-                <w:sz w:val="18"/>
-              </w:rPr>
-              <w:t>dv/dt</w:t>
-            </w:r>
-            <w:r>
-              <w:rPr>
-                <w:color w:val="282C34"/>
-                <w:sz w:val="18"/>
-              </w:rPr>
-              <w:t xml:space="preserve"> rectangular switching node</w:t>
+              <w:t>High dv/dt rectangular switching node</w:t>
             </w:r>
           </w:p>
         </w:tc>
@@ -1086,33 +890,10 @@
             </w:pPr>
             <w:r>
               <w:rPr>
-                <w:i/>
-                <w:color w:val="145AA0"/>
-                <w:sz w:val="18"/>
-              </w:rPr>
-              <w:t>D_{boot</w:t>
-            </w:r>
-            <w:r>
-              <w:rPr>
                 <w:color w:val="282C34"/>
                 <w:sz w:val="18"/>
               </w:rPr>
-              <w:t xml:space="preserve"> Cathode, </w:t>
-            </w:r>
-            <w:r>
-              <w:rPr>
-                <w:i/>
-                <w:color w:val="145AA0"/>
-                <w:sz w:val="18"/>
-              </w:rPr>
-              <w:t>C_{boot</w:t>
-            </w:r>
-            <w:r>
-              <w:rPr>
-                <w:color w:val="282C34"/>
-                <w:sz w:val="18"/>
-              </w:rPr>
-              <w:t xml:space="preserve"> (+)</w:t>
+              <w:t>D_boot Cathode, C_boot (+)</w:t>
             </w:r>
           </w:p>
         </w:tc>
@@ -1187,52 +968,7 @@
                 <w:color w:val="282C34"/>
                 <w:sz w:val="18"/>
               </w:rPr>
-              <w:t xml:space="preserve">Floats at </w:t>
-            </w:r>
-            <w:r>
-              <w:rPr>
-                <w:i/>
-                <w:color w:val="145AA0"/>
-                <w:sz w:val="18"/>
-              </w:rPr>
-              <w:t>V_{SW + V_{DRV - V_F</w:t>
-            </w:r>
-            <w:r>
-              <w:rPr>
-                <w:color w:val="282C34"/>
-                <w:sz w:val="18"/>
-              </w:rPr>
-              <w:t xml:space="preserve"> (</w:t>
-            </w:r>
-            <w:r>
-              <w:rPr>
-                <w:i/>
-                <w:color w:val="145AA0"/>
-                <w:sz w:val="18"/>
-              </w:rPr>
-              <w:t>\sim 16.7\,V</w:t>
-            </w:r>
-            <w:r>
-              <w:rPr>
-                <w:color w:val="282C34"/>
-                <w:sz w:val="18"/>
-              </w:rPr>
-              <w:t xml:space="preserve"> during </w:t>
-            </w:r>
-            <w:r>
-              <w:rPr>
-                <w:i/>
-                <w:color w:val="145AA0"/>
-                <w:sz w:val="18"/>
-              </w:rPr>
-              <w:t>Q_1</w:t>
-            </w:r>
-            <w:r>
-              <w:rPr>
-                <w:color w:val="282C34"/>
-                <w:sz w:val="18"/>
-              </w:rPr>
-              <w:t xml:space="preserve"> ON state).</w:t>
+              <w:t>Floats at V_SW + V_DRV - V_F (sim 16.7 V during Q_1 ON state).</w:t>
             </w:r>
           </w:p>
         </w:tc>
@@ -1307,37 +1043,7 @@
                 <w:color w:val="282C34"/>
                 <w:sz w:val="18"/>
               </w:rPr>
-              <w:t xml:space="preserve">Resistor </w:t>
-            </w:r>
-            <w:r>
-              <w:rPr>
-                <w:i/>
-                <w:color w:val="145AA0"/>
-                <w:sz w:val="18"/>
-              </w:rPr>
-              <w:t>R_{g1</w:t>
-            </w:r>
-            <w:r>
-              <w:rPr>
-                <w:color w:val="282C34"/>
-                <w:sz w:val="18"/>
-              </w:rPr>
-              <w:t xml:space="preserve"> Pin 1 -&gt; </w:t>
-            </w:r>
-            <w:r>
-              <w:rPr>
-                <w:i/>
-                <w:color w:val="145AA0"/>
-                <w:sz w:val="18"/>
-              </w:rPr>
-              <w:t>Q_1</w:t>
-            </w:r>
-            <w:r>
-              <w:rPr>
-                <w:color w:val="282C34"/>
-                <w:sz w:val="18"/>
-              </w:rPr>
-              <w:t xml:space="preserve"> Gate (Pin 4)</w:t>
+              <w:t>Resistor R_g1 Pin 1 -&gt; Q_1 Gate (Pin 4)</w:t>
             </w:r>
           </w:p>
         </w:tc>
@@ -1463,37 +1169,7 @@
                 <w:color w:val="282C34"/>
                 <w:sz w:val="18"/>
               </w:rPr>
-              <w:t xml:space="preserve">Resistor </w:t>
-            </w:r>
-            <w:r>
-              <w:rPr>
-                <w:i/>
-                <w:color w:val="145AA0"/>
-                <w:sz w:val="18"/>
-              </w:rPr>
-              <w:t>R_{g2</w:t>
-            </w:r>
-            <w:r>
-              <w:rPr>
-                <w:color w:val="282C34"/>
-                <w:sz w:val="18"/>
-              </w:rPr>
-              <w:t xml:space="preserve"> Pin 1 -&gt; </w:t>
-            </w:r>
-            <w:r>
-              <w:rPr>
-                <w:i/>
-                <w:color w:val="145AA0"/>
-                <w:sz w:val="18"/>
-              </w:rPr>
-              <w:t>Q_2</w:t>
-            </w:r>
-            <w:r>
-              <w:rPr>
-                <w:color w:val="282C34"/>
-                <w:sz w:val="18"/>
-              </w:rPr>
-              <w:t xml:space="preserve"> Gate (Pin 4)</w:t>
+              <w:t>Resistor R_g2 Pin 1 -&gt; Q_2 Gate (Pin 4)</w:t>
             </w:r>
           </w:p>
         </w:tc>
@@ -1543,37 +1219,7 @@
                 <w:color w:val="282C34"/>
                 <w:sz w:val="18"/>
               </w:rPr>
-              <w:t xml:space="preserve">Keep trace width </w:t>
-            </w:r>
-            <w:r>
-              <w:rPr>
-                <w:i/>
-                <w:color w:val="145AA0"/>
-                <w:sz w:val="18"/>
-              </w:rPr>
-              <w:t>&gt; 20\,mil</w:t>
-            </w:r>
-            <w:r>
-              <w:rPr>
-                <w:color w:val="282C34"/>
-                <w:sz w:val="18"/>
-              </w:rPr>
-              <w:t xml:space="preserve"> to provide </w:t>
-            </w:r>
-            <w:r>
-              <w:rPr>
-                <w:i/>
-                <w:color w:val="145AA0"/>
-                <w:sz w:val="18"/>
-              </w:rPr>
-              <w:t>&gt; 2\,A</w:t>
-            </w:r>
-            <w:r>
-              <w:rPr>
-                <w:color w:val="282C34"/>
-                <w:sz w:val="18"/>
-              </w:rPr>
-              <w:t xml:space="preserve"> sink current.</w:t>
+              <w:t>Keep trace width &gt; 20 mil to provide &gt; 2 A sink current.</w:t>
             </w:r>
           </w:p>
         </w:tc>
@@ -1624,22 +1270,7 @@
                 <w:color w:val="282C34"/>
                 <w:sz w:val="18"/>
               </w:rPr>
-              <w:t xml:space="preserve">Shunt </w:t>
-            </w:r>
-            <w:r>
-              <w:rPr>
-                <w:i/>
-                <w:color w:val="145AA0"/>
-                <w:sz w:val="18"/>
-              </w:rPr>
-              <w:t>R_{shunt</w:t>
-            </w:r>
-            <w:r>
-              <w:rPr>
-                <w:color w:val="282C34"/>
-                <w:sz w:val="18"/>
-              </w:rPr>
-              <w:t xml:space="preserve"> Kelvin Pads</w:t>
+              <w:t>Shunt R_shunt Kelvin Pads</w:t>
             </w:r>
           </w:p>
         </w:tc>
@@ -1764,22 +1395,7 @@
                 <w:color w:val="282C34"/>
                 <w:sz w:val="18"/>
               </w:rPr>
-              <w:t xml:space="preserve">Inductor </w:t>
-            </w:r>
-            <w:r>
-              <w:rPr>
-                <w:i/>
-                <w:color w:val="145AA0"/>
-                <w:sz w:val="18"/>
-              </w:rPr>
-              <w:t>L_1</w:t>
-            </w:r>
-            <w:r>
-              <w:rPr>
-                <w:color w:val="282C34"/>
-                <w:sz w:val="18"/>
-              </w:rPr>
-              <w:t xml:space="preserve"> Pin 2</w:t>
+              <w:t>Inductor L_1 Pin 2</w:t>
             </w:r>
           </w:p>
         </w:tc>
@@ -1801,33 +1417,10 @@
             </w:pPr>
             <w:r>
               <w:rPr>
-                <w:i/>
-                <w:color w:val="145AA0"/>
-                <w:sz w:val="18"/>
-              </w:rPr>
-              <w:t>C_{out</w:t>
-            </w:r>
-            <w:r>
-              <w:rPr>
                 <w:color w:val="282C34"/>
                 <w:sz w:val="18"/>
               </w:rPr>
-              <w:t xml:space="preserve"> bank (+), Feedback </w:t>
-            </w:r>
-            <w:r>
-              <w:rPr>
-                <w:i/>
-                <w:color w:val="145AA0"/>
-                <w:sz w:val="18"/>
-              </w:rPr>
-              <w:t>R_{fb1</w:t>
-            </w:r>
-            <w:r>
-              <w:rPr>
-                <w:color w:val="282C34"/>
-                <w:sz w:val="18"/>
-              </w:rPr>
-              <w:t>, Load (+)</w:t>
+              <w:t>C_out bank (+), Feedback R_fb1, Load (+)</w:t>
             </w:r>
           </w:p>
         </w:tc>
@@ -1928,22 +1521,7 @@
                 <w:color w:val="282C34"/>
                 <w:sz w:val="18"/>
               </w:rPr>
-              <w:t xml:space="preserve">Divider </w:t>
-            </w:r>
-            <w:r>
-              <w:rPr>
-                <w:i/>
-                <w:color w:val="145AA0"/>
-                <w:sz w:val="18"/>
-              </w:rPr>
-              <w:t>R_{fb1/R_{fb2</w:t>
-            </w:r>
-            <w:r>
-              <w:rPr>
-                <w:color w:val="282C34"/>
-                <w:sz w:val="18"/>
-              </w:rPr>
-              <w:t xml:space="preserve"> Node</w:t>
+              <w:t>Divider R_fb1/R_fb2 Node</w:t>
             </w:r>
           </w:p>
         </w:tc>
@@ -2065,48 +1643,10 @@
             </w:pPr>
             <w:r>
               <w:rPr>
-                <w:i/>
-                <w:color w:val="145AA0"/>
-                <w:sz w:val="18"/>
-              </w:rPr>
-              <w:t>C_{in</w:t>
-            </w:r>
-            <w:r>
-              <w:rPr>
                 <w:color w:val="282C34"/>
                 <w:sz w:val="18"/>
               </w:rPr>
-              <w:t xml:space="preserve"> (-), </w:t>
-            </w:r>
-            <w:r>
-              <w:rPr>
-                <w:i/>
-                <w:color w:val="145AA0"/>
-                <w:sz w:val="18"/>
-              </w:rPr>
-              <w:t>Q_2</w:t>
-            </w:r>
-            <w:r>
-              <w:rPr>
-                <w:color w:val="282C34"/>
-                <w:sz w:val="18"/>
-              </w:rPr>
-              <w:t xml:space="preserve"> Source, </w:t>
-            </w:r>
-            <w:r>
-              <w:rPr>
-                <w:i/>
-                <w:color w:val="145AA0"/>
-                <w:sz w:val="18"/>
-              </w:rPr>
-              <w:t>C_{out</w:t>
-            </w:r>
-            <w:r>
-              <w:rPr>
-                <w:color w:val="282C34"/>
-                <w:sz w:val="18"/>
-              </w:rPr>
-              <w:t xml:space="preserve"> (-)</w:t>
+              <w:t>C_in (-), Q_2 Source, C_out (-)</w:t>
             </w:r>
           </w:p>
         </w:tc>
@@ -2232,22 +1772,7 @@
                 <w:color w:val="282C34"/>
                 <w:sz w:val="18"/>
               </w:rPr>
-              <w:t xml:space="preserve">Controller Reference, </w:t>
-            </w:r>
-            <w:r>
-              <w:rPr>
-                <w:i/>
-                <w:color w:val="145AA0"/>
-                <w:sz w:val="18"/>
-              </w:rPr>
-              <w:t>R_{fb2</w:t>
-            </w:r>
-            <w:r>
-              <w:rPr>
-                <w:color w:val="282C34"/>
-                <w:sz w:val="18"/>
-              </w:rPr>
-              <w:t xml:space="preserve"> (-)</w:t>
+              <w:t>Controller Reference, R_fb2 (-)</w:t>
             </w:r>
           </w:p>
         </w:tc>
@@ -2271,22 +1796,7 @@
                 <w:color w:val="282C34"/>
                 <w:sz w:val="18"/>
               </w:rPr>
-              <w:t xml:space="preserve">Star Ground Tie Point at </w:t>
-            </w:r>
-            <w:r>
-              <w:rPr>
-                <w:i/>
-                <w:color w:val="145AA0"/>
-                <w:sz w:val="18"/>
-              </w:rPr>
-              <w:t>C_{out</w:t>
-            </w:r>
-            <w:r>
-              <w:rPr>
-                <w:color w:val="282C34"/>
-                <w:sz w:val="18"/>
-              </w:rPr>
-              <w:t xml:space="preserve"> GND pad</w:t>
+              <w:t>Star Ground Tie Point at C_out GND pad</w:t>
             </w:r>
           </w:p>
         </w:tc>
@@ -2529,7 +2039,7 @@
                 <w:color w:val="282C34"/>
                 <w:sz w:val="18"/>
               </w:rPr>
-              <w:t>$Q_1$</w:t>
+              <w:t>Q_1</w:t>
             </w:r>
           </w:p>
         </w:tc>
@@ -2598,11 +2108,10 @@
             </w:pPr>
             <w:r>
               <w:rPr>
-                <w:i/>
-                <w:color w:val="145AA0"/>
+                <w:color w:val="282C34"/>
                 <w:sz w:val="18"/>
               </w:rPr>
-              <w:t>V_{DS = 40\,V, I_D = 100\,A, R_{DS(on) = 2.2\,m\Omega, Q_g = 19\,nC</w:t>
+              <w:t>V_DS = 40 V, I_D = 100 A, R_DS(on) = 2.2 mΩ, Q_g = 19 nC</w:t>
             </w:r>
           </w:p>
         </w:tc>
@@ -2626,22 +2135,7 @@
                 <w:color w:val="282C34"/>
                 <w:sz w:val="18"/>
               </w:rPr>
-              <w:t xml:space="preserve">Select for ultra-low gate charge </w:t>
-            </w:r>
-            <w:r>
-              <w:rPr>
-                <w:i/>
-                <w:color w:val="145AA0"/>
-                <w:sz w:val="18"/>
-              </w:rPr>
-              <w:t>Q_{gd</w:t>
-            </w:r>
-            <w:r>
-              <w:rPr>
-                <w:color w:val="282C34"/>
-                <w:sz w:val="18"/>
-              </w:rPr>
-              <w:t xml:space="preserve"> to minimize turn-on switching losses.</w:t>
+              <w:t>Select for ultra-low gate charge Q_gd to minimize turn-on switching losses.</w:t>
             </w:r>
           </w:p>
         </w:tc>
@@ -2669,7 +2163,7 @@
                 <w:color w:val="282C34"/>
                 <w:sz w:val="18"/>
               </w:rPr>
-              <w:t>$Q_2$</w:t>
+              <w:t>Q_2</w:t>
             </w:r>
           </w:p>
         </w:tc>
@@ -2741,11 +2235,10 @@
             </w:pPr>
             <w:r>
               <w:rPr>
-                <w:i/>
-                <w:color w:val="145AA0"/>
+                <w:color w:val="282C34"/>
                 <w:sz w:val="18"/>
               </w:rPr>
-              <w:t>V_{DS = 40\,V, I_D = 125\,A, R_{DS(on) = 1.4\,m\Omega, Q_{rr = 35\,nC</w:t>
+              <w:t>V_DS = 40 V, I_D = 125 A, R_DS(on) = 1.4 mΩ, Q_rr = 35 nC</w:t>
             </w:r>
           </w:p>
         </w:tc>
@@ -2770,37 +2263,7 @@
                 <w:color w:val="282C34"/>
                 <w:sz w:val="18"/>
               </w:rPr>
-              <w:t xml:space="preserve">Select for lowest </w:t>
-            </w:r>
-            <w:r>
-              <w:rPr>
-                <w:i/>
-                <w:color w:val="145AA0"/>
-                <w:sz w:val="18"/>
-              </w:rPr>
-              <w:t>R_{DS(on)</w:t>
-            </w:r>
-            <w:r>
-              <w:rPr>
-                <w:color w:val="282C34"/>
-                <w:sz w:val="18"/>
-              </w:rPr>
-              <w:t xml:space="preserve"> to minimize conduction losses at high duty cycles (</w:t>
-            </w:r>
-            <w:r>
-              <w:rPr>
-                <w:i/>
-                <w:color w:val="145AA0"/>
-                <w:sz w:val="18"/>
-              </w:rPr>
-              <w:t>1-D \approx 90\%</w:t>
-            </w:r>
-            <w:r>
-              <w:rPr>
-                <w:color w:val="282C34"/>
-                <w:sz w:val="18"/>
-              </w:rPr>
-              <w:t>).</w:t>
+              <w:t>Select for lowest R_DS(on) to minimize conduction losses at high duty cycles (1-D ≈ 90\%).</w:t>
             </w:r>
           </w:p>
         </w:tc>
@@ -2827,7 +2290,7 @@
                 <w:color w:val="282C34"/>
                 <w:sz w:val="18"/>
               </w:rPr>
-              <w:t>$L_1$</w:t>
+              <w:t>L_1</w:t>
             </w:r>
           </w:p>
         </w:tc>
@@ -2896,11 +2359,10 @@
             </w:pPr>
             <w:r>
               <w:rPr>
-                <w:i/>
-                <w:color w:val="145AA0"/>
+                <w:color w:val="282C34"/>
                 <w:sz w:val="18"/>
               </w:rPr>
-              <w:t>L = 0.36\,µH, I_{sat = 32\,A, I_{rms = 24\,A, DCR = 1.3\,m\Omega</w:t>
+              <w:t>L = 0.36 µH, I_sat = 32 A, I_rms = 24 A, DCR = 1.3 mΩ</w:t>
             </w:r>
           </w:p>
         </w:tc>
@@ -2924,22 +2386,7 @@
                 <w:color w:val="282C34"/>
                 <w:sz w:val="18"/>
               </w:rPr>
-              <w:t xml:space="preserve">Low core loss powdered iron composite; saturation current must exceed </w:t>
-            </w:r>
-            <w:r>
-              <w:rPr>
-                <w:i/>
-                <w:color w:val="145AA0"/>
-                <w:sz w:val="18"/>
-              </w:rPr>
-              <w:t>I_o + \frac{\Delta I_L{2 = 23\,A</w:t>
-            </w:r>
-            <w:r>
-              <w:rPr>
-                <w:color w:val="282C34"/>
-                <w:sz w:val="18"/>
-              </w:rPr>
-              <w:t>.</w:t>
+              <w:t>Low core loss powdered iron composite; saturation current must exceed I_o + (Δ I_L) / 2 = 23 A.</w:t>
             </w:r>
           </w:p>
         </w:tc>
@@ -2967,7 +2414,7 @@
                 <w:color w:val="282C34"/>
                 <w:sz w:val="18"/>
               </w:rPr>
-              <w:t>$C_{in,cer}$</w:t>
+              <w:t>C_in,cer</w:t>
             </w:r>
           </w:p>
         </w:tc>
@@ -3039,18 +2486,10 @@
             </w:pPr>
             <w:r>
               <w:rPr>
-                <w:i/>
-                <w:color w:val="145AA0"/>
-                <w:sz w:val="18"/>
-              </w:rPr>
-              <w:t>2 × 22\,µF, 50\,V, X7R, 1210</w:t>
-            </w:r>
-            <w:r>
-              <w:rPr>
                 <w:color w:val="282C34"/>
                 <w:sz w:val="18"/>
               </w:rPr>
-              <w:t xml:space="preserve"> package</w:t>
+              <w:t>2 * 22 µF, 50 V, X7R, 1210 package</w:t>
             </w:r>
           </w:p>
         </w:tc>
@@ -3075,22 +2514,7 @@
                 <w:color w:val="282C34"/>
                 <w:sz w:val="18"/>
               </w:rPr>
-              <w:t>Accommodates high RMS ripple current (</w:t>
-            </w:r>
-            <w:r>
-              <w:rPr>
-                <w:i/>
-                <w:color w:val="145AA0"/>
-                <w:sz w:val="18"/>
-              </w:rPr>
-              <w:t>I_{Cin,rms \approx 6\,A</w:t>
-            </w:r>
-            <w:r>
-              <w:rPr>
-                <w:color w:val="282C34"/>
-                <w:sz w:val="18"/>
-              </w:rPr>
-              <w:t>).</w:t>
+              <w:t>Accommodates high RMS ripple current (I_Cin,rms ≈ 6 A).</w:t>
             </w:r>
           </w:p>
         </w:tc>
@@ -3117,7 +2541,7 @@
                 <w:color w:val="282C34"/>
                 <w:sz w:val="18"/>
               </w:rPr>
-              <w:t>$C_{in,bulk}$</w:t>
+              <w:t>C_in,bulk</w:t>
             </w:r>
           </w:p>
         </w:tc>
@@ -3186,11 +2610,10 @@
             </w:pPr>
             <w:r>
               <w:rPr>
-                <w:i/>
-                <w:color w:val="145AA0"/>
+                <w:color w:val="282C34"/>
                 <w:sz w:val="18"/>
               </w:rPr>
-              <w:t>100\,µF, 25\,V, OS-CON Polymer, ESR = 8\,m\Omega</w:t>
+              <w:t>100 µF, 25 V, OS-CON Polymer, ESR = 8 mΩ</w:t>
             </w:r>
           </w:p>
         </w:tc>
@@ -3242,7 +2665,7 @@
                 <w:color w:val="282C34"/>
                 <w:sz w:val="18"/>
               </w:rPr>
-              <w:t>$C_{out,cer}$</w:t>
+              <w:t>C_out,cer</w:t>
             </w:r>
           </w:p>
         </w:tc>
@@ -3314,18 +2737,10 @@
             </w:pPr>
             <w:r>
               <w:rPr>
-                <w:i/>
-                <w:color w:val="145AA0"/>
-                <w:sz w:val="18"/>
-              </w:rPr>
-              <w:t>4 × 47\,µF, 6.3\,V, X7R, 1210</w:t>
-            </w:r>
-            <w:r>
-              <w:rPr>
                 <w:color w:val="282C34"/>
                 <w:sz w:val="18"/>
               </w:rPr>
-              <w:t xml:space="preserve"> package</w:t>
+              <w:t>4 * 47 µF, 6.3 V, X7R, 1210 package</w:t>
             </w:r>
           </w:p>
         </w:tc>
@@ -3377,7 +2792,7 @@
                 <w:color w:val="282C34"/>
                 <w:sz w:val="18"/>
               </w:rPr>
-              <w:t>$C_{out,bulk}$</w:t>
+              <w:t>C_out,bulk</w:t>
             </w:r>
           </w:p>
         </w:tc>
@@ -3446,11 +2861,10 @@
             </w:pPr>
             <w:r>
               <w:rPr>
-                <w:i/>
-                <w:color w:val="145AA0"/>
+                <w:color w:val="282C34"/>
                 <w:sz w:val="18"/>
               </w:rPr>
-              <w:t>470\,µF, 4.0\,V, Polymer Aluminum, ESR = 5\,m\Omega</w:t>
+              <w:t>470 µF, 4.0 V, Polymer Aluminum, ESR = 5 mΩ</w:t>
             </w:r>
           </w:p>
         </w:tc>
@@ -3474,37 +2888,7 @@
                 <w:color w:val="282C34"/>
                 <w:sz w:val="18"/>
               </w:rPr>
-              <w:t>Handles dynamic step-load transients (</w:t>
-            </w:r>
-            <w:r>
-              <w:rPr>
-                <w:i/>
-                <w:color w:val="145AA0"/>
-                <w:sz w:val="18"/>
-              </w:rPr>
-              <w:t>0 \rightarrow 15\,A</w:t>
-            </w:r>
-            <w:r>
-              <w:rPr>
-                <w:color w:val="282C34"/>
-                <w:sz w:val="18"/>
-              </w:rPr>
-              <w:t xml:space="preserve"> in </w:t>
-            </w:r>
-            <w:r>
-              <w:rPr>
-                <w:i/>
-                <w:color w:val="145AA0"/>
-                <w:sz w:val="18"/>
-              </w:rPr>
-              <w:t>1\,µs</w:t>
-            </w:r>
-            <w:r>
-              <w:rPr>
-                <w:color w:val="282C34"/>
-                <w:sz w:val="18"/>
-              </w:rPr>
-              <w:t>).</w:t>
+              <w:t>Handles dynamic step-load transients (0 -&gt; 15 A in 1 µs).</w:t>
             </w:r>
           </w:p>
         </w:tc>
@@ -3532,7 +2916,7 @@
                 <w:color w:val="282C34"/>
                 <w:sz w:val="18"/>
               </w:rPr>
-              <w:t>$D_{boot}$</w:t>
+              <w:t>D_boot</w:t>
             </w:r>
           </w:p>
         </w:tc>
@@ -3604,11 +2988,10 @@
             </w:pPr>
             <w:r>
               <w:rPr>
-                <w:i/>
-                <w:color w:val="145AA0"/>
+                <w:color w:val="282C34"/>
                 <w:sz w:val="18"/>
               </w:rPr>
-              <w:t>V_R = 100\,V, I_F = 1\,A, V_F = 0.45\,V, t_{rr &lt; 10\,ns</w:t>
+              <w:t>V_R = 100 V, I_F = 1 A, V_F = 0.45 V, t_rr &lt; 10 ns</w:t>
             </w:r>
           </w:p>
         </w:tc>
@@ -3633,37 +3016,7 @@
                 <w:color w:val="282C34"/>
                 <w:sz w:val="18"/>
               </w:rPr>
-              <w:t xml:space="preserve">Ultra-fast recovery prevents discharging </w:t>
-            </w:r>
-            <w:r>
-              <w:rPr>
-                <w:i/>
-                <w:color w:val="145AA0"/>
-                <w:sz w:val="18"/>
-              </w:rPr>
-              <w:t>C_{boot</w:t>
-            </w:r>
-            <w:r>
-              <w:rPr>
-                <w:color w:val="282C34"/>
-                <w:sz w:val="18"/>
-              </w:rPr>
-              <w:t xml:space="preserve"> when SW swings to </w:t>
-            </w:r>
-            <w:r>
-              <w:rPr>
-                <w:i/>
-                <w:color w:val="145AA0"/>
-                <w:sz w:val="18"/>
-              </w:rPr>
-              <w:t>+12\,V</w:t>
-            </w:r>
-            <w:r>
-              <w:rPr>
-                <w:color w:val="282C34"/>
-                <w:sz w:val="18"/>
-              </w:rPr>
-              <w:t>.</w:t>
+              <w:t>Ultra-fast recovery prevents discharging C_boot when SW swings to +12 V.</w:t>
             </w:r>
           </w:p>
         </w:tc>
@@ -3690,7 +3043,7 @@
                 <w:color w:val="282C34"/>
                 <w:sz w:val="18"/>
               </w:rPr>
-              <w:t>$C_{boot}$</w:t>
+              <w:t>C_boot</w:t>
             </w:r>
           </w:p>
         </w:tc>
@@ -3759,18 +3112,10 @@
             </w:pPr>
             <w:r>
               <w:rPr>
-                <w:i/>
-                <w:color w:val="145AA0"/>
-                <w:sz w:val="18"/>
-              </w:rPr>
-              <w:t>0.1\,µF, 50\,V, X7R, 0603</w:t>
-            </w:r>
-            <w:r>
-              <w:rPr>
                 <w:color w:val="282C34"/>
                 <w:sz w:val="18"/>
               </w:rPr>
-              <w:t xml:space="preserve"> package</w:t>
+              <w:t>0.1 µF, 50 V, X7R, 0603 package</w:t>
             </w:r>
           </w:p>
         </w:tc>
@@ -3794,22 +3139,7 @@
                 <w:color w:val="282C34"/>
                 <w:sz w:val="18"/>
               </w:rPr>
-              <w:t xml:space="preserve">Value must satisfy </w:t>
-            </w:r>
-            <w:r>
-              <w:rPr>
-                <w:i/>
-                <w:color w:val="145AA0"/>
-                <w:sz w:val="18"/>
-              </w:rPr>
-              <w:t>C_{boot ≥ 10 \cdot \frac{Q_{g,Q1{V_{DRV - V_F</w:t>
-            </w:r>
-            <w:r>
-              <w:rPr>
-                <w:color w:val="282C34"/>
-                <w:sz w:val="18"/>
-              </w:rPr>
-              <w:t>.</w:t>
+              <w:t>Value must satisfy C_boot &gt;= 10 * Q_g,Q1 / (V_DRV - V_F).</w:t>
             </w:r>
           </w:p>
         </w:tc>
@@ -3837,7 +3167,7 @@
                 <w:color w:val="282C34"/>
                 <w:sz w:val="18"/>
               </w:rPr>
-              <w:t>$R_{snub}$ / $C_{snub}$</w:t>
+              <w:t>R_snub / C_snub</w:t>
             </w:r>
           </w:p>
         </w:tc>
@@ -3909,11 +3239,10 @@
             </w:pPr>
             <w:r>
               <w:rPr>
-                <w:i/>
-                <w:color w:val="145AA0"/>
+                <w:color w:val="282C34"/>
                 <w:sz w:val="18"/>
               </w:rPr>
-              <w:t>R = 2.2\,\Omega / 0.5\,W, C = 1.0\,nF / 50\,V C0G</w:t>
+              <w:t>R = 2.2 Ω / 0.5 W, C = 1.0 nF / 50 V C0G</w:t>
             </w:r>
           </w:p>
         </w:tc>
@@ -3938,52 +3267,7 @@
                 <w:color w:val="282C34"/>
                 <w:sz w:val="18"/>
               </w:rPr>
-              <w:t xml:space="preserve">Damps </w:t>
-            </w:r>
-            <w:r>
-              <w:rPr>
-                <w:i/>
-                <w:color w:val="145AA0"/>
-                <w:sz w:val="18"/>
-              </w:rPr>
-              <w:t>150\,MHz</w:t>
-            </w:r>
-            <w:r>
-              <w:rPr>
-                <w:color w:val="282C34"/>
-                <w:sz w:val="18"/>
-              </w:rPr>
-              <w:t xml:space="preserve"> ringing caused by </w:t>
-            </w:r>
-            <w:r>
-              <w:rPr>
-                <w:i/>
-                <w:color w:val="145AA0"/>
-                <w:sz w:val="18"/>
-              </w:rPr>
-              <w:t>L_{parasitic</w:t>
-            </w:r>
-            <w:r>
-              <w:rPr>
-                <w:color w:val="282C34"/>
-                <w:sz w:val="18"/>
-              </w:rPr>
-              <w:t xml:space="preserve"> and MOSFET </w:t>
-            </w:r>
-            <w:r>
-              <w:rPr>
-                <w:i/>
-                <w:color w:val="145AA0"/>
-                <w:sz w:val="18"/>
-              </w:rPr>
-              <w:t>C_{oss</w:t>
-            </w:r>
-            <w:r>
-              <w:rPr>
-                <w:color w:val="282C34"/>
-                <w:sz w:val="18"/>
-              </w:rPr>
-              <w:t>.</w:t>
+              <w:t>Damps 150 MHz ringing caused by L_parasitic and MOSFET C_oss.</w:t>
             </w:r>
           </w:p>
         </w:tc>
@@ -4015,7 +3299,7 @@
           <w:color w:val="282C34"/>
           <w:sz w:val="21"/>
         </w:rPr>
-        <w:t>Interval 1: High-Side Switch ON ($0 &lt; t \le D \cdot T_s$)</w:t>
+        <w:t>Interval 1: High-Side Switch ON (0 &lt; t &lt;= D * T_s)</w:t>
       </w:r>
       <w:r>
         <w:rPr>
@@ -4033,33 +3317,10 @@
       </w:pPr>
       <w:r>
         <w:rPr>
-          <w:i/>
-          <w:color w:val="145AA0"/>
-          <w:sz w:val="21"/>
-        </w:rPr>
-        <w:t>Q_1</w:t>
-      </w:r>
-      <w:r>
-        <w:rPr>
           <w:color w:val="282C34"/>
           <w:sz w:val="21"/>
         </w:rPr>
-        <w:t xml:space="preserve"> is ON; </w:t>
-      </w:r>
-      <w:r>
-        <w:rPr>
-          <w:i/>
-          <w:color w:val="145AA0"/>
-          <w:sz w:val="21"/>
-        </w:rPr>
-        <w:t>Q_2</w:t>
-      </w:r>
-      <w:r>
-        <w:rPr>
-          <w:color w:val="282C34"/>
-          <w:sz w:val="21"/>
-        </w:rPr>
-        <w:t xml:space="preserve"> is OFF.</w:t>
+        <w:t>Q_1 is ON; Q_2 is OFF.</w:t>
       </w:r>
     </w:p>
     <w:p>
@@ -4073,37 +3334,7 @@
           <w:color w:val="282C34"/>
           <w:sz w:val="21"/>
         </w:rPr>
-        <w:t xml:space="preserve">Node </w:t>
-      </w:r>
-      <w:r>
-        <w:rPr>
-          <w:i/>
-          <w:color w:val="145AA0"/>
-          <w:sz w:val="21"/>
-        </w:rPr>
-        <w:t>V_{SW = V_{IN</w:t>
-      </w:r>
-      <w:r>
-        <w:rPr>
-          <w:color w:val="282C34"/>
-          <w:sz w:val="21"/>
-        </w:rPr>
-        <w:t xml:space="preserve">. Voltage across inductor is </w:t>
-      </w:r>
-      <w:r>
-        <w:rPr>
-          <w:i/>
-          <w:color w:val="145AA0"/>
-          <w:sz w:val="21"/>
-        </w:rPr>
-        <w:t>V_L = V_{IN - V_o &gt; 0</w:t>
-      </w:r>
-      <w:r>
-        <w:rPr>
-          <w:color w:val="282C34"/>
-          <w:sz w:val="21"/>
-        </w:rPr>
-        <w:t>.</w:t>
+        <w:t>Node V_SW = V_IN. Voltage across inductor is V_L = V_IN - V_o &gt; 0.</w:t>
       </w:r>
     </w:p>
     <w:p>
@@ -4120,32 +3351,50 @@
         <w:t>Inductor current rises linearly:</w:t>
       </w:r>
     </w:p>
-    <w:p>
-      <w:pPr>
-        <w:spacing w:after="80"/>
-      </w:pPr>
-      <w:r>
-        <w:rPr>
-          <w:i/>
-          <w:color w:val="145AA0"/>
-          <w:sz w:val="21"/>
-        </w:rPr>
-      </w:r>
-      <w:r>
-        <w:rPr>
-          <w:color w:val="282C34"/>
-          <w:sz w:val="21"/>
-        </w:rPr>
-        <w:t>\frac{di_L}{dt} = \frac{V_{IN} - V_o}{L}</w:t>
-      </w:r>
-      <w:r>
-        <w:rPr>
-          <w:i/>
-          <w:color w:val="145AA0"/>
-          <w:sz w:val="21"/>
-        </w:rPr>
-      </w:r>
-    </w:p>
+    <w:tbl>
+      <w:tblPr>
+        <w:tblW w:type="auto" w:w="0"/>
+        <w:jc w:val="center"/>
+        <w:tblLook w:firstColumn="1" w:firstRow="1" w:lastColumn="0" w:lastRow="0" w:noHBand="0" w:noVBand="1" w:val="04A0"/>
+      </w:tblPr>
+      <w:tblGrid>
+        <w:gridCol w:w="9792"/>
+      </w:tblGrid>
+      <w:tr>
+        <w:tc>
+          <w:tcPr>
+            <w:tcW w:type="dxa" w:w="9792"/>
+            <w:shd w:fill="F5F6F8"/>
+            <w:tcMar>
+              <w:top w:w="80" w:type="dxa"/>
+              <w:bottom w:w="80" w:type="dxa"/>
+              <w:left w:w="140" w:type="dxa"/>
+              <w:right w:w="140" w:type="dxa"/>
+            </w:tcMar>
+            <w:tcBorders>
+              <w:left w:val="single" w:sz="18" w:space="0" w:color="CBD5E0"/>
+              <w:top w:val="none"/>
+              <w:right w:val="none"/>
+              <w:bottom w:val="none"/>
+            </w:tcBorders>
+          </w:tcPr>
+          <w:p>
+            <w:pPr>
+              <w:spacing w:line="240" w:lineRule="auto" w:after="0"/>
+            </w:pPr>
+            <w:r>
+              <w:rPr>
+                <w:rFonts w:ascii="Consolas" w:hAnsi="Consolas"/>
+                <w:color w:val="2D3748"/>
+                <w:sz w:val="18"/>
+              </w:rPr>
+              <w:t>di_L / dt = (V_IN - V_o) / L</w:t>
+            </w:r>
+          </w:p>
+        </w:tc>
+      </w:tr>
+    </w:tbl>
+    <w:p/>
     <w:p>
       <w:pPr>
         <w:pStyle w:val="ListBullet"/>
@@ -4172,7 +3421,7 @@
           <w:color w:val="282C34"/>
           <w:sz w:val="21"/>
         </w:rPr>
-        <w:t>Interval 2: Dead-Time 1 ($t_{dead1}$)</w:t>
+        <w:t>Interval 2: Dead-Time 1 (t_dead1)</w:t>
       </w:r>
       <w:r>
         <w:rPr>
@@ -4193,37 +3442,7 @@
           <w:color w:val="282C34"/>
           <w:sz w:val="21"/>
         </w:rPr>
-        <w:t xml:space="preserve">Both </w:t>
-      </w:r>
-      <w:r>
-        <w:rPr>
-          <w:i/>
-          <w:color w:val="145AA0"/>
-          <w:sz w:val="21"/>
-        </w:rPr>
-        <w:t>Q_1</w:t>
-      </w:r>
-      <w:r>
-        <w:rPr>
-          <w:color w:val="282C34"/>
-          <w:sz w:val="21"/>
-        </w:rPr>
-        <w:t xml:space="preserve"> and </w:t>
-      </w:r>
-      <w:r>
-        <w:rPr>
-          <w:i/>
-          <w:color w:val="145AA0"/>
-          <w:sz w:val="21"/>
-        </w:rPr>
-        <w:t>Q_2</w:t>
-      </w:r>
-      <w:r>
-        <w:rPr>
-          <w:color w:val="282C34"/>
-          <w:sz w:val="21"/>
-        </w:rPr>
-        <w:t xml:space="preserve"> are OFF to prevent shoot-through cross-conduction.</w:t>
+        <w:t>Both Q_1 and Q_2 are OFF to prevent shoot-through cross-conduction.</w:t>
       </w:r>
     </w:p>
     <w:p>
@@ -4237,37 +3456,7 @@
           <w:color w:val="282C34"/>
           <w:sz w:val="21"/>
         </w:rPr>
-        <w:t xml:space="preserve">The inductor forces </w:t>
-      </w:r>
-      <w:r>
-        <w:rPr>
-          <w:i/>
-          <w:color w:val="145AA0"/>
-          <w:sz w:val="21"/>
-        </w:rPr>
-        <w:t>V_{SW</w:t>
-      </w:r>
-      <w:r>
-        <w:rPr>
-          <w:color w:val="282C34"/>
-          <w:sz w:val="21"/>
-        </w:rPr>
-        <w:t xml:space="preserve"> below GND until the body diode of </w:t>
-      </w:r>
-      <w:r>
-        <w:rPr>
-          <w:i/>
-          <w:color w:val="145AA0"/>
-          <w:sz w:val="21"/>
-        </w:rPr>
-        <w:t>Q_2</w:t>
-      </w:r>
-      <w:r>
-        <w:rPr>
-          <w:color w:val="282C34"/>
-          <w:sz w:val="21"/>
-        </w:rPr>
-        <w:t xml:space="preserve"> turns ON to freewheel current.</w:t>
+        <w:t>The inductor forces V_SW below GND until the body diode of Q_2 turns ON to freewheel current.</w:t>
       </w:r>
     </w:p>
     <w:p>
@@ -4282,7 +3471,7 @@
           <w:color w:val="282C34"/>
           <w:sz w:val="21"/>
         </w:rPr>
-        <w:t>Interval 3: Low-Side Switch ON ($D \cdot T_s &lt; t \le T_s$)</w:t>
+        <w:t>Interval 3: Low-Side Switch ON (D * T_s &lt; t &lt;= T_s)</w:t>
       </w:r>
       <w:r>
         <w:rPr>
@@ -4300,33 +3489,10 @@
       </w:pPr>
       <w:r>
         <w:rPr>
-          <w:i/>
-          <w:color w:val="145AA0"/>
-          <w:sz w:val="21"/>
-        </w:rPr>
-        <w:t>Q_2</w:t>
-      </w:r>
-      <w:r>
-        <w:rPr>
           <w:color w:val="282C34"/>
           <w:sz w:val="21"/>
         </w:rPr>
-        <w:t xml:space="preserve"> turns ON, shorting the body diode and conducting current through its low-</w:t>
-      </w:r>
-      <w:r>
-        <w:rPr>
-          <w:i/>
-          <w:color w:val="145AA0"/>
-          <w:sz w:val="21"/>
-        </w:rPr>
-        <w:t>R_{DS(on)</w:t>
-      </w:r>
-      <w:r>
-        <w:rPr>
-          <w:color w:val="282C34"/>
-          <w:sz w:val="21"/>
-        </w:rPr>
-        <w:t xml:space="preserve"> channel.</w:t>
+        <w:t>Q_2 turns ON, shorting the body diode and conducting current through its low-R_DS(on) channel.</w:t>
       </w:r>
     </w:p>
     <w:p>
@@ -4340,37 +3506,7 @@
           <w:color w:val="282C34"/>
           <w:sz w:val="21"/>
         </w:rPr>
-        <w:t xml:space="preserve">Node </w:t>
-      </w:r>
-      <w:r>
-        <w:rPr>
-          <w:i/>
-          <w:color w:val="145AA0"/>
-          <w:sz w:val="21"/>
-        </w:rPr>
-        <w:t>V_{SW \approx 0\,V</w:t>
-      </w:r>
-      <w:r>
-        <w:rPr>
-          <w:color w:val="282C34"/>
-          <w:sz w:val="21"/>
-        </w:rPr>
-        <w:t xml:space="preserve">. Voltage across inductor is </w:t>
-      </w:r>
-      <w:r>
-        <w:rPr>
-          <w:i/>
-          <w:color w:val="145AA0"/>
-          <w:sz w:val="21"/>
-        </w:rPr>
-        <w:t>V_L = -V_o &lt; 0</w:t>
-      </w:r>
-      <w:r>
-        <w:rPr>
-          <w:color w:val="282C34"/>
-          <w:sz w:val="21"/>
-        </w:rPr>
-        <w:t>.</w:t>
+        <w:t>Node V_SW ≈ 0 V. Voltage across inductor is V_L = -V_o &lt; 0.</w:t>
       </w:r>
     </w:p>
     <w:p>
@@ -4387,32 +3523,50 @@
         <w:t>Inductor current decays linearly:</w:t>
       </w:r>
     </w:p>
-    <w:p>
-      <w:pPr>
-        <w:spacing w:after="80"/>
-      </w:pPr>
-      <w:r>
-        <w:rPr>
-          <w:i/>
-          <w:color w:val="145AA0"/>
-          <w:sz w:val="21"/>
-        </w:rPr>
-      </w:r>
-      <w:r>
-        <w:rPr>
-          <w:color w:val="282C34"/>
-          <w:sz w:val="21"/>
-        </w:rPr>
-        <w:t>\frac{di_L}{dt} = -\frac{V_o}{L}</w:t>
-      </w:r>
-      <w:r>
-        <w:rPr>
-          <w:i/>
-          <w:color w:val="145AA0"/>
-          <w:sz w:val="21"/>
-        </w:rPr>
-      </w:r>
-    </w:p>
+    <w:tbl>
+      <w:tblPr>
+        <w:tblW w:type="auto" w:w="0"/>
+        <w:jc w:val="center"/>
+        <w:tblLook w:firstColumn="1" w:firstRow="1" w:lastColumn="0" w:lastRow="0" w:noHBand="0" w:noVBand="1" w:val="04A0"/>
+      </w:tblPr>
+      <w:tblGrid>
+        <w:gridCol w:w="9792"/>
+      </w:tblGrid>
+      <w:tr>
+        <w:tc>
+          <w:tcPr>
+            <w:tcW w:type="dxa" w:w="9792"/>
+            <w:shd w:fill="F5F6F8"/>
+            <w:tcMar>
+              <w:top w:w="80" w:type="dxa"/>
+              <w:bottom w:w="80" w:type="dxa"/>
+              <w:left w:w="140" w:type="dxa"/>
+              <w:right w:w="140" w:type="dxa"/>
+            </w:tcMar>
+            <w:tcBorders>
+              <w:left w:val="single" w:sz="18" w:space="0" w:color="CBD5E0"/>
+              <w:top w:val="none"/>
+              <w:right w:val="none"/>
+              <w:bottom w:val="none"/>
+            </w:tcBorders>
+          </w:tcPr>
+          <w:p>
+            <w:pPr>
+              <w:spacing w:line="240" w:lineRule="auto" w:after="0"/>
+            </w:pPr>
+            <w:r>
+              <w:rPr>
+                <w:rFonts w:ascii="Consolas" w:hAnsi="Consolas"/>
+                <w:color w:val="2D3748"/>
+                <w:sz w:val="18"/>
+              </w:rPr>
+              <w:t>di_L / dt = -V_o / L</w:t>
+            </w:r>
+          </w:p>
+        </w:tc>
+      </w:tr>
+    </w:tbl>
+    <w:p/>
     <w:p>
       <w:pPr>
         <w:pStyle w:val="ListNumber"/>
@@ -4425,7 +3579,7 @@
           <w:color w:val="282C34"/>
           <w:sz w:val="21"/>
         </w:rPr>
-        <w:t>Interval 4: Dead-Time 2 ($t_{dead2}$)</w:t>
+        <w:t>Interval 4: Dead-Time 2 (t_dead2)</w:t>
       </w:r>
       <w:r>
         <w:rPr>
@@ -4443,33 +3597,10 @@
       </w:pPr>
       <w:r>
         <w:rPr>
-          <w:i/>
-          <w:color w:val="145AA0"/>
-          <w:sz w:val="21"/>
-        </w:rPr>
-        <w:t>Q_2</w:t>
-      </w:r>
-      <w:r>
-        <w:rPr>
           <w:color w:val="282C34"/>
           <w:sz w:val="21"/>
         </w:rPr>
-        <w:t xml:space="preserve"> turns OFF before </w:t>
-      </w:r>
-      <w:r>
-        <w:rPr>
-          <w:i/>
-          <w:color w:val="145AA0"/>
-          <w:sz w:val="21"/>
-        </w:rPr>
-        <w:t>Q_1</w:t>
-      </w:r>
-      <w:r>
-        <w:rPr>
-          <w:color w:val="282C34"/>
-          <w:sz w:val="21"/>
-        </w:rPr>
-        <w:t xml:space="preserve"> turns ON to prevent shoot-through.</w:t>
+        <w:t>Q_2 turns OFF before Q_1 turns ON to prevent shoot-through.</w:t>
       </w:r>
     </w:p>
     <w:p>
@@ -4612,102 +3743,141 @@
           <w:color w:val="282C34"/>
           <w:sz w:val="21"/>
         </w:rPr>
-        <w:t xml:space="preserve">Applying volt-second balance across inductor </w:t>
-      </w:r>
-      <w:r>
-        <w:rPr>
-          <w:i/>
-          <w:color w:val="145AA0"/>
-          <w:sz w:val="21"/>
-        </w:rPr>
-        <w:t>L</w:t>
-      </w:r>
-      <w:r>
-        <w:rPr>
-          <w:color w:val="282C34"/>
-          <w:sz w:val="21"/>
-        </w:rPr>
-        <w:t xml:space="preserve"> in steady state:</w:t>
+        <w:t>Applying volt-second balance across inductor L in steady state:</w:t>
       </w:r>
     </w:p>
-    <w:p>
-      <w:pPr>
-        <w:spacing w:after="80"/>
-      </w:pPr>
-      <w:r>
-        <w:rPr>
-          <w:i/>
-          <w:color w:val="145AA0"/>
-          <w:sz w:val="21"/>
-        </w:rPr>
-      </w:r>
-      <w:r>
-        <w:rPr>
-          <w:color w:val="282C34"/>
-          <w:sz w:val="21"/>
-        </w:rPr>
-        <w:t>\int_0^{T_s} v_L(t) \, dt = (V_{IN} - V_o) \cdot D \cdot T_s + (-V_o) \cdot (1 - D) \cdot T_s = 0</w:t>
-      </w:r>
-      <w:r>
-        <w:rPr>
-          <w:i/>
-          <w:color w:val="145AA0"/>
-          <w:sz w:val="21"/>
-        </w:rPr>
-      </w:r>
-    </w:p>
-    <w:p>
-      <w:pPr>
-        <w:spacing w:after="80"/>
-      </w:pPr>
-      <w:r>
-        <w:rPr>
-          <w:i/>
-          <w:color w:val="145AA0"/>
-          <w:sz w:val="21"/>
-        </w:rPr>
-      </w:r>
-      <w:r>
-        <w:rPr>
-          <w:color w:val="282C34"/>
-          <w:sz w:val="21"/>
-        </w:rPr>
-        <w:t>(V_{IN} - V_o) D - V_o (1 - D) = 0 \implies V_o = D \cdot V_{IN}</w:t>
-      </w:r>
-      <w:r>
-        <w:rPr>
-          <w:i/>
-          <w:color w:val="145AA0"/>
-          <w:sz w:val="21"/>
-        </w:rPr>
-      </w:r>
-    </w:p>
-    <w:p>
-      <w:pPr>
-        <w:spacing w:after="80"/>
-      </w:pPr>
-      <w:r>
-        <w:rPr>
-          <w:i/>
-          <w:color w:val="145AA0"/>
-          <w:sz w:val="21"/>
-        </w:rPr>
-      </w:r>
-      <w:r>
-        <w:rPr>
-          <w:color w:val="282C34"/>
-          <w:sz w:val="21"/>
-        </w:rPr>
-        <w:t>D = \frac{V_o}{V_{IN}}</w:t>
-      </w:r>
-      <w:r>
-        <w:rPr>
-          <w:i/>
-          <w:color w:val="145AA0"/>
-          <w:sz w:val="21"/>
-        </w:rPr>
-      </w:r>
-    </w:p>
+    <w:tbl>
+      <w:tblPr>
+        <w:tblW w:type="auto" w:w="0"/>
+        <w:jc w:val="center"/>
+        <w:tblLook w:firstColumn="1" w:firstRow="1" w:lastColumn="0" w:lastRow="0" w:noHBand="0" w:noVBand="1" w:val="04A0"/>
+      </w:tblPr>
+      <w:tblGrid>
+        <w:gridCol w:w="9792"/>
+      </w:tblGrid>
+      <w:tr>
+        <w:tc>
+          <w:tcPr>
+            <w:tcW w:type="dxa" w:w="9792"/>
+            <w:shd w:fill="F5F6F8"/>
+            <w:tcMar>
+              <w:top w:w="80" w:type="dxa"/>
+              <w:bottom w:w="80" w:type="dxa"/>
+              <w:left w:w="140" w:type="dxa"/>
+              <w:right w:w="140" w:type="dxa"/>
+            </w:tcMar>
+            <w:tcBorders>
+              <w:left w:val="single" w:sz="18" w:space="0" w:color="CBD5E0"/>
+              <w:top w:val="none"/>
+              <w:right w:val="none"/>
+              <w:bottom w:val="none"/>
+            </w:tcBorders>
+          </w:tcPr>
+          <w:p>
+            <w:pPr>
+              <w:spacing w:line="240" w:lineRule="auto" w:after="0"/>
+            </w:pPr>
+            <w:r>
+              <w:rPr>
+                <w:rFonts w:ascii="Consolas" w:hAnsi="Consolas"/>
+                <w:color w:val="2D3748"/>
+                <w:sz w:val="18"/>
+              </w:rPr>
+              <w:t>int_0^T_s v_L(t) dt = (V_IN - V_o) * D * T_s + (-V_o) * (1 - D) * T_s = 0</w:t>
+            </w:r>
+          </w:p>
+        </w:tc>
+      </w:tr>
+    </w:tbl>
+    <w:p/>
+    <w:tbl>
+      <w:tblPr>
+        <w:tblW w:type="auto" w:w="0"/>
+        <w:jc w:val="center"/>
+        <w:tblLook w:firstColumn="1" w:firstRow="1" w:lastColumn="0" w:lastRow="0" w:noHBand="0" w:noVBand="1" w:val="04A0"/>
+      </w:tblPr>
+      <w:tblGrid>
+        <w:gridCol w:w="9792"/>
+      </w:tblGrid>
+      <w:tr>
+        <w:tc>
+          <w:tcPr>
+            <w:tcW w:type="dxa" w:w="9792"/>
+            <w:shd w:fill="F5F6F8"/>
+            <w:tcMar>
+              <w:top w:w="80" w:type="dxa"/>
+              <w:bottom w:w="80" w:type="dxa"/>
+              <w:left w:w="140" w:type="dxa"/>
+              <w:right w:w="140" w:type="dxa"/>
+            </w:tcMar>
+            <w:tcBorders>
+              <w:left w:val="single" w:sz="18" w:space="0" w:color="CBD5E0"/>
+              <w:top w:val="none"/>
+              <w:right w:val="none"/>
+              <w:bottom w:val="none"/>
+            </w:tcBorders>
+          </w:tcPr>
+          <w:p>
+            <w:pPr>
+              <w:spacing w:line="240" w:lineRule="auto" w:after="0"/>
+            </w:pPr>
+            <w:r>
+              <w:rPr>
+                <w:rFonts w:ascii="Consolas" w:hAnsi="Consolas"/>
+                <w:color w:val="2D3748"/>
+                <w:sz w:val="18"/>
+              </w:rPr>
+              <w:t>(V_IN - V_o) D - V_o (1 - D) = 0 =&gt; V_o = D * V_IN</w:t>
+            </w:r>
+          </w:p>
+        </w:tc>
+      </w:tr>
+    </w:tbl>
+    <w:p/>
+    <w:tbl>
+      <w:tblPr>
+        <w:tblW w:type="auto" w:w="0"/>
+        <w:jc w:val="center"/>
+        <w:tblLook w:firstColumn="1" w:firstRow="1" w:lastColumn="0" w:lastRow="0" w:noHBand="0" w:noVBand="1" w:val="04A0"/>
+      </w:tblPr>
+      <w:tblGrid>
+        <w:gridCol w:w="9792"/>
+      </w:tblGrid>
+      <w:tr>
+        <w:tc>
+          <w:tcPr>
+            <w:tcW w:type="dxa" w:w="9792"/>
+            <w:shd w:fill="F5F6F8"/>
+            <w:tcMar>
+              <w:top w:w="80" w:type="dxa"/>
+              <w:bottom w:w="80" w:type="dxa"/>
+              <w:left w:w="140" w:type="dxa"/>
+              <w:right w:w="140" w:type="dxa"/>
+            </w:tcMar>
+            <w:tcBorders>
+              <w:left w:val="single" w:sz="18" w:space="0" w:color="CBD5E0"/>
+              <w:top w:val="none"/>
+              <w:right w:val="none"/>
+              <w:bottom w:val="none"/>
+            </w:tcBorders>
+          </w:tcPr>
+          <w:p>
+            <w:pPr>
+              <w:spacing w:line="240" w:lineRule="auto" w:after="0"/>
+            </w:pPr>
+            <w:r>
+              <w:rPr>
+                <w:rFonts w:ascii="Consolas" w:hAnsi="Consolas"/>
+                <w:color w:val="2D3748"/>
+                <w:sz w:val="18"/>
+              </w:rPr>
+              <w:t>D = V_o / V_IN</w:t>
+            </w:r>
+          </w:p>
+        </w:tc>
+      </w:tr>
+    </w:tbl>
+    <w:p/>
     <w:p>
       <w:pPr>
         <w:spacing w:before="160" w:after="80"/>
@@ -4718,52 +3888,53 @@
           <w:color w:val="4682B4"/>
           <w:sz w:val="24"/>
         </w:rPr>
-        <w:t>3.2 Inductor Current Ripple (</w:t>
-      </w:r>
-      <w:r>
-        <w:rPr>
-          <w:b/>
-          <w:i/>
-          <w:color w:val="145AA0"/>
-          <w:sz w:val="24"/>
-        </w:rPr>
-        <w:t>\Delta I_L</w:t>
-      </w:r>
-      <w:r>
-        <w:rPr>
-          <w:b/>
-          <w:color w:val="4682B4"/>
-          <w:sz w:val="24"/>
-        </w:rPr>
-        <w:t>):</w:t>
+        <w:t>3.2 Inductor Current Ripple (Δ I_L):</w:t>
       </w:r>
     </w:p>
-    <w:p>
-      <w:pPr>
-        <w:spacing w:after="80"/>
-      </w:pPr>
-      <w:r>
-        <w:rPr>
-          <w:i/>
-          <w:color w:val="145AA0"/>
-          <w:sz w:val="21"/>
-        </w:rPr>
-      </w:r>
-      <w:r>
-        <w:rPr>
-          <w:color w:val="282C34"/>
-          <w:sz w:val="21"/>
-        </w:rPr>
-        <w:t>\Delta I_L = \frac{(V_{IN} - V_o) \cdot D}{f_s \cdot L} = \frac{V_o \cdot (1 - D)}{f_s \cdot L}</w:t>
-      </w:r>
-      <w:r>
-        <w:rPr>
-          <w:i/>
-          <w:color w:val="145AA0"/>
-          <w:sz w:val="21"/>
-        </w:rPr>
-      </w:r>
-    </w:p>
+    <w:tbl>
+      <w:tblPr>
+        <w:tblW w:type="auto" w:w="0"/>
+        <w:jc w:val="center"/>
+        <w:tblLook w:firstColumn="1" w:firstRow="1" w:lastColumn="0" w:lastRow="0" w:noHBand="0" w:noVBand="1" w:val="04A0"/>
+      </w:tblPr>
+      <w:tblGrid>
+        <w:gridCol w:w="9792"/>
+      </w:tblGrid>
+      <w:tr>
+        <w:tc>
+          <w:tcPr>
+            <w:tcW w:type="dxa" w:w="9792"/>
+            <w:shd w:fill="F5F6F8"/>
+            <w:tcMar>
+              <w:top w:w="80" w:type="dxa"/>
+              <w:bottom w:w="80" w:type="dxa"/>
+              <w:left w:w="140" w:type="dxa"/>
+              <w:right w:w="140" w:type="dxa"/>
+            </w:tcMar>
+            <w:tcBorders>
+              <w:left w:val="single" w:sz="18" w:space="0" w:color="CBD5E0"/>
+              <w:top w:val="none"/>
+              <w:right w:val="none"/>
+              <w:bottom w:val="none"/>
+            </w:tcBorders>
+          </w:tcPr>
+          <w:p>
+            <w:pPr>
+              <w:spacing w:line="240" w:lineRule="auto" w:after="0"/>
+            </w:pPr>
+            <w:r>
+              <w:rPr>
+                <w:rFonts w:ascii="Consolas" w:hAnsi="Consolas"/>
+                <w:color w:val="2D3748"/>
+                <w:sz w:val="18"/>
+              </w:rPr>
+              <w:t>Δ I_L = ((V_IN - V_o) * D) / (f_s * L) = (V_o * (1 - D)) / (f_s * L)</w:t>
+            </w:r>
+          </w:p>
+        </w:tc>
+      </w:tr>
+    </w:tbl>
+    <w:p/>
     <w:p>
       <w:pPr>
         <w:spacing w:after="80"/>
@@ -4781,52 +3952,7 @@
           <w:color w:val="282C34"/>
           <w:sz w:val="21"/>
         </w:rPr>
-        <w:t xml:space="preserve">: Target inductor ripple current ratio </w:t>
-      </w:r>
-      <w:r>
-        <w:rPr>
-          <w:i/>
-          <w:color w:val="145AA0"/>
-          <w:sz w:val="21"/>
-        </w:rPr>
-        <w:t>r = \frac{\Delta I_L{I_o</w:t>
-      </w:r>
-      <w:r>
-        <w:rPr>
-          <w:color w:val="282C34"/>
-          <w:sz w:val="21"/>
-        </w:rPr>
-        <w:t xml:space="preserve"> between </w:t>
-      </w:r>
-      <w:r>
-        <w:rPr>
-          <w:i/>
-          <w:color w:val="145AA0"/>
-          <w:sz w:val="21"/>
-        </w:rPr>
-        <w:t>20\% \dots 40\%</w:t>
-      </w:r>
-      <w:r>
-        <w:rPr>
-          <w:color w:val="282C34"/>
-          <w:sz w:val="21"/>
-        </w:rPr>
-        <w:t xml:space="preserve"> (nominally </w:t>
-      </w:r>
-      <w:r>
-        <w:rPr>
-          <w:i/>
-          <w:color w:val="145AA0"/>
-          <w:sz w:val="21"/>
-        </w:rPr>
-        <w:t>r = 0.3</w:t>
-      </w:r>
-      <w:r>
-        <w:rPr>
-          <w:color w:val="282C34"/>
-          <w:sz w:val="21"/>
-        </w:rPr>
-        <w:t>).</w:t>
+        <w:t>: Target inductor ripple current ratio r = (Δ I_L) / I_o between 20\% ... 40\% (nominally r = 0.3).</w:t>
       </w:r>
     </w:p>
     <w:p>
@@ -4842,32 +3968,50 @@
         <w:t>3.3 Inductor Value Calculation:</w:t>
       </w:r>
     </w:p>
-    <w:p>
-      <w:pPr>
-        <w:spacing w:after="80"/>
-      </w:pPr>
-      <w:r>
-        <w:rPr>
-          <w:i/>
-          <w:color w:val="145AA0"/>
-          <w:sz w:val="21"/>
-        </w:rPr>
-      </w:r>
-      <w:r>
-        <w:rPr>
-          <w:color w:val="282C34"/>
-          <w:sz w:val="21"/>
-        </w:rPr>
-        <w:t>L = \frac{V_o \cdot (V_{IN} - V_o)}{V_{IN} \cdot f_s \cdot \Delta I_L} = \frac{V_o \cdot (1 - D)}{f_s \cdot (r \cdot I_o)}</w:t>
-      </w:r>
-      <w:r>
-        <w:rPr>
-          <w:i/>
-          <w:color w:val="145AA0"/>
-          <w:sz w:val="21"/>
-        </w:rPr>
-      </w:r>
-    </w:p>
+    <w:tbl>
+      <w:tblPr>
+        <w:tblW w:type="auto" w:w="0"/>
+        <w:jc w:val="center"/>
+        <w:tblLook w:firstColumn="1" w:firstRow="1" w:lastColumn="0" w:lastRow="0" w:noHBand="0" w:noVBand="1" w:val="04A0"/>
+      </w:tblPr>
+      <w:tblGrid>
+        <w:gridCol w:w="9792"/>
+      </w:tblGrid>
+      <w:tr>
+        <w:tc>
+          <w:tcPr>
+            <w:tcW w:type="dxa" w:w="9792"/>
+            <w:shd w:fill="F5F6F8"/>
+            <w:tcMar>
+              <w:top w:w="80" w:type="dxa"/>
+              <w:bottom w:w="80" w:type="dxa"/>
+              <w:left w:w="140" w:type="dxa"/>
+              <w:right w:w="140" w:type="dxa"/>
+            </w:tcMar>
+            <w:tcBorders>
+              <w:left w:val="single" w:sz="18" w:space="0" w:color="CBD5E0"/>
+              <w:top w:val="none"/>
+              <w:right w:val="none"/>
+              <w:bottom w:val="none"/>
+            </w:tcBorders>
+          </w:tcPr>
+          <w:p>
+            <w:pPr>
+              <w:spacing w:line="240" w:lineRule="auto" w:after="0"/>
+            </w:pPr>
+            <w:r>
+              <w:rPr>
+                <w:rFonts w:ascii="Consolas" w:hAnsi="Consolas"/>
+                <w:color w:val="2D3748"/>
+                <w:sz w:val="18"/>
+              </w:rPr>
+              <w:t>L = (V_o * (V_IN - V_o)) / (V_IN * f_s * Δ I_L) = (V_o * (1 - D)) / (f_s * (r * I_o))</w:t>
+            </w:r>
+          </w:p>
+        </w:tc>
+      </w:tr>
+    </w:tbl>
+    <w:p/>
     <w:p>
       <w:pPr>
         <w:spacing w:before="160" w:after="80"/>
@@ -4890,48 +4034,133 @@
           <w:color w:val="282C34"/>
           <w:sz w:val="21"/>
         </w:rPr>
-        <w:t>At the boundary between continuous and discontinuous conduction (</w:t>
-      </w:r>
-      <w:r>
-        <w:rPr>
-          <w:i/>
-          <w:color w:val="145AA0"/>
-          <w:sz w:val="21"/>
-        </w:rPr>
-        <w:t>I_{min = 0 \implies I_o = \frac{\Delta I_L{2</w:t>
-      </w:r>
-      <w:r>
-        <w:rPr>
-          <w:color w:val="282C34"/>
-          <w:sz w:val="21"/>
-        </w:rPr>
-        <w:t>):</w:t>
+        <w:t>At the boundary between continuous and discontinuous conduction (I_min = 0 =&gt; I_o = (Δ I_L) / 2):</w:t>
       </w:r>
     </w:p>
+    <w:tbl>
+      <w:tblPr>
+        <w:tblW w:type="auto" w:w="0"/>
+        <w:jc w:val="center"/>
+        <w:tblLook w:firstColumn="1" w:firstRow="1" w:lastColumn="0" w:lastRow="0" w:noHBand="0" w:noVBand="1" w:val="04A0"/>
+      </w:tblPr>
+      <w:tblGrid>
+        <w:gridCol w:w="9792"/>
+      </w:tblGrid>
+      <w:tr>
+        <w:tc>
+          <w:tcPr>
+            <w:tcW w:type="dxa" w:w="9792"/>
+            <w:shd w:fill="F5F6F8"/>
+            <w:tcMar>
+              <w:top w:w="80" w:type="dxa"/>
+              <w:bottom w:w="80" w:type="dxa"/>
+              <w:left w:w="140" w:type="dxa"/>
+              <w:right w:w="140" w:type="dxa"/>
+            </w:tcMar>
+            <w:tcBorders>
+              <w:left w:val="single" w:sz="18" w:space="0" w:color="CBD5E0"/>
+              <w:top w:val="none"/>
+              <w:right w:val="none"/>
+              <w:bottom w:val="none"/>
+            </w:tcBorders>
+          </w:tcPr>
+          <w:p>
+            <w:pPr>
+              <w:spacing w:line="240" w:lineRule="auto" w:after="0"/>
+            </w:pPr>
+            <w:r>
+              <w:rPr>
+                <w:rFonts w:ascii="Consolas" w:hAnsi="Consolas"/>
+                <w:color w:val="2D3748"/>
+                <w:sz w:val="18"/>
+              </w:rPr>
+              <w:t>Io,crit = [ Vo * (1 - D) ] / (2 * fs * L)</w:t>
+            </w:r>
+          </w:p>
+        </w:tc>
+      </w:tr>
+    </w:tbl>
+    <w:p/>
     <w:p>
       <w:pPr>
         <w:spacing w:after="80"/>
       </w:pPr>
       <w:r>
         <w:rPr>
-          <w:i/>
-          <w:color w:val="145AA0"/>
+          <w:color w:val="282C34"/>
           <w:sz w:val="21"/>
         </w:rPr>
+        <w:t>Where:</w:t>
       </w:r>
+    </w:p>
+    <w:p>
+      <w:pPr>
+        <w:pStyle w:val="ListBullet"/>
+        <w:spacing w:after="40"/>
+        <w:ind w:left="360"/>
+      </w:pPr>
       <w:r>
         <w:rPr>
           <w:color w:val="282C34"/>
           <w:sz w:val="21"/>
         </w:rPr>
-        <w:t>I_{o,crit} = \frac{V_o \cdot (1 - D)}{2 \cdot f_s \cdot L}</w:t>
+        <w:t>Io,crit: Critical load current boundary between CCM and DCM (A)</w:t>
       </w:r>
+    </w:p>
+    <w:p>
+      <w:pPr>
+        <w:pStyle w:val="ListBullet"/>
+        <w:spacing w:after="40"/>
+        <w:ind w:left="360"/>
+      </w:pPr>
       <w:r>
         <w:rPr>
-          <w:i/>
-          <w:color w:val="145AA0"/>
+          <w:color w:val="282C34"/>
           <w:sz w:val="21"/>
         </w:rPr>
+        <w:t>Vo: Output voltage (V)</w:t>
+      </w:r>
+    </w:p>
+    <w:p>
+      <w:pPr>
+        <w:pStyle w:val="ListBullet"/>
+        <w:spacing w:after="40"/>
+        <w:ind w:left="360"/>
+      </w:pPr>
+      <w:r>
+        <w:rPr>
+          <w:color w:val="282C34"/>
+          <w:sz w:val="21"/>
+        </w:rPr>
+        <w:t>D: Duty cycle (ratio, 0 to 1)</w:t>
+      </w:r>
+    </w:p>
+    <w:p>
+      <w:pPr>
+        <w:pStyle w:val="ListBullet"/>
+        <w:spacing w:after="40"/>
+        <w:ind w:left="360"/>
+      </w:pPr>
+      <w:r>
+        <w:rPr>
+          <w:color w:val="282C34"/>
+          <w:sz w:val="21"/>
+        </w:rPr>
+        <w:t>fs: Switching frequency (Hz)</w:t>
+      </w:r>
+    </w:p>
+    <w:p>
+      <w:pPr>
+        <w:pStyle w:val="ListBullet"/>
+        <w:spacing w:after="40"/>
+        <w:ind w:left="360"/>
+      </w:pPr>
+      <w:r>
+        <w:rPr>
+          <w:color w:val="282C34"/>
+          <w:sz w:val="21"/>
+        </w:rPr>
+        <w:t>L: Power inductor inductance (H)</w:t>
       </w:r>
     </w:p>
     <w:p>
@@ -4943,22 +4172,7 @@
           <w:color w:val="282C34"/>
           <w:sz w:val="21"/>
         </w:rPr>
-        <w:t xml:space="preserve">If load current drops below </w:t>
-      </w:r>
-      <w:r>
-        <w:rPr>
-          <w:i/>
-          <w:color w:val="145AA0"/>
-          <w:sz w:val="21"/>
-        </w:rPr>
-        <w:t>I_{o,crit</w:t>
-      </w:r>
-      <w:r>
-        <w:rPr>
-          <w:color w:val="282C34"/>
-          <w:sz w:val="21"/>
-        </w:rPr>
-        <w:t xml:space="preserve">, the converter enters </w:t>
+        <w:t xml:space="preserve">If load current drops below I_o,crit, the converter enters </w:t>
       </w:r>
       <w:r>
         <w:rPr>
@@ -4976,32 +4190,50 @@
         <w:t>, where output voltage becomes load-dependent:</w:t>
       </w:r>
     </w:p>
-    <w:p>
-      <w:pPr>
-        <w:spacing w:after="80"/>
-      </w:pPr>
-      <w:r>
-        <w:rPr>
-          <w:i/>
-          <w:color w:val="145AA0"/>
-          <w:sz w:val="21"/>
-        </w:rPr>
-      </w:r>
-      <w:r>
-        <w:rPr>
-          <w:color w:val="282C34"/>
-          <w:sz w:val="21"/>
-        </w:rPr>
-        <w:t>V_{o,DCM} = V_{IN} \cdot \frac{2}{1 + \sqrt{1 + \frac{8 L f_s}{D^2 R_L}}}</w:t>
-      </w:r>
-      <w:r>
-        <w:rPr>
-          <w:i/>
-          <w:color w:val="145AA0"/>
-          <w:sz w:val="21"/>
-        </w:rPr>
-      </w:r>
-    </w:p>
+    <w:tbl>
+      <w:tblPr>
+        <w:tblW w:type="auto" w:w="0"/>
+        <w:jc w:val="center"/>
+        <w:tblLook w:firstColumn="1" w:firstRow="1" w:lastColumn="0" w:lastRow="0" w:noHBand="0" w:noVBand="1" w:val="04A0"/>
+      </w:tblPr>
+      <w:tblGrid>
+        <w:gridCol w:w="9792"/>
+      </w:tblGrid>
+      <w:tr>
+        <w:tc>
+          <w:tcPr>
+            <w:tcW w:type="dxa" w:w="9792"/>
+            <w:shd w:fill="F5F6F8"/>
+            <w:tcMar>
+              <w:top w:w="80" w:type="dxa"/>
+              <w:bottom w:w="80" w:type="dxa"/>
+              <w:left w:w="140" w:type="dxa"/>
+              <w:right w:w="140" w:type="dxa"/>
+            </w:tcMar>
+            <w:tcBorders>
+              <w:left w:val="single" w:sz="18" w:space="0" w:color="CBD5E0"/>
+              <w:top w:val="none"/>
+              <w:right w:val="none"/>
+              <w:bottom w:val="none"/>
+            </w:tcBorders>
+          </w:tcPr>
+          <w:p>
+            <w:pPr>
+              <w:spacing w:line="240" w:lineRule="auto" w:after="0"/>
+            </w:pPr>
+            <w:r>
+              <w:rPr>
+                <w:rFonts w:ascii="Consolas" w:hAnsi="Consolas"/>
+                <w:color w:val="2D3748"/>
+                <w:sz w:val="18"/>
+              </w:rPr>
+              <w:t>V_o,DCM = V_IN * 2 / (1 + sqrt(1 + (8 L f_s) / (D^2 R_L)))</w:t>
+            </w:r>
+          </w:p>
+        </w:tc>
+      </w:tr>
+    </w:tbl>
+    <w:p/>
     <w:p>
       <w:pPr>
         <w:spacing w:before="160" w:after="80"/>
@@ -5024,50 +4256,53 @@
           <w:color w:val="282C34"/>
           <w:sz w:val="21"/>
         </w:rPr>
-        <w:t xml:space="preserve">Total output voltage ripple </w:t>
-      </w:r>
-      <w:r>
-        <w:rPr>
-          <w:i/>
-          <w:color w:val="145AA0"/>
-          <w:sz w:val="21"/>
-        </w:rPr>
-        <w:t>\Delta V_o</w:t>
-      </w:r>
-      <w:r>
-        <w:rPr>
-          <w:color w:val="282C34"/>
-          <w:sz w:val="21"/>
-        </w:rPr>
-        <w:t xml:space="preserve"> is the superposition of capacitive charge ripple and capacitor Equivalent Series Resistance (ESR):</w:t>
+        <w:t>Total output voltage ripple Δ V_o is the superposition of capacitive charge ripple and capacitor Equivalent Series Resistance (ESR):</w:t>
       </w:r>
     </w:p>
-    <w:p>
-      <w:pPr>
-        <w:spacing w:after="80"/>
-      </w:pPr>
-      <w:r>
-        <w:rPr>
-          <w:i/>
-          <w:color w:val="145AA0"/>
-          <w:sz w:val="21"/>
-        </w:rPr>
-      </w:r>
-      <w:r>
-        <w:rPr>
-          <w:color w:val="282C34"/>
-          <w:sz w:val="21"/>
-        </w:rPr>
-        <w:t>\Delta V_o = \Delta V_{C} + \Delta V_{ESR} = \frac{\Delta I_L}{8 \cdot f_s \cdot C_o} + \Delta I_L \cdot R_{ESR}</w:t>
-      </w:r>
-      <w:r>
-        <w:rPr>
-          <w:i/>
-          <w:color w:val="145AA0"/>
-          <w:sz w:val="21"/>
-        </w:rPr>
-      </w:r>
-    </w:p>
+    <w:tbl>
+      <w:tblPr>
+        <w:tblW w:type="auto" w:w="0"/>
+        <w:jc w:val="center"/>
+        <w:tblLook w:firstColumn="1" w:firstRow="1" w:lastColumn="0" w:lastRow="0" w:noHBand="0" w:noVBand="1" w:val="04A0"/>
+      </w:tblPr>
+      <w:tblGrid>
+        <w:gridCol w:w="9792"/>
+      </w:tblGrid>
+      <w:tr>
+        <w:tc>
+          <w:tcPr>
+            <w:tcW w:type="dxa" w:w="9792"/>
+            <w:shd w:fill="F5F6F8"/>
+            <w:tcMar>
+              <w:top w:w="80" w:type="dxa"/>
+              <w:bottom w:w="80" w:type="dxa"/>
+              <w:left w:w="140" w:type="dxa"/>
+              <w:right w:w="140" w:type="dxa"/>
+            </w:tcMar>
+            <w:tcBorders>
+              <w:left w:val="single" w:sz="18" w:space="0" w:color="CBD5E0"/>
+              <w:top w:val="none"/>
+              <w:right w:val="none"/>
+              <w:bottom w:val="none"/>
+            </w:tcBorders>
+          </w:tcPr>
+          <w:p>
+            <w:pPr>
+              <w:spacing w:line="240" w:lineRule="auto" w:after="0"/>
+            </w:pPr>
+            <w:r>
+              <w:rPr>
+                <w:rFonts w:ascii="Consolas" w:hAnsi="Consolas"/>
+                <w:color w:val="2D3748"/>
+                <w:sz w:val="18"/>
+              </w:rPr>
+              <w:t>Δ V_o = Δ V_C + Δ V_ESR = (Δ I_L) / (8 * f_s * C_o) + Δ I_L * R_ESR</w:t>
+            </w:r>
+          </w:p>
+        </w:tc>
+      </w:tr>
+    </w:tbl>
+    <w:p/>
     <w:p>
       <w:pPr>
         <w:spacing w:after="80"/>
@@ -5077,50 +4312,53 @@
           <w:color w:val="282C34"/>
           <w:sz w:val="21"/>
         </w:rPr>
-        <w:t xml:space="preserve">For ceramic capacitors (where </w:t>
-      </w:r>
-      <w:r>
-        <w:rPr>
-          <w:i/>
-          <w:color w:val="145AA0"/>
-          <w:sz w:val="21"/>
-        </w:rPr>
-        <w:t>R_{ESR \approx 2 \dots 5\,m\Omega</w:t>
-      </w:r>
-      <w:r>
-        <w:rPr>
-          <w:color w:val="282C34"/>
-          <w:sz w:val="21"/>
-        </w:rPr>
-        <w:t>), capacitive term dominates:</w:t>
+        <w:t>For ceramic capacitors (where R_ESR ≈ 2 ... 5 mΩ), capacitive term dominates:</w:t>
       </w:r>
     </w:p>
-    <w:p>
-      <w:pPr>
-        <w:spacing w:after="80"/>
-      </w:pPr>
-      <w:r>
-        <w:rPr>
-          <w:i/>
-          <w:color w:val="145AA0"/>
-          <w:sz w:val="21"/>
-        </w:rPr>
-      </w:r>
-      <w:r>
-        <w:rPr>
-          <w:color w:val="282C34"/>
-          <w:sz w:val="21"/>
-        </w:rPr>
-        <w:t>C_o \ge \frac{\Delta I_L}{8 \cdot f_s \cdot \Delta V_{o,allowable}}</w:t>
-      </w:r>
-      <w:r>
-        <w:rPr>
-          <w:i/>
-          <w:color w:val="145AA0"/>
-          <w:sz w:val="21"/>
-        </w:rPr>
-      </w:r>
-    </w:p>
+    <w:tbl>
+      <w:tblPr>
+        <w:tblW w:type="auto" w:w="0"/>
+        <w:jc w:val="center"/>
+        <w:tblLook w:firstColumn="1" w:firstRow="1" w:lastColumn="0" w:lastRow="0" w:noHBand="0" w:noVBand="1" w:val="04A0"/>
+      </w:tblPr>
+      <w:tblGrid>
+        <w:gridCol w:w="9792"/>
+      </w:tblGrid>
+      <w:tr>
+        <w:tc>
+          <w:tcPr>
+            <w:tcW w:type="dxa" w:w="9792"/>
+            <w:shd w:fill="F5F6F8"/>
+            <w:tcMar>
+              <w:top w:w="80" w:type="dxa"/>
+              <w:bottom w:w="80" w:type="dxa"/>
+              <w:left w:w="140" w:type="dxa"/>
+              <w:right w:w="140" w:type="dxa"/>
+            </w:tcMar>
+            <w:tcBorders>
+              <w:left w:val="single" w:sz="18" w:space="0" w:color="CBD5E0"/>
+              <w:top w:val="none"/>
+              <w:right w:val="none"/>
+              <w:bottom w:val="none"/>
+            </w:tcBorders>
+          </w:tcPr>
+          <w:p>
+            <w:pPr>
+              <w:spacing w:line="240" w:lineRule="auto" w:after="0"/>
+            </w:pPr>
+            <w:r>
+              <w:rPr>
+                <w:rFonts w:ascii="Consolas" w:hAnsi="Consolas"/>
+                <w:color w:val="2D3748"/>
+                <w:sz w:val="18"/>
+              </w:rPr>
+              <w:t>C_o &gt;= (Δ I_L) / (8 * f_s * Δ V_o,allowable)</w:t>
+            </w:r>
+          </w:p>
+        </w:tc>
+      </w:tr>
+    </w:tbl>
+    <w:p/>
     <w:p>
       <w:pPr>
         <w:spacing w:before="80" w:after="80"/>
@@ -5242,52 +4480,7 @@
           <w:color w:val="282C34"/>
           <w:sz w:val="21"/>
         </w:rPr>
-        <w:t xml:space="preserve">When low-side switch </w:t>
-      </w:r>
-      <w:r>
-        <w:rPr>
-          <w:i/>
-          <w:color w:val="145AA0"/>
-          <w:sz w:val="21"/>
-        </w:rPr>
-        <w:t>Q_2</w:t>
-      </w:r>
-      <w:r>
-        <w:rPr>
-          <w:color w:val="282C34"/>
-          <w:sz w:val="21"/>
-        </w:rPr>
-        <w:t xml:space="preserve"> turns ON, node </w:t>
-      </w:r>
-      <w:r>
-        <w:rPr>
-          <w:i/>
-          <w:color w:val="145AA0"/>
-          <w:sz w:val="21"/>
-        </w:rPr>
-        <w:t>SW</w:t>
-      </w:r>
-      <w:r>
-        <w:rPr>
-          <w:color w:val="282C34"/>
-          <w:sz w:val="21"/>
-        </w:rPr>
-        <w:t xml:space="preserve"> is pulled to ground (</w:t>
-      </w:r>
-      <w:r>
-        <w:rPr>
-          <w:i/>
-          <w:color w:val="145AA0"/>
-          <w:sz w:val="21"/>
-        </w:rPr>
-        <w:t>0\,V</w:t>
-      </w:r>
-      <w:r>
-        <w:rPr>
-          <w:color w:val="282C34"/>
-          <w:sz w:val="21"/>
-        </w:rPr>
-        <w:t>).</w:t>
+        <w:t>When low-side switch Q_2 turns ON, node SW is pulled to ground (0 V).</w:t>
       </w:r>
     </w:p>
     <w:p>
@@ -5301,67 +4494,7 @@
           <w:color w:val="282C34"/>
           <w:sz w:val="21"/>
         </w:rPr>
-        <w:t xml:space="preserve">Bootstrap capacitor </w:t>
-      </w:r>
-      <w:r>
-        <w:rPr>
-          <w:i/>
-          <w:color w:val="145AA0"/>
-          <w:sz w:val="21"/>
-        </w:rPr>
-        <w:t>C_{boot</w:t>
-      </w:r>
-      <w:r>
-        <w:rPr>
-          <w:color w:val="282C34"/>
-          <w:sz w:val="21"/>
-        </w:rPr>
-        <w:t xml:space="preserve"> is charged from </w:t>
-      </w:r>
-      <w:r>
-        <w:rPr>
-          <w:i/>
-          <w:color w:val="145AA0"/>
-          <w:sz w:val="21"/>
-        </w:rPr>
-        <w:t>V_{DRV</w:t>
-      </w:r>
-      <w:r>
-        <w:rPr>
-          <w:color w:val="282C34"/>
-          <w:sz w:val="21"/>
-        </w:rPr>
-        <w:t xml:space="preserve"> via diode </w:t>
-      </w:r>
-      <w:r>
-        <w:rPr>
-          <w:i/>
-          <w:color w:val="145AA0"/>
-          <w:sz w:val="21"/>
-        </w:rPr>
-        <w:t>D_{boot</w:t>
-      </w:r>
-      <w:r>
-        <w:rPr>
-          <w:color w:val="282C34"/>
-          <w:sz w:val="21"/>
-        </w:rPr>
-        <w:t xml:space="preserve"> to </w:t>
-      </w:r>
-      <w:r>
-        <w:rPr>
-          <w:i/>
-          <w:color w:val="145AA0"/>
-          <w:sz w:val="21"/>
-        </w:rPr>
-        <w:t>V_{DRV - V_F \approx 4.7\,V \dots 11.5\,V</w:t>
-      </w:r>
-      <w:r>
-        <w:rPr>
-          <w:color w:val="282C34"/>
-          <w:sz w:val="21"/>
-        </w:rPr>
-        <w:t>.</w:t>
+        <w:t>Bootstrap capacitor C_boot is charged from V_DRV via diode D_boot to V_DRV - V_F ≈ 4.7 V ... 11.5 V.</w:t>
       </w:r>
     </w:p>
     <w:p>
@@ -5375,67 +4508,7 @@
           <w:color w:val="282C34"/>
           <w:sz w:val="21"/>
         </w:rPr>
-        <w:t xml:space="preserve">When </w:t>
-      </w:r>
-      <w:r>
-        <w:rPr>
-          <w:i/>
-          <w:color w:val="145AA0"/>
-          <w:sz w:val="21"/>
-        </w:rPr>
-        <w:t>Q_2</w:t>
-      </w:r>
-      <w:r>
-        <w:rPr>
-          <w:color w:val="282C34"/>
-          <w:sz w:val="21"/>
-        </w:rPr>
-        <w:t xml:space="preserve"> turns OFF and </w:t>
-      </w:r>
-      <w:r>
-        <w:rPr>
-          <w:i/>
-          <w:color w:val="145AA0"/>
-          <w:sz w:val="21"/>
-        </w:rPr>
-        <w:t>Q_1</w:t>
-      </w:r>
-      <w:r>
-        <w:rPr>
-          <w:color w:val="282C34"/>
-          <w:sz w:val="21"/>
-        </w:rPr>
-        <w:t xml:space="preserve"> turns ON, node </w:t>
-      </w:r>
-      <w:r>
-        <w:rPr>
-          <w:i/>
-          <w:color w:val="145AA0"/>
-          <w:sz w:val="21"/>
-        </w:rPr>
-        <w:t>SW</w:t>
-      </w:r>
-      <w:r>
-        <w:rPr>
-          <w:color w:val="282C34"/>
-          <w:sz w:val="21"/>
-        </w:rPr>
-        <w:t xml:space="preserve"> swings to </w:t>
-      </w:r>
-      <w:r>
-        <w:rPr>
-          <w:i/>
-          <w:color w:val="145AA0"/>
-          <w:sz w:val="21"/>
-        </w:rPr>
-        <w:t>V_{IN</w:t>
-      </w:r>
-      <w:r>
-        <w:rPr>
-          <w:color w:val="282C34"/>
-          <w:sz w:val="21"/>
-        </w:rPr>
-        <w:t>.</w:t>
+        <w:t>When Q_2 turns OFF and Q_1 turns ON, node SW swings to V_IN.</w:t>
       </w:r>
     </w:p>
     <w:p>
@@ -5449,37 +4522,7 @@
           <w:color w:val="282C34"/>
           <w:sz w:val="21"/>
         </w:rPr>
-        <w:t xml:space="preserve">The floating bootstrap rail swings to </w:t>
-      </w:r>
-      <w:r>
-        <w:rPr>
-          <w:i/>
-          <w:color w:val="145AA0"/>
-          <w:sz w:val="21"/>
-        </w:rPr>
-        <w:t>V_{IN + V_{Cboot</w:t>
-      </w:r>
-      <w:r>
-        <w:rPr>
-          <w:color w:val="282C34"/>
-          <w:sz w:val="21"/>
-        </w:rPr>
-        <w:t xml:space="preserve">, maintaining </w:t>
-      </w:r>
-      <w:r>
-        <w:rPr>
-          <w:i/>
-          <w:color w:val="145AA0"/>
-          <w:sz w:val="21"/>
-        </w:rPr>
-        <w:t>V_{GS,Q1 &gt; V_{th</w:t>
-      </w:r>
-      <w:r>
-        <w:rPr>
-          <w:color w:val="282C34"/>
-          <w:sz w:val="21"/>
-        </w:rPr>
-        <w:t xml:space="preserve"> above the drain voltage to keep the high-side N-channel MOSFET fully enhanced.</w:t>
+        <w:t>The floating bootstrap rail swings to V_IN + V_Cboot, maintaining V_GS,Q1 &gt; V_th above the drain voltage to keep the high-side N-channel MOSFET fully enhanced.</w:t>
       </w:r>
     </w:p>
     <w:p>
@@ -5504,67 +4547,7 @@
           <w:color w:val="282C34"/>
           <w:sz w:val="21"/>
         </w:rPr>
-        <w:t xml:space="preserve">If </w:t>
-      </w:r>
-      <w:r>
-        <w:rPr>
-          <w:i/>
-          <w:color w:val="145AA0"/>
-          <w:sz w:val="21"/>
-        </w:rPr>
-        <w:t>Q_1</w:t>
-      </w:r>
-      <w:r>
-        <w:rPr>
-          <w:color w:val="282C34"/>
-          <w:sz w:val="21"/>
-        </w:rPr>
-        <w:t xml:space="preserve"> and </w:t>
-      </w:r>
-      <w:r>
-        <w:rPr>
-          <w:i/>
-          <w:color w:val="145AA0"/>
-          <w:sz w:val="21"/>
-        </w:rPr>
-        <w:t>Q_2</w:t>
-      </w:r>
-      <w:r>
-        <w:rPr>
-          <w:color w:val="282C34"/>
-          <w:sz w:val="21"/>
-        </w:rPr>
-        <w:t xml:space="preserve"> conduct simultaneously for even </w:t>
-      </w:r>
-      <w:r>
-        <w:rPr>
-          <w:i/>
-          <w:color w:val="145AA0"/>
-          <w:sz w:val="21"/>
-        </w:rPr>
-        <w:t>10\,ns</w:t>
-      </w:r>
-      <w:r>
-        <w:rPr>
-          <w:color w:val="282C34"/>
-          <w:sz w:val="21"/>
-        </w:rPr>
-        <w:t xml:space="preserve">, the full </w:t>
-      </w:r>
-      <w:r>
-        <w:rPr>
-          <w:i/>
-          <w:color w:val="145AA0"/>
-          <w:sz w:val="21"/>
-        </w:rPr>
-        <w:t>V_{IN</w:t>
-      </w:r>
-      <w:r>
-        <w:rPr>
-          <w:color w:val="282C34"/>
-          <w:sz w:val="21"/>
-        </w:rPr>
-        <w:t xml:space="preserve"> rail shorts directly to GND (</w:t>
+        <w:t>If Q_1 and Q_2 conduct simultaneously for even 10 ns, the full V_IN rail shorts directly to GND (</w:t>
       </w:r>
       <w:r>
         <w:rPr>
@@ -5579,22 +4562,7 @@
           <w:color w:val="282C34"/>
           <w:sz w:val="21"/>
         </w:rPr>
-        <w:t xml:space="preserve">), generating currents in excess of </w:t>
-      </w:r>
-      <w:r>
-        <w:rPr>
-          <w:i/>
-          <w:color w:val="145AA0"/>
-          <w:sz w:val="21"/>
-        </w:rPr>
-        <w:t>100\,A</w:t>
-      </w:r>
-      <w:r>
-        <w:rPr>
-          <w:color w:val="282C34"/>
-          <w:sz w:val="21"/>
-        </w:rPr>
-        <w:t xml:space="preserve"> and instantly destroying the MOSFETs.</w:t>
+        <w:t>), generating currents in excess of 100 A and instantly destroying the MOSFETs.</w:t>
       </w:r>
     </w:p>
     <w:p>
@@ -5616,52 +4584,7 @@
           <w:color w:val="282C34"/>
           <w:sz w:val="21"/>
         </w:rPr>
-        <w:t xml:space="preserve">: Gate drivers monitor the gate voltage of </w:t>
-      </w:r>
-      <w:r>
-        <w:rPr>
-          <w:i/>
-          <w:color w:val="145AA0"/>
-          <w:sz w:val="21"/>
-        </w:rPr>
-        <w:t>Q_1</w:t>
-      </w:r>
-      <w:r>
-        <w:rPr>
-          <w:color w:val="282C34"/>
-          <w:sz w:val="21"/>
-        </w:rPr>
-        <w:t xml:space="preserve"> and wait until </w:t>
-      </w:r>
-      <w:r>
-        <w:rPr>
-          <w:i/>
-          <w:color w:val="145AA0"/>
-          <w:sz w:val="21"/>
-        </w:rPr>
-        <w:t>V_{GS,Q1 &lt; 1.0\,V</w:t>
-      </w:r>
-      <w:r>
-        <w:rPr>
-          <w:color w:val="282C34"/>
-          <w:sz w:val="21"/>
-        </w:rPr>
-        <w:t xml:space="preserve"> before commanding </w:t>
-      </w:r>
-      <w:r>
-        <w:rPr>
-          <w:i/>
-          <w:color w:val="145AA0"/>
-          <w:sz w:val="21"/>
-        </w:rPr>
-        <w:t>Q_2</w:t>
-      </w:r>
-      <w:r>
-        <w:rPr>
-          <w:color w:val="282C34"/>
-          <w:sz w:val="21"/>
-        </w:rPr>
-        <w:t xml:space="preserve"> ON, and vice versa.</w:t>
+        <w:t>: Gate drivers monitor the gate voltage of Q_1 and wait until V_GS,Q1 &lt; 1.0 V before commanding Q_2 ON, and vice versa.</w:t>
       </w:r>
     </w:p>
     <w:p>
@@ -5704,15 +4627,7 @@
           <w:color w:val="282C34"/>
           <w:sz w:val="21"/>
         </w:rPr>
-        <w:t xml:space="preserve">: </w:t>
-      </w:r>
-      <w:r>
-        <w:rPr>
-          <w:i/>
-          <w:color w:val="145AA0"/>
-          <w:sz w:val="21"/>
-        </w:rPr>
-        <w:t>V_{IN = 12\,V ± 10\%</w:t>
+        <w:t>: V_IN = 12 V ± 10\%</w:t>
       </w:r>
     </w:p>
     <w:p>
@@ -5734,30 +4649,7 @@
           <w:color w:val="282C34"/>
           <w:sz w:val="21"/>
         </w:rPr>
-        <w:t xml:space="preserve">: </w:t>
-      </w:r>
-      <w:r>
-        <w:rPr>
-          <w:i/>
-          <w:color w:val="145AA0"/>
-          <w:sz w:val="21"/>
-        </w:rPr>
-        <w:t>V_o = 1.2\,V</w:t>
-      </w:r>
-      <w:r>
-        <w:rPr>
-          <w:color w:val="282C34"/>
-          <w:sz w:val="21"/>
-        </w:rPr>
-        <w:t xml:space="preserve">, </w:t>
-      </w:r>
-      <w:r>
-        <w:rPr>
-          <w:i/>
-          <w:color w:val="145AA0"/>
-          <w:sz w:val="21"/>
-        </w:rPr>
-        <w:t>I_o = 20\,A</w:t>
+        <w:t>: V_o = 1.2 V, I_o = 20 A</w:t>
       </w:r>
     </w:p>
     <w:p>
@@ -5779,15 +4671,7 @@
           <w:color w:val="282C34"/>
           <w:sz w:val="21"/>
         </w:rPr>
-        <w:t xml:space="preserve">: </w:t>
-      </w:r>
-      <w:r>
-        <w:rPr>
-          <w:i/>
-          <w:color w:val="145AA0"/>
-          <w:sz w:val="21"/>
-        </w:rPr>
-        <w:t>f_s = 500\,kHz</w:t>
+        <w:t>: f_s = 500 kHz</w:t>
       </w:r>
     </w:p>
     <w:p>
@@ -5809,37 +4693,7 @@
           <w:color w:val="282C34"/>
           <w:sz w:val="21"/>
         </w:rPr>
-        <w:t xml:space="preserve">: </w:t>
-      </w:r>
-      <w:r>
-        <w:rPr>
-          <w:i/>
-          <w:color w:val="145AA0"/>
-          <w:sz w:val="21"/>
-        </w:rPr>
-        <w:t>D = \frac{1.2\,V{12\,V = 0.10</w:t>
-      </w:r>
-      <w:r>
-        <w:rPr>
-          <w:color w:val="282C34"/>
-          <w:sz w:val="21"/>
-        </w:rPr>
-        <w:t xml:space="preserve"> (</w:t>
-      </w:r>
-      <w:r>
-        <w:rPr>
-          <w:i/>
-          <w:color w:val="145AA0"/>
-          <w:sz w:val="21"/>
-        </w:rPr>
-        <w:t>10\%</w:t>
-      </w:r>
-      <w:r>
-        <w:rPr>
-          <w:color w:val="282C34"/>
-          <w:sz w:val="21"/>
-        </w:rPr>
-        <w:t>)</w:t>
+        <w:t>: D = 1.2 V / 12 V = 0.10 (10\%)</w:t>
       </w:r>
     </w:p>
     <w:p>
@@ -5854,7 +4708,7 @@
           <w:color w:val="282C34"/>
           <w:sz w:val="21"/>
         </w:rPr>
-        <w:t>Inductor Sizing ($r = 0.3 \implies \Delta I_L = 6.0\,\text{A}$)</w:t>
+        <w:t>Inductor Sizing (r = 0.3 =&gt; Δ I_L = 6.0 A)</w:t>
       </w:r>
       <w:r>
         <w:rPr>
@@ -5864,32 +4718,50 @@
         <w:t>:</w:t>
       </w:r>
     </w:p>
-    <w:p>
-      <w:pPr>
-        <w:spacing w:after="80"/>
-      </w:pPr>
-      <w:r>
-        <w:rPr>
-          <w:i/>
-          <w:color w:val="145AA0"/>
-          <w:sz w:val="21"/>
-        </w:rPr>
-      </w:r>
-      <w:r>
-        <w:rPr>
-          <w:color w:val="282C34"/>
-          <w:sz w:val="21"/>
-        </w:rPr>
-        <w:t>L = \frac{1.2\,\text{V} \cdot (1 - 0.10)}{500\,000\,\text{Hz} \cdot 6.0\,\text{A}} = \frac{1.08}{3\,000\,000} = 0.36\,\mu\text{H} \implies \text{Select } 0.33\,\mu\text{H} \dots 0.47\,\mu\text{H}</w:t>
-      </w:r>
-      <w:r>
-        <w:rPr>
-          <w:i/>
-          <w:color w:val="145AA0"/>
-          <w:sz w:val="21"/>
-        </w:rPr>
-      </w:r>
-    </w:p>
+    <w:tbl>
+      <w:tblPr>
+        <w:tblW w:type="auto" w:w="0"/>
+        <w:jc w:val="center"/>
+        <w:tblLook w:firstColumn="1" w:firstRow="1" w:lastColumn="0" w:lastRow="0" w:noHBand="0" w:noVBand="1" w:val="04A0"/>
+      </w:tblPr>
+      <w:tblGrid>
+        <w:gridCol w:w="9792"/>
+      </w:tblGrid>
+      <w:tr>
+        <w:tc>
+          <w:tcPr>
+            <w:tcW w:type="dxa" w:w="9792"/>
+            <w:shd w:fill="F5F6F8"/>
+            <w:tcMar>
+              <w:top w:w="80" w:type="dxa"/>
+              <w:bottom w:w="80" w:type="dxa"/>
+              <w:left w:w="140" w:type="dxa"/>
+              <w:right w:w="140" w:type="dxa"/>
+            </w:tcMar>
+            <w:tcBorders>
+              <w:left w:val="single" w:sz="18" w:space="0" w:color="CBD5E0"/>
+              <w:top w:val="none"/>
+              <w:right w:val="none"/>
+              <w:bottom w:val="none"/>
+            </w:tcBorders>
+          </w:tcPr>
+          <w:p>
+            <w:pPr>
+              <w:spacing w:line="240" w:lineRule="auto" w:after="0"/>
+            </w:pPr>
+            <w:r>
+              <w:rPr>
+                <w:rFonts w:ascii="Consolas" w:hAnsi="Consolas"/>
+                <w:color w:val="2D3748"/>
+                <w:sz w:val="18"/>
+              </w:rPr>
+              <w:t>L = (1.2 V * (1 - 0.10)) / (500 000 Hz * 6.0 A) = 1.08 / 3 000 000 = 0.36 µH =&gt; Select 0.33 µH ... 0.47 µH</w:t>
+            </w:r>
+          </w:p>
+        </w:tc>
+      </w:tr>
+    </w:tbl>
+    <w:p/>
     <w:p>
       <w:pPr>
         <w:pStyle w:val="ListBullet"/>
@@ -5902,7 +4774,7 @@
           <w:color w:val="282C34"/>
           <w:sz w:val="21"/>
         </w:rPr>
-        <w:t>Output Capacitor Sizing ($\Delta V_o \le 15\,\text{mV}$)</w:t>
+        <w:t>Output Capacitor Sizing (Δ V_o &lt;= 15 mV)</w:t>
       </w:r>
       <w:r>
         <w:rPr>
@@ -5912,32 +4784,50 @@
         <w:t>:</w:t>
       </w:r>
     </w:p>
-    <w:p>
-      <w:pPr>
-        <w:spacing w:after="80"/>
-      </w:pPr>
-      <w:r>
-        <w:rPr>
-          <w:i/>
-          <w:color w:val="145AA0"/>
-          <w:sz w:val="21"/>
-        </w:rPr>
-      </w:r>
-      <w:r>
-        <w:rPr>
-          <w:color w:val="282C34"/>
-          <w:sz w:val="21"/>
-        </w:rPr>
-        <w:t>C_o \ge \frac{6.0\,\text{A}}{8 \cdot 500\,000\,\text{Hz} \cdot 0.015\,\text{V}} = 100\,\mu\text{F} \implies \text{Implement with } 3 \times 47\,\mu\text{F X7R Ceramic Caps}</w:t>
-      </w:r>
-      <w:r>
-        <w:rPr>
-          <w:i/>
-          <w:color w:val="145AA0"/>
-          <w:sz w:val="21"/>
-        </w:rPr>
-      </w:r>
-    </w:p>
+    <w:tbl>
+      <w:tblPr>
+        <w:tblW w:type="auto" w:w="0"/>
+        <w:jc w:val="center"/>
+        <w:tblLook w:firstColumn="1" w:firstRow="1" w:lastColumn="0" w:lastRow="0" w:noHBand="0" w:noVBand="1" w:val="04A0"/>
+      </w:tblPr>
+      <w:tblGrid>
+        <w:gridCol w:w="9792"/>
+      </w:tblGrid>
+      <w:tr>
+        <w:tc>
+          <w:tcPr>
+            <w:tcW w:type="dxa" w:w="9792"/>
+            <w:shd w:fill="F5F6F8"/>
+            <w:tcMar>
+              <w:top w:w="80" w:type="dxa"/>
+              <w:bottom w:w="80" w:type="dxa"/>
+              <w:left w:w="140" w:type="dxa"/>
+              <w:right w:w="140" w:type="dxa"/>
+            </w:tcMar>
+            <w:tcBorders>
+              <w:left w:val="single" w:sz="18" w:space="0" w:color="CBD5E0"/>
+              <w:top w:val="none"/>
+              <w:right w:val="none"/>
+              <w:bottom w:val="none"/>
+            </w:tcBorders>
+          </w:tcPr>
+          <w:p>
+            <w:pPr>
+              <w:spacing w:line="240" w:lineRule="auto" w:after="0"/>
+            </w:pPr>
+            <w:r>
+              <w:rPr>
+                <w:rFonts w:ascii="Consolas" w:hAnsi="Consolas"/>
+                <w:color w:val="2D3748"/>
+                <w:sz w:val="18"/>
+              </w:rPr>
+              <w:t>C_o &gt;= 6.0 A / (8 * 500 000 Hz * 0.015 V) = 100 µF =&gt; Implement with 3 * 47 µF X7R Ceramic Caps</w:t>
+            </w:r>
+          </w:p>
+        </w:tc>
+      </w:tr>
+    </w:tbl>
+    <w:p/>
     <w:sectPr>
       <w:footerReference w:type="default" r:id="rId9"/>
       <w:pgSz w:w="12240" w:h="15840"/>
